--- a/Horváth-Bence.docx
+++ b/Horváth-Bence.docx
@@ -219,6 +219,356 @@
                 <w:szCs w:val="2"/>
               </w:rPr>
             </w:pPr>
+            <w:r>
+              <mc:AlternateContent>
+                <mc:Choice Requires="wps">
+                  <w:drawing>
+                    <wp:anchor distT="0" distB="0" distL="114300" distR="114300" simplePos="0" relativeHeight="251777024" behindDoc="0" locked="0" layoutInCell="1" allowOverlap="1" wp14:anchorId="7ABB1598" wp14:editId="01A26F45">
+                      <wp:simplePos x="0" y="0"/>
+                      <wp:positionH relativeFrom="page">
+                        <wp:posOffset>-86995</wp:posOffset>
+                      </wp:positionH>
+                      <wp:positionV relativeFrom="page">
+                        <wp:posOffset>53340</wp:posOffset>
+                      </wp:positionV>
+                      <wp:extent cx="1691640" cy="719455"/>
+                      <wp:effectExtent l="38100" t="38100" r="118110" b="118745"/>
+                      <wp:wrapNone/>
+                      <wp:docPr id="31" name="Téglalap: lekerekített 1"/>
+                      <wp:cNvGraphicFramePr/>
+                      <a:graphic xmlns:a="http://schemas.openxmlformats.org/drawingml/2006/main">
+                        <a:graphicData uri="http://schemas.microsoft.com/office/word/2010/wordprocessingShape">
+                          <wps:wsp>
+                            <wps:cNvSpPr/>
+                            <wps:spPr>
+                              <a:xfrm>
+                                <a:off x="0" y="0"/>
+                                <a:ext cx="1691640" cy="719455"/>
+                              </a:xfrm>
+                              <a:custGeom>
+                                <a:avLst/>
+                                <a:gdLst>
+                                  <a:gd name="connsiteX0" fmla="*/ 0 w 1799590"/>
+                                  <a:gd name="connsiteY0" fmla="*/ 131977 h 791845"/>
+                                  <a:gd name="connsiteX1" fmla="*/ 131977 w 1799590"/>
+                                  <a:gd name="connsiteY1" fmla="*/ 0 h 791845"/>
+                                  <a:gd name="connsiteX2" fmla="*/ 659212 w 1799590"/>
+                                  <a:gd name="connsiteY2" fmla="*/ 0 h 791845"/>
+                                  <a:gd name="connsiteX3" fmla="*/ 1171091 w 1799590"/>
+                                  <a:gd name="connsiteY3" fmla="*/ 0 h 791845"/>
+                                  <a:gd name="connsiteX4" fmla="*/ 1667613 w 1799590"/>
+                                  <a:gd name="connsiteY4" fmla="*/ 0 h 791845"/>
+                                  <a:gd name="connsiteX5" fmla="*/ 1799590 w 1799590"/>
+                                  <a:gd name="connsiteY5" fmla="*/ 131977 h 791845"/>
+                                  <a:gd name="connsiteX6" fmla="*/ 1799590 w 1799590"/>
+                                  <a:gd name="connsiteY6" fmla="*/ 659868 h 791845"/>
+                                  <a:gd name="connsiteX7" fmla="*/ 1667613 w 1799590"/>
+                                  <a:gd name="connsiteY7" fmla="*/ 791845 h 791845"/>
+                                  <a:gd name="connsiteX8" fmla="*/ 1186447 w 1799590"/>
+                                  <a:gd name="connsiteY8" fmla="*/ 791845 h 791845"/>
+                                  <a:gd name="connsiteX9" fmla="*/ 720637 w 1799590"/>
+                                  <a:gd name="connsiteY9" fmla="*/ 791845 h 791845"/>
+                                  <a:gd name="connsiteX10" fmla="*/ 131977 w 1799590"/>
+                                  <a:gd name="connsiteY10" fmla="*/ 791845 h 791845"/>
+                                  <a:gd name="connsiteX11" fmla="*/ 0 w 1799590"/>
+                                  <a:gd name="connsiteY11" fmla="*/ 659868 h 791845"/>
+                                  <a:gd name="connsiteX12" fmla="*/ 0 w 1799590"/>
+                                  <a:gd name="connsiteY12" fmla="*/ 131977 h 791845"/>
+                                </a:gdLst>
+                                <a:ahLst/>
+                                <a:cxnLst>
+                                  <a:cxn ang="0">
+                                    <a:pos x="connsiteX0" y="connsiteY0"/>
+                                  </a:cxn>
+                                  <a:cxn ang="0">
+                                    <a:pos x="connsiteX1" y="connsiteY1"/>
+                                  </a:cxn>
+                                  <a:cxn ang="0">
+                                    <a:pos x="connsiteX2" y="connsiteY2"/>
+                                  </a:cxn>
+                                  <a:cxn ang="0">
+                                    <a:pos x="connsiteX3" y="connsiteY3"/>
+                                  </a:cxn>
+                                  <a:cxn ang="0">
+                                    <a:pos x="connsiteX4" y="connsiteY4"/>
+                                  </a:cxn>
+                                  <a:cxn ang="0">
+                                    <a:pos x="connsiteX5" y="connsiteY5"/>
+                                  </a:cxn>
+                                  <a:cxn ang="0">
+                                    <a:pos x="connsiteX6" y="connsiteY6"/>
+                                  </a:cxn>
+                                  <a:cxn ang="0">
+                                    <a:pos x="connsiteX7" y="connsiteY7"/>
+                                  </a:cxn>
+                                  <a:cxn ang="0">
+                                    <a:pos x="connsiteX8" y="connsiteY8"/>
+                                  </a:cxn>
+                                  <a:cxn ang="0">
+                                    <a:pos x="connsiteX9" y="connsiteY9"/>
+                                  </a:cxn>
+                                  <a:cxn ang="0">
+                                    <a:pos x="connsiteX10" y="connsiteY10"/>
+                                  </a:cxn>
+                                  <a:cxn ang="0">
+                                    <a:pos x="connsiteX11" y="connsiteY11"/>
+                                  </a:cxn>
+                                  <a:cxn ang="0">
+                                    <a:pos x="connsiteX12" y="connsiteY12"/>
+                                  </a:cxn>
+                                </a:cxnLst>
+                                <a:rect l="l" t="t" r="r" b="b"/>
+                                <a:pathLst>
+                                  <a:path w="1799590" h="791845" fill="none" extrusionOk="0">
+                                    <a:moveTo>
+                                      <a:pt x="0" y="131977"/>
+                                    </a:moveTo>
+                                    <a:cubicBezTo>
+                                      <a:pt x="-3136" y="74020"/>
+                                      <a:pt x="45686" y="1212"/>
+                                      <a:pt x="131977" y="0"/>
+                                    </a:cubicBezTo>
+                                    <a:cubicBezTo>
+                                      <a:pt x="310836" y="-14593"/>
+                                      <a:pt x="496240" y="5232"/>
+                                      <a:pt x="659212" y="0"/>
+                                    </a:cubicBezTo>
+                                    <a:cubicBezTo>
+                                      <a:pt x="822185" y="-5232"/>
+                                      <a:pt x="921670" y="-19982"/>
+                                      <a:pt x="1171091" y="0"/>
+                                    </a:cubicBezTo>
+                                    <a:cubicBezTo>
+                                      <a:pt x="1420512" y="19982"/>
+                                      <a:pt x="1545205" y="-12153"/>
+                                      <a:pt x="1667613" y="0"/>
+                                    </a:cubicBezTo>
+                                    <a:cubicBezTo>
+                                      <a:pt x="1743835" y="-6299"/>
+                                      <a:pt x="1810434" y="71820"/>
+                                      <a:pt x="1799590" y="131977"/>
+                                    </a:cubicBezTo>
+                                    <a:cubicBezTo>
+                                      <a:pt x="1791292" y="292193"/>
+                                      <a:pt x="1773209" y="434506"/>
+                                      <a:pt x="1799590" y="659868"/>
+                                    </a:cubicBezTo>
+                                    <a:cubicBezTo>
+                                      <a:pt x="1810415" y="737858"/>
+                                      <a:pt x="1754127" y="803782"/>
+                                      <a:pt x="1667613" y="791845"/>
+                                    </a:cubicBezTo>
+                                    <a:cubicBezTo>
+                                      <a:pt x="1431453" y="809592"/>
+                                      <a:pt x="1373763" y="785877"/>
+                                      <a:pt x="1186447" y="791845"/>
+                                    </a:cubicBezTo>
+                                    <a:cubicBezTo>
+                                      <a:pt x="999131" y="797813"/>
+                                      <a:pt x="895670" y="794926"/>
+                                      <a:pt x="720637" y="791845"/>
+                                    </a:cubicBezTo>
+                                    <a:cubicBezTo>
+                                      <a:pt x="545604" y="788765"/>
+                                      <a:pt x="373512" y="789436"/>
+                                      <a:pt x="131977" y="791845"/>
+                                    </a:cubicBezTo>
+                                    <a:cubicBezTo>
+                                      <a:pt x="64886" y="806690"/>
+                                      <a:pt x="-13406" y="737295"/>
+                                      <a:pt x="0" y="659868"/>
+                                    </a:cubicBezTo>
+                                    <a:cubicBezTo>
+                                      <a:pt x="5186" y="410436"/>
+                                      <a:pt x="3283" y="370806"/>
+                                      <a:pt x="0" y="131977"/>
+                                    </a:cubicBezTo>
+                                    <a:close/>
+                                  </a:path>
+                                  <a:path w="1799590" h="791845" stroke="0" extrusionOk="0">
+                                    <a:moveTo>
+                                      <a:pt x="0" y="131977"/>
+                                    </a:moveTo>
+                                    <a:cubicBezTo>
+                                      <a:pt x="1915" y="58945"/>
+                                      <a:pt x="60771" y="6148"/>
+                                      <a:pt x="131977" y="0"/>
+                                    </a:cubicBezTo>
+                                    <a:cubicBezTo>
+                                      <a:pt x="350563" y="22639"/>
+                                      <a:pt x="436111" y="-8943"/>
+                                      <a:pt x="613143" y="0"/>
+                                    </a:cubicBezTo>
+                                    <a:cubicBezTo>
+                                      <a:pt x="790175" y="8943"/>
+                                      <a:pt x="854693" y="1601"/>
+                                      <a:pt x="1078953" y="0"/>
+                                    </a:cubicBezTo>
+                                    <a:cubicBezTo>
+                                      <a:pt x="1303213" y="-1601"/>
+                                      <a:pt x="1377214" y="-2351"/>
+                                      <a:pt x="1667613" y="0"/>
+                                    </a:cubicBezTo>
+                                    <a:cubicBezTo>
+                                      <a:pt x="1749281" y="-12296"/>
+                                      <a:pt x="1802026" y="69975"/>
+                                      <a:pt x="1799590" y="131977"/>
+                                    </a:cubicBezTo>
+                                    <a:cubicBezTo>
+                                      <a:pt x="1814222" y="259125"/>
+                                      <a:pt x="1815672" y="442828"/>
+                                      <a:pt x="1799590" y="659868"/>
+                                    </a:cubicBezTo>
+                                    <a:cubicBezTo>
+                                      <a:pt x="1796140" y="724132"/>
+                                      <a:pt x="1728516" y="791086"/>
+                                      <a:pt x="1667613" y="791845"/>
+                                    </a:cubicBezTo>
+                                    <a:cubicBezTo>
+                                      <a:pt x="1435494" y="768936"/>
+                                      <a:pt x="1375016" y="770409"/>
+                                      <a:pt x="1201803" y="791845"/>
+                                    </a:cubicBezTo>
+                                    <a:cubicBezTo>
+                                      <a:pt x="1028590" y="813282"/>
+                                      <a:pt x="945417" y="780378"/>
+                                      <a:pt x="720637" y="791845"/>
+                                    </a:cubicBezTo>
+                                    <a:cubicBezTo>
+                                      <a:pt x="495857" y="803312"/>
+                                      <a:pt x="416187" y="816838"/>
+                                      <a:pt x="131977" y="791845"/>
+                                    </a:cubicBezTo>
+                                    <a:cubicBezTo>
+                                      <a:pt x="58420" y="784620"/>
+                                      <a:pt x="11280" y="724441"/>
+                                      <a:pt x="0" y="659868"/>
+                                    </a:cubicBezTo>
+                                    <a:cubicBezTo>
+                                      <a:pt x="7300" y="408801"/>
+                                      <a:pt x="-8607" y="349115"/>
+                                      <a:pt x="0" y="131977"/>
+                                    </a:cubicBezTo>
+                                    <a:close/>
+                                  </a:path>
+                                </a:pathLst>
+                              </a:custGeom>
+                              <a:solidFill>
+                                <a:srgbClr val="00B050"/>
+                              </a:solidFill>
+                              <a:ln>
+                                <a:extLst>
+                                  <a:ext uri="{C807C97D-BFC1-408E-A445-0C87EB9F89A2}">
+                                    <ask:lineSketchStyleProps xmlns="" xmlns:o="urn:schemas-microsoft-com:office:office" xmlns:oel="http://schemas.microsoft.com/office/2019/extlst" xmlns:v="urn:schemas-microsoft-com:vml" xmlns:w10="urn:schemas-microsoft-com:office:word" xmlns:w="http://schemas.openxmlformats.org/wordprocessingml/2006/main" xmlns:w16cex="http://schemas.microsoft.com/office/word/2018/wordml/cex" xmlns:w16="http://schemas.microsoft.com/office/word/2018/wordml" xmlns:w16du="http://schemas.microsoft.com/office/word/2023/wordml/word16du" xmlns:w16sdtdh="http://schemas.microsoft.com/office/word/2020/wordml/sdtdatahash" xmlns:ask="http://schemas.microsoft.com/office/drawing/2018/sketchyshapes" sd="3886230498">
+                                      <a:prstGeom prst="roundRect">
+                                        <a:avLst/>
+                                      </a:prstGeom>
+                                      <ask:type>
+                                        <ask:lineSketchFreehand/>
+                                      </ask:type>
+                                    </ask:lineSketchStyleProps>
+                                  </a:ext>
+                                </a:extLst>
+                              </a:ln>
+                              <a:effectLst>
+                                <a:outerShdw blurRad="50800" dist="38100" dir="2700000" algn="tl" rotWithShape="0">
+                                  <a:prstClr val="black">
+                                    <a:alpha val="40000"/>
+                                  </a:prstClr>
+                                </a:outerShdw>
+                              </a:effectLst>
+                            </wps:spPr>
+                            <wps:style>
+                              <a:lnRef idx="2">
+                                <a:schemeClr val="accent1">
+                                  <a:shade val="15000"/>
+                                </a:schemeClr>
+                              </a:lnRef>
+                              <a:fillRef idx="1">
+                                <a:schemeClr val="accent1"/>
+                              </a:fillRef>
+                              <a:effectRef idx="0">
+                                <a:schemeClr val="accent1"/>
+                              </a:effectRef>
+                              <a:fontRef idx="minor">
+                                <a:schemeClr val="lt1"/>
+                              </a:fontRef>
+                            </wps:style>
+                            <wps:txbx>
+                              <w:txbxContent>
+                                <w:p>
+                                  <w:pPr>
+                                    <w:jc w:val="center"/>
+                                    <w:rPr>
+                                      <w:b/>
+                                      <w:bCs/>
+                                      <w:lang w:val="hu-HU"/>
+                                    </w:rPr>
+                                  </w:pPr>
+                                  <w:r>
+                                    <w:rPr>
+                                      <w:rStyle w:val="Angol"/>
+                                      <w:b/>
+                                      <w:bCs/>
+                                    </w:rPr>
+                                    <w:t>Version</w:t>
+                                  </w:r>
+                                </w:p>
+                              </w:txbxContent>
+                            </wps:txbx>
+                            <wps:bodyPr rot="0" spcFirstLastPara="0" vertOverflow="overflow" horzOverflow="overflow" vert="horz" wrap="square" lIns="0" tIns="0" rIns="0" bIns="0" numCol="1" spcCol="0" rtlCol="0" fromWordArt="0" anchor="ctr" anchorCtr="0" forceAA="0" upright="1" compatLnSpc="1">
+                              <a:prstTxWarp prst="textNoShape">
+                                <a:avLst/>
+                              </a:prstTxWarp>
+                              <a:noAutofit/>
+                            </wps:bodyPr>
+                          </wps:wsp>
+                        </a:graphicData>
+                      </a:graphic>
+                      <wp14:sizeRelH relativeFrom="margin">
+                        <wp14:pctWidth>0</wp14:pctWidth>
+                      </wp14:sizeRelH>
+                      <wp14:sizeRelV relativeFrom="margin">
+                        <wp14:pctHeight>0</wp14:pctHeight>
+                      </wp14:sizeRelV>
+                    </wp:anchor>
+                  </w:drawing>
+                </mc:Choice>
+                <mc:Fallback>
+                  <w:pict>
+                    <v:shape w14:anchorId="7ABB1598" id="Téglalap: lekerekített 1" o:spid="_x0000_s1026" style="position:absolute;left:0;text-align:left;margin-left:-6.85pt;margin-top:4.2pt;width:133.2pt;height:56.65pt;z-index:251777024;visibility:visible;mso-wrap-style:square;mso-width-percent:0;mso-height-percent:0;mso-wrap-distance-left:9pt;mso-wrap-distance-top:0;mso-wrap-distance-right:9pt;mso-wrap-distance-bottom:0;mso-position-horizontal:absolute;mso-position-horizontal-relative:page;mso-position-vertical:absolute;mso-position-vertical-relative:page;mso-width-percent:0;mso-height-percent:0;mso-width-relative:margin;mso-height-relative:margin;v-text-anchor:middle" coordsize="1799590,791845" o:spt="100" o:gfxdata="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" adj="-11796480,,5400" path="m,131977nfc-3136,74020,45686,1212,131977,,310836,-14593,496240,5232,659212,v162973,-5232,262458,-19982,511879,c1420512,19982,1545205,-12153,1667613,v76222,-6299,142821,71820,131977,131977c1791292,292193,1773209,434506,1799590,659868v10825,77990,-45463,143914,-131977,131977c1431453,809592,1373763,785877,1186447,791845v-187316,5968,-290777,3081,-465810,c545604,788765,373512,789436,131977,791845,64886,806690,-13406,737295,,659868,5186,410436,3283,370806,,131977xem,131977nsc1915,58945,60771,6148,131977,,350563,22639,436111,-8943,613143,v177032,8943,241550,1601,465810,c1303213,-1601,1377214,-2351,1667613,v81668,-12296,134413,69975,131977,131977c1814222,259125,1815672,442828,1799590,659868v-3450,64264,-71074,131218,-131977,131977c1435494,768936,1375016,770409,1201803,791845v-173213,21437,-256386,-11467,-481166,c495857,803312,416187,816838,131977,791845,58420,784620,11280,724441,,659868,7300,408801,-8607,349115,,131977xe" fillcolor="#00b050" strokecolor="#09101d [484]" strokeweight="1pt">
+                      <v:stroke joinstyle="miter"/>
+                      <v:shadow on="t" color="black" opacity="26214f" origin="-.5,-.5" offset=".74836mm,.74836mm"/>
+                      <v:formulas/>
+                      <v:path arrowok="t" o:extrusionok="f" o:connecttype="custom" o:connectlocs="0,119912;124060,0;619669,0;1100842,0;1567580,0;1691640,119912;1691640,599543;1567580,719455;1115277,719455;677409,719455;124060,719455;0,599543;0,119912" o:connectangles="0,0,0,0,0,0,0,0,0,0,0,0,0" textboxrect="0,0,1799590,791845"/>
+                      <v:textbox inset="0,0,0,0">
+                        <w:txbxContent>
+                          <w:p>
+                            <w:pPr>
+                              <w:jc w:val="center"/>
+                              <w:rPr>
+                                <w:b/>
+                                <w:bCs/>
+                                <w:lang w:val="hu-HU"/>
+                              </w:rPr>
+                            </w:pPr>
+                            <w:r>
+                              <w:rPr>
+                                <w:rStyle w:val="Angol"/>
+                                <w:b/>
+                                <w:bCs/>
+                              </w:rPr>
+                              <w:t>Version</w:t>
+                            </w:r>
+                          </w:p>
+                        </w:txbxContent>
+                      </v:textbox>
+                      <w10:wrap anchorx="page" anchory="page"/>
+                    </v:shape>
+                  </w:pict>
+                </mc:Fallback>
+              </mc:AlternateContent>
+            </w:r>
           </w:p>
         </w:tc>
       </w:tr>
@@ -490,6 +840,1386 @@
                 <w:bCs/>
               </w:rPr>
             </w:pPr>
+            <w:r>
+              <mc:AlternateContent>
+                <mc:Choice Requires="wps">
+                  <w:drawing>
+                    <wp:anchor distT="0" distB="0" distL="114300" distR="114300" simplePos="0" relativeHeight="251779072" behindDoc="0" locked="0" layoutInCell="1" allowOverlap="1" wp14:anchorId="1B16DF9A" wp14:editId="0DD35EE6">
+                      <wp:simplePos x="0" y="0"/>
+                      <wp:positionH relativeFrom="page">
+                        <wp:posOffset>24130</wp:posOffset>
+                      </wp:positionH>
+                      <wp:positionV relativeFrom="page">
+                        <wp:posOffset>13335</wp:posOffset>
+                      </wp:positionV>
+                      <wp:extent cx="1691640" cy="719455"/>
+                      <wp:effectExtent l="38100" t="38100" r="118110" b="118745"/>
+                      <wp:wrapNone/>
+                      <wp:docPr id="32" name="Téglalap: lekerekített 1"/>
+                      <wp:cNvGraphicFramePr/>
+                      <a:graphic xmlns:a="http://schemas.openxmlformats.org/drawingml/2006/main">
+                        <a:graphicData uri="http://schemas.microsoft.com/office/word/2010/wordprocessingShape">
+                          <wps:wsp>
+                            <wps:cNvSpPr/>
+                            <wps:spPr>
+                              <a:xfrm>
+                                <a:off x="0" y="0"/>
+                                <a:ext cx="1691640" cy="719455"/>
+                              </a:xfrm>
+                              <a:custGeom>
+                                <a:avLst/>
+                                <a:gdLst>
+                                  <a:gd name="connsiteX0" fmla="*/ 0 w 1799590"/>
+                                  <a:gd name="connsiteY0" fmla="*/ 131977 h 791845"/>
+                                  <a:gd name="connsiteX1" fmla="*/ 131977 w 1799590"/>
+                                  <a:gd name="connsiteY1" fmla="*/ 0 h 791845"/>
+                                  <a:gd name="connsiteX2" fmla="*/ 659212 w 1799590"/>
+                                  <a:gd name="connsiteY2" fmla="*/ 0 h 791845"/>
+                                  <a:gd name="connsiteX3" fmla="*/ 1171091 w 1799590"/>
+                                  <a:gd name="connsiteY3" fmla="*/ 0 h 791845"/>
+                                  <a:gd name="connsiteX4" fmla="*/ 1667613 w 1799590"/>
+                                  <a:gd name="connsiteY4" fmla="*/ 0 h 791845"/>
+                                  <a:gd name="connsiteX5" fmla="*/ 1799590 w 1799590"/>
+                                  <a:gd name="connsiteY5" fmla="*/ 131977 h 791845"/>
+                                  <a:gd name="connsiteX6" fmla="*/ 1799590 w 1799590"/>
+                                  <a:gd name="connsiteY6" fmla="*/ 659868 h 791845"/>
+                                  <a:gd name="connsiteX7" fmla="*/ 1667613 w 1799590"/>
+                                  <a:gd name="connsiteY7" fmla="*/ 791845 h 791845"/>
+                                  <a:gd name="connsiteX8" fmla="*/ 1186447 w 1799590"/>
+                                  <a:gd name="connsiteY8" fmla="*/ 791845 h 791845"/>
+                                  <a:gd name="connsiteX9" fmla="*/ 720637 w 1799590"/>
+                                  <a:gd name="connsiteY9" fmla="*/ 791845 h 791845"/>
+                                  <a:gd name="connsiteX10" fmla="*/ 131977 w 1799590"/>
+                                  <a:gd name="connsiteY10" fmla="*/ 791845 h 791845"/>
+                                  <a:gd name="connsiteX11" fmla="*/ 0 w 1799590"/>
+                                  <a:gd name="connsiteY11" fmla="*/ 659868 h 791845"/>
+                                  <a:gd name="connsiteX12" fmla="*/ 0 w 1799590"/>
+                                  <a:gd name="connsiteY12" fmla="*/ 131977 h 791845"/>
+                                </a:gdLst>
+                                <a:ahLst/>
+                                <a:cxnLst>
+                                  <a:cxn ang="0">
+                                    <a:pos x="connsiteX0" y="connsiteY0"/>
+                                  </a:cxn>
+                                  <a:cxn ang="0">
+                                    <a:pos x="connsiteX1" y="connsiteY1"/>
+                                  </a:cxn>
+                                  <a:cxn ang="0">
+                                    <a:pos x="connsiteX2" y="connsiteY2"/>
+                                  </a:cxn>
+                                  <a:cxn ang="0">
+                                    <a:pos x="connsiteX3" y="connsiteY3"/>
+                                  </a:cxn>
+                                  <a:cxn ang="0">
+                                    <a:pos x="connsiteX4" y="connsiteY4"/>
+                                  </a:cxn>
+                                  <a:cxn ang="0">
+                                    <a:pos x="connsiteX5" y="connsiteY5"/>
+                                  </a:cxn>
+                                  <a:cxn ang="0">
+                                    <a:pos x="connsiteX6" y="connsiteY6"/>
+                                  </a:cxn>
+                                  <a:cxn ang="0">
+                                    <a:pos x="connsiteX7" y="connsiteY7"/>
+                                  </a:cxn>
+                                  <a:cxn ang="0">
+                                    <a:pos x="connsiteX8" y="connsiteY8"/>
+                                  </a:cxn>
+                                  <a:cxn ang="0">
+                                    <a:pos x="connsiteX9" y="connsiteY9"/>
+                                  </a:cxn>
+                                  <a:cxn ang="0">
+                                    <a:pos x="connsiteX10" y="connsiteY10"/>
+                                  </a:cxn>
+                                  <a:cxn ang="0">
+                                    <a:pos x="connsiteX11" y="connsiteY11"/>
+                                  </a:cxn>
+                                  <a:cxn ang="0">
+                                    <a:pos x="connsiteX12" y="connsiteY12"/>
+                                  </a:cxn>
+                                </a:cxnLst>
+                                <a:rect l="l" t="t" r="r" b="b"/>
+                                <a:pathLst>
+                                  <a:path w="1799590" h="791845" fill="none" extrusionOk="0">
+                                    <a:moveTo>
+                                      <a:pt x="0" y="131977"/>
+                                    </a:moveTo>
+                                    <a:cubicBezTo>
+                                      <a:pt x="-3136" y="74020"/>
+                                      <a:pt x="45686" y="1212"/>
+                                      <a:pt x="131977" y="0"/>
+                                    </a:cubicBezTo>
+                                    <a:cubicBezTo>
+                                      <a:pt x="310836" y="-14593"/>
+                                      <a:pt x="496240" y="5232"/>
+                                      <a:pt x="659212" y="0"/>
+                                    </a:cubicBezTo>
+                                    <a:cubicBezTo>
+                                      <a:pt x="822185" y="-5232"/>
+                                      <a:pt x="921670" y="-19982"/>
+                                      <a:pt x="1171091" y="0"/>
+                                    </a:cubicBezTo>
+                                    <a:cubicBezTo>
+                                      <a:pt x="1420512" y="19982"/>
+                                      <a:pt x="1545205" y="-12153"/>
+                                      <a:pt x="1667613" y="0"/>
+                                    </a:cubicBezTo>
+                                    <a:cubicBezTo>
+                                      <a:pt x="1743835" y="-6299"/>
+                                      <a:pt x="1810434" y="71820"/>
+                                      <a:pt x="1799590" y="131977"/>
+                                    </a:cubicBezTo>
+                                    <a:cubicBezTo>
+                                      <a:pt x="1791292" y="292193"/>
+                                      <a:pt x="1773209" y="434506"/>
+                                      <a:pt x="1799590" y="659868"/>
+                                    </a:cubicBezTo>
+                                    <a:cubicBezTo>
+                                      <a:pt x="1810415" y="737858"/>
+                                      <a:pt x="1754127" y="803782"/>
+                                      <a:pt x="1667613" y="791845"/>
+                                    </a:cubicBezTo>
+                                    <a:cubicBezTo>
+                                      <a:pt x="1431453" y="809592"/>
+                                      <a:pt x="1373763" y="785877"/>
+                                      <a:pt x="1186447" y="791845"/>
+                                    </a:cubicBezTo>
+                                    <a:cubicBezTo>
+                                      <a:pt x="999131" y="797813"/>
+                                      <a:pt x="895670" y="794926"/>
+                                      <a:pt x="720637" y="791845"/>
+                                    </a:cubicBezTo>
+                                    <a:cubicBezTo>
+                                      <a:pt x="545604" y="788765"/>
+                                      <a:pt x="373512" y="789436"/>
+                                      <a:pt x="131977" y="791845"/>
+                                    </a:cubicBezTo>
+                                    <a:cubicBezTo>
+                                      <a:pt x="64886" y="806690"/>
+                                      <a:pt x="-13406" y="737295"/>
+                                      <a:pt x="0" y="659868"/>
+                                    </a:cubicBezTo>
+                                    <a:cubicBezTo>
+                                      <a:pt x="5186" y="410436"/>
+                                      <a:pt x="3283" y="370806"/>
+                                      <a:pt x="0" y="131977"/>
+                                    </a:cubicBezTo>
+                                    <a:close/>
+                                  </a:path>
+                                  <a:path w="1799590" h="791845" stroke="0" extrusionOk="0">
+                                    <a:moveTo>
+                                      <a:pt x="0" y="131977"/>
+                                    </a:moveTo>
+                                    <a:cubicBezTo>
+                                      <a:pt x="1915" y="58945"/>
+                                      <a:pt x="60771" y="6148"/>
+                                      <a:pt x="131977" y="0"/>
+                                    </a:cubicBezTo>
+                                    <a:cubicBezTo>
+                                      <a:pt x="350563" y="22639"/>
+                                      <a:pt x="436111" y="-8943"/>
+                                      <a:pt x="613143" y="0"/>
+                                    </a:cubicBezTo>
+                                    <a:cubicBezTo>
+                                      <a:pt x="790175" y="8943"/>
+                                      <a:pt x="854693" y="1601"/>
+                                      <a:pt x="1078953" y="0"/>
+                                    </a:cubicBezTo>
+                                    <a:cubicBezTo>
+                                      <a:pt x="1303213" y="-1601"/>
+                                      <a:pt x="1377214" y="-2351"/>
+                                      <a:pt x="1667613" y="0"/>
+                                    </a:cubicBezTo>
+                                    <a:cubicBezTo>
+                                      <a:pt x="1749281" y="-12296"/>
+                                      <a:pt x="1802026" y="69975"/>
+                                      <a:pt x="1799590" y="131977"/>
+                                    </a:cubicBezTo>
+                                    <a:cubicBezTo>
+                                      <a:pt x="1814222" y="259125"/>
+                                      <a:pt x="1815672" y="442828"/>
+                                      <a:pt x="1799590" y="659868"/>
+                                    </a:cubicBezTo>
+                                    <a:cubicBezTo>
+                                      <a:pt x="1796140" y="724132"/>
+                                      <a:pt x="1728516" y="791086"/>
+                                      <a:pt x="1667613" y="791845"/>
+                                    </a:cubicBezTo>
+                                    <a:cubicBezTo>
+                                      <a:pt x="1435494" y="768936"/>
+                                      <a:pt x="1375016" y="770409"/>
+                                      <a:pt x="1201803" y="791845"/>
+                                    </a:cubicBezTo>
+                                    <a:cubicBezTo>
+                                      <a:pt x="1028590" y="813282"/>
+                                      <a:pt x="945417" y="780378"/>
+                                      <a:pt x="720637" y="791845"/>
+                                    </a:cubicBezTo>
+                                    <a:cubicBezTo>
+                                      <a:pt x="495857" y="803312"/>
+                                      <a:pt x="416187" y="816838"/>
+                                      <a:pt x="131977" y="791845"/>
+                                    </a:cubicBezTo>
+                                    <a:cubicBezTo>
+                                      <a:pt x="58420" y="784620"/>
+                                      <a:pt x="11280" y="724441"/>
+                                      <a:pt x="0" y="659868"/>
+                                    </a:cubicBezTo>
+                                    <a:cubicBezTo>
+                                      <a:pt x="7300" y="408801"/>
+                                      <a:pt x="-8607" y="349115"/>
+                                      <a:pt x="0" y="131977"/>
+                                    </a:cubicBezTo>
+                                    <a:close/>
+                                  </a:path>
+                                </a:pathLst>
+                              </a:custGeom>
+                              <a:solidFill>
+                                <a:srgbClr val="00B050"/>
+                              </a:solidFill>
+                              <a:ln>
+                                <a:extLst>
+                                  <a:ext uri="{C807C97D-BFC1-408E-A445-0C87EB9F89A2}">
+                                    <ask:lineSketchStyleProps xmlns="" xmlns:o="urn:schemas-microsoft-com:office:office" xmlns:oel="http://schemas.microsoft.com/office/2019/extlst" xmlns:v="urn:schemas-microsoft-com:vml" xmlns:w10="urn:schemas-microsoft-com:office:word" xmlns:w="http://schemas.openxmlformats.org/wordprocessingml/2006/main" xmlns:w16cex="http://schemas.microsoft.com/office/word/2018/wordml/cex" xmlns:w16="http://schemas.microsoft.com/office/word/2018/wordml" xmlns:w16du="http://schemas.microsoft.com/office/word/2023/wordml/word16du" xmlns:w16sdtdh="http://schemas.microsoft.com/office/word/2020/wordml/sdtdatahash" xmlns:ask="http://schemas.microsoft.com/office/drawing/2018/sketchyshapes" sd="3886230498">
+                                      <a:prstGeom prst="roundRect">
+                                        <a:avLst/>
+                                      </a:prstGeom>
+                                      <ask:type>
+                                        <ask:lineSketchFreehand/>
+                                      </ask:type>
+                                    </ask:lineSketchStyleProps>
+                                  </a:ext>
+                                </a:extLst>
+                              </a:ln>
+                              <a:effectLst>
+                                <a:outerShdw blurRad="50800" dist="38100" dir="2700000" algn="tl" rotWithShape="0">
+                                  <a:prstClr val="black">
+                                    <a:alpha val="40000"/>
+                                  </a:prstClr>
+                                </a:outerShdw>
+                              </a:effectLst>
+                            </wps:spPr>
+                            <wps:style>
+                              <a:lnRef idx="2">
+                                <a:schemeClr val="accent1">
+                                  <a:shade val="15000"/>
+                                </a:schemeClr>
+                              </a:lnRef>
+                              <a:fillRef idx="1">
+                                <a:schemeClr val="accent1"/>
+                              </a:fillRef>
+                              <a:effectRef idx="0">
+                                <a:schemeClr val="accent1"/>
+                              </a:effectRef>
+                              <a:fontRef idx="minor">
+                                <a:schemeClr val="lt1"/>
+                              </a:fontRef>
+                            </wps:style>
+                            <wps:txbx>
+                              <w:txbxContent>
+                                <w:p>
+                                  <w:pPr>
+                                    <w:jc w:val="center"/>
+                                    <w:rPr>
+                                      <w:b/>
+                                      <w:bCs/>
+                                      <w:lang w:val="hu-HU"/>
+                                    </w:rPr>
+                                  </w:pPr>
+                                  <w:r>
+                                    <w:rPr>
+                                      <w:rStyle w:val="Angol"/>
+                                      <w:b/>
+                                      <w:bCs/>
+                                    </w:rPr>
+                                    <w:t>Git</w:t>
+                                  </w:r>
+                                </w:p>
+                              </w:txbxContent>
+                            </wps:txbx>
+                            <wps:bodyPr rot="0" spcFirstLastPara="0" vertOverflow="overflow" horzOverflow="overflow" vert="horz" wrap="square" lIns="0" tIns="0" rIns="0" bIns="0" numCol="1" spcCol="0" rtlCol="0" fromWordArt="0" anchor="ctr" anchorCtr="0" forceAA="0" upright="1" compatLnSpc="1">
+                              <a:prstTxWarp prst="textNoShape">
+                                <a:avLst/>
+                              </a:prstTxWarp>
+                              <a:noAutofit/>
+                            </wps:bodyPr>
+                          </wps:wsp>
+                        </a:graphicData>
+                      </a:graphic>
+                      <wp14:sizeRelH relativeFrom="margin">
+                        <wp14:pctWidth>0</wp14:pctWidth>
+                      </wp14:sizeRelH>
+                      <wp14:sizeRelV relativeFrom="margin">
+                        <wp14:pctHeight>0</wp14:pctHeight>
+                      </wp14:sizeRelV>
+                    </wp:anchor>
+                  </w:drawing>
+                </mc:Choice>
+                <mc:Fallback>
+                  <w:pict>
+                    <v:shape w14:anchorId="1B16DF9A" id="_x0000_s1027" style="position:absolute;left:0;text-align:left;margin-left:1.9pt;margin-top:1.05pt;width:133.2pt;height:56.65pt;z-index:251779072;visibility:visible;mso-wrap-style:square;mso-width-percent:0;mso-height-percent:0;mso-wrap-distance-left:9pt;mso-wrap-distance-top:0;mso-wrap-distance-right:9pt;mso-wrap-distance-bottom:0;mso-position-horizontal:absolute;mso-position-horizontal-relative:page;mso-position-vertical:absolute;mso-position-vertical-relative:page;mso-width-percent:0;mso-height-percent:0;mso-width-relative:margin;mso-height-relative:margin;v-text-anchor:middle" coordsize="1799590,791845" o:spt="100" o:gfxdata="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" adj="-11796480,,5400" path="m,131977nfc-3136,74020,45686,1212,131977,,310836,-14593,496240,5232,659212,v162973,-5232,262458,-19982,511879,c1420512,19982,1545205,-12153,1667613,v76222,-6299,142821,71820,131977,131977c1791292,292193,1773209,434506,1799590,659868v10825,77990,-45463,143914,-131977,131977c1431453,809592,1373763,785877,1186447,791845v-187316,5968,-290777,3081,-465810,c545604,788765,373512,789436,131977,791845,64886,806690,-13406,737295,,659868,5186,410436,3283,370806,,131977xem,131977nsc1915,58945,60771,6148,131977,,350563,22639,436111,-8943,613143,v177032,8943,241550,1601,465810,c1303213,-1601,1377214,-2351,1667613,v81668,-12296,134413,69975,131977,131977c1814222,259125,1815672,442828,1799590,659868v-3450,64264,-71074,131218,-131977,131977c1435494,768936,1375016,770409,1201803,791845v-173213,21437,-256386,-11467,-481166,c495857,803312,416187,816838,131977,791845,58420,784620,11280,724441,,659868,7300,408801,-8607,349115,,131977xe" fillcolor="#00b050" strokecolor="#09101d [484]" strokeweight="1pt">
+                      <v:stroke joinstyle="miter"/>
+                      <v:shadow on="t" color="black" opacity="26214f" origin="-.5,-.5" offset=".74836mm,.74836mm"/>
+                      <v:formulas/>
+                      <v:path arrowok="t" o:extrusionok="f" o:connecttype="custom" o:connectlocs="0,119912;124060,0;619669,0;1100842,0;1567580,0;1691640,119912;1691640,599543;1567580,719455;1115277,719455;677409,719455;124060,719455;0,599543;0,119912" o:connectangles="0,0,0,0,0,0,0,0,0,0,0,0,0" textboxrect="0,0,1799590,791845"/>
+                      <v:textbox inset="0,0,0,0">
+                        <w:txbxContent>
+                          <w:p>
+                            <w:pPr>
+                              <w:jc w:val="center"/>
+                              <w:rPr>
+                                <w:b/>
+                                <w:bCs/>
+                                <w:lang w:val="hu-HU"/>
+                              </w:rPr>
+                            </w:pPr>
+                            <w:r>
+                              <w:rPr>
+                                <w:rStyle w:val="Angol"/>
+                                <w:b/>
+                                <w:bCs/>
+                              </w:rPr>
+                              <w:t>Git</w:t>
+                            </w:r>
+                          </w:p>
+                        </w:txbxContent>
+                      </v:textbox>
+                      <w10:wrap anchorx="page" anchory="page"/>
+                    </v:shape>
+                  </w:pict>
+                </mc:Fallback>
+              </mc:AlternateContent>
+            </w:r>
+          </w:p>
+        </w:tc>
+      </w:tr>
+      <w:tr>
+        <w:trPr>
+          <w:trHeight w:val="113"/>
+        </w:trPr>
+        <w:tc>
+          <w:tcPr>
+            <w:tcW w:w="7938" w:type="dxa"/>
+            <w:tcBorders>
+              <w:top w:val="single" w:sz="4" w:space="0" w:color="auto"/>
+              <w:left w:val="nil"/>
+              <w:bottom w:val="nil"/>
+            </w:tcBorders>
+            <w:vAlign w:val="center"/>
+          </w:tcPr>
+          <w:p>
+            <w:pPr>
+              <w:jc w:val="center"/>
+              <w:rPr>
+                <w:bCs/>
+                <w:sz w:val="2"/>
+                <w:szCs w:val="2"/>
+              </w:rPr>
+            </w:pPr>
+          </w:p>
+        </w:tc>
+        <w:tc>
+          <w:tcPr>
+            <w:tcW w:w="334" w:type="dxa"/>
+            <w:tcBorders>
+              <w:top w:val="nil"/>
+              <w:left w:val="nil"/>
+              <w:bottom w:val="nil"/>
+              <w:right w:val="nil"/>
+            </w:tcBorders>
+          </w:tcPr>
+          <w:p>
+            <w:pPr>
+              <w:jc w:val="center"/>
+              <w:rPr>
+                <w:bCs/>
+                <w:sz w:val="2"/>
+                <w:szCs w:val="2"/>
+              </w:rPr>
+            </w:pPr>
+          </w:p>
+        </w:tc>
+        <w:tc>
+          <w:tcPr>
+            <w:tcW w:w="2645" w:type="dxa"/>
+            <w:tcBorders>
+              <w:top w:val="dashed" w:sz="4" w:space="0" w:color="auto"/>
+              <w:left w:val="nil"/>
+              <w:bottom w:val="dashed" w:sz="4" w:space="0" w:color="auto"/>
+            </w:tcBorders>
+          </w:tcPr>
+          <w:p>
+            <w:pPr>
+              <w:jc w:val="center"/>
+              <w:rPr>
+                <w:bCs/>
+                <w:sz w:val="2"/>
+                <w:szCs w:val="2"/>
+              </w:rPr>
+            </w:pPr>
+            <w:r>
+              <mc:AlternateContent>
+                <mc:Choice Requires="wps">
+                  <w:drawing>
+                    <wp:anchor distT="0" distB="0" distL="114300" distR="114300" simplePos="0" relativeHeight="251781120" behindDoc="0" locked="0" layoutInCell="1" allowOverlap="1" wp14:anchorId="18A95225" wp14:editId="552DFC9F">
+                      <wp:simplePos x="0" y="0"/>
+                      <wp:positionH relativeFrom="page">
+                        <wp:posOffset>65405</wp:posOffset>
+                      </wp:positionH>
+                      <wp:positionV relativeFrom="page">
+                        <wp:posOffset>60960</wp:posOffset>
+                      </wp:positionV>
+                      <wp:extent cx="1691640" cy="719455"/>
+                      <wp:effectExtent l="38100" t="38100" r="118110" b="118745"/>
+                      <wp:wrapNone/>
+                      <wp:docPr id="33" name="Téglalap: lekerekített 1"/>
+                      <wp:cNvGraphicFramePr/>
+                      <a:graphic xmlns:a="http://schemas.openxmlformats.org/drawingml/2006/main">
+                        <a:graphicData uri="http://schemas.microsoft.com/office/word/2010/wordprocessingShape">
+                          <wps:wsp>
+                            <wps:cNvSpPr/>
+                            <wps:spPr>
+                              <a:xfrm>
+                                <a:off x="0" y="0"/>
+                                <a:ext cx="1691640" cy="719455"/>
+                              </a:xfrm>
+                              <a:custGeom>
+                                <a:avLst/>
+                                <a:gdLst>
+                                  <a:gd name="connsiteX0" fmla="*/ 0 w 1799590"/>
+                                  <a:gd name="connsiteY0" fmla="*/ 131977 h 791845"/>
+                                  <a:gd name="connsiteX1" fmla="*/ 131977 w 1799590"/>
+                                  <a:gd name="connsiteY1" fmla="*/ 0 h 791845"/>
+                                  <a:gd name="connsiteX2" fmla="*/ 659212 w 1799590"/>
+                                  <a:gd name="connsiteY2" fmla="*/ 0 h 791845"/>
+                                  <a:gd name="connsiteX3" fmla="*/ 1171091 w 1799590"/>
+                                  <a:gd name="connsiteY3" fmla="*/ 0 h 791845"/>
+                                  <a:gd name="connsiteX4" fmla="*/ 1667613 w 1799590"/>
+                                  <a:gd name="connsiteY4" fmla="*/ 0 h 791845"/>
+                                  <a:gd name="connsiteX5" fmla="*/ 1799590 w 1799590"/>
+                                  <a:gd name="connsiteY5" fmla="*/ 131977 h 791845"/>
+                                  <a:gd name="connsiteX6" fmla="*/ 1799590 w 1799590"/>
+                                  <a:gd name="connsiteY6" fmla="*/ 659868 h 791845"/>
+                                  <a:gd name="connsiteX7" fmla="*/ 1667613 w 1799590"/>
+                                  <a:gd name="connsiteY7" fmla="*/ 791845 h 791845"/>
+                                  <a:gd name="connsiteX8" fmla="*/ 1186447 w 1799590"/>
+                                  <a:gd name="connsiteY8" fmla="*/ 791845 h 791845"/>
+                                  <a:gd name="connsiteX9" fmla="*/ 720637 w 1799590"/>
+                                  <a:gd name="connsiteY9" fmla="*/ 791845 h 791845"/>
+                                  <a:gd name="connsiteX10" fmla="*/ 131977 w 1799590"/>
+                                  <a:gd name="connsiteY10" fmla="*/ 791845 h 791845"/>
+                                  <a:gd name="connsiteX11" fmla="*/ 0 w 1799590"/>
+                                  <a:gd name="connsiteY11" fmla="*/ 659868 h 791845"/>
+                                  <a:gd name="connsiteX12" fmla="*/ 0 w 1799590"/>
+                                  <a:gd name="connsiteY12" fmla="*/ 131977 h 791845"/>
+                                </a:gdLst>
+                                <a:ahLst/>
+                                <a:cxnLst>
+                                  <a:cxn ang="0">
+                                    <a:pos x="connsiteX0" y="connsiteY0"/>
+                                  </a:cxn>
+                                  <a:cxn ang="0">
+                                    <a:pos x="connsiteX1" y="connsiteY1"/>
+                                  </a:cxn>
+                                  <a:cxn ang="0">
+                                    <a:pos x="connsiteX2" y="connsiteY2"/>
+                                  </a:cxn>
+                                  <a:cxn ang="0">
+                                    <a:pos x="connsiteX3" y="connsiteY3"/>
+                                  </a:cxn>
+                                  <a:cxn ang="0">
+                                    <a:pos x="connsiteX4" y="connsiteY4"/>
+                                  </a:cxn>
+                                  <a:cxn ang="0">
+                                    <a:pos x="connsiteX5" y="connsiteY5"/>
+                                  </a:cxn>
+                                  <a:cxn ang="0">
+                                    <a:pos x="connsiteX6" y="connsiteY6"/>
+                                  </a:cxn>
+                                  <a:cxn ang="0">
+                                    <a:pos x="connsiteX7" y="connsiteY7"/>
+                                  </a:cxn>
+                                  <a:cxn ang="0">
+                                    <a:pos x="connsiteX8" y="connsiteY8"/>
+                                  </a:cxn>
+                                  <a:cxn ang="0">
+                                    <a:pos x="connsiteX9" y="connsiteY9"/>
+                                  </a:cxn>
+                                  <a:cxn ang="0">
+                                    <a:pos x="connsiteX10" y="connsiteY10"/>
+                                  </a:cxn>
+                                  <a:cxn ang="0">
+                                    <a:pos x="connsiteX11" y="connsiteY11"/>
+                                  </a:cxn>
+                                  <a:cxn ang="0">
+                                    <a:pos x="connsiteX12" y="connsiteY12"/>
+                                  </a:cxn>
+                                </a:cxnLst>
+                                <a:rect l="l" t="t" r="r" b="b"/>
+                                <a:pathLst>
+                                  <a:path w="1799590" h="791845" fill="none" extrusionOk="0">
+                                    <a:moveTo>
+                                      <a:pt x="0" y="131977"/>
+                                    </a:moveTo>
+                                    <a:cubicBezTo>
+                                      <a:pt x="-3136" y="74020"/>
+                                      <a:pt x="45686" y="1212"/>
+                                      <a:pt x="131977" y="0"/>
+                                    </a:cubicBezTo>
+                                    <a:cubicBezTo>
+                                      <a:pt x="310836" y="-14593"/>
+                                      <a:pt x="496240" y="5232"/>
+                                      <a:pt x="659212" y="0"/>
+                                    </a:cubicBezTo>
+                                    <a:cubicBezTo>
+                                      <a:pt x="822185" y="-5232"/>
+                                      <a:pt x="921670" y="-19982"/>
+                                      <a:pt x="1171091" y="0"/>
+                                    </a:cubicBezTo>
+                                    <a:cubicBezTo>
+                                      <a:pt x="1420512" y="19982"/>
+                                      <a:pt x="1545205" y="-12153"/>
+                                      <a:pt x="1667613" y="0"/>
+                                    </a:cubicBezTo>
+                                    <a:cubicBezTo>
+                                      <a:pt x="1743835" y="-6299"/>
+                                      <a:pt x="1810434" y="71820"/>
+                                      <a:pt x="1799590" y="131977"/>
+                                    </a:cubicBezTo>
+                                    <a:cubicBezTo>
+                                      <a:pt x="1791292" y="292193"/>
+                                      <a:pt x="1773209" y="434506"/>
+                                      <a:pt x="1799590" y="659868"/>
+                                    </a:cubicBezTo>
+                                    <a:cubicBezTo>
+                                      <a:pt x="1810415" y="737858"/>
+                                      <a:pt x="1754127" y="803782"/>
+                                      <a:pt x="1667613" y="791845"/>
+                                    </a:cubicBezTo>
+                                    <a:cubicBezTo>
+                                      <a:pt x="1431453" y="809592"/>
+                                      <a:pt x="1373763" y="785877"/>
+                                      <a:pt x="1186447" y="791845"/>
+                                    </a:cubicBezTo>
+                                    <a:cubicBezTo>
+                                      <a:pt x="999131" y="797813"/>
+                                      <a:pt x="895670" y="794926"/>
+                                      <a:pt x="720637" y="791845"/>
+                                    </a:cubicBezTo>
+                                    <a:cubicBezTo>
+                                      <a:pt x="545604" y="788765"/>
+                                      <a:pt x="373512" y="789436"/>
+                                      <a:pt x="131977" y="791845"/>
+                                    </a:cubicBezTo>
+                                    <a:cubicBezTo>
+                                      <a:pt x="64886" y="806690"/>
+                                      <a:pt x="-13406" y="737295"/>
+                                      <a:pt x="0" y="659868"/>
+                                    </a:cubicBezTo>
+                                    <a:cubicBezTo>
+                                      <a:pt x="5186" y="410436"/>
+                                      <a:pt x="3283" y="370806"/>
+                                      <a:pt x="0" y="131977"/>
+                                    </a:cubicBezTo>
+                                    <a:close/>
+                                  </a:path>
+                                  <a:path w="1799590" h="791845" stroke="0" extrusionOk="0">
+                                    <a:moveTo>
+                                      <a:pt x="0" y="131977"/>
+                                    </a:moveTo>
+                                    <a:cubicBezTo>
+                                      <a:pt x="1915" y="58945"/>
+                                      <a:pt x="60771" y="6148"/>
+                                      <a:pt x="131977" y="0"/>
+                                    </a:cubicBezTo>
+                                    <a:cubicBezTo>
+                                      <a:pt x="350563" y="22639"/>
+                                      <a:pt x="436111" y="-8943"/>
+                                      <a:pt x="613143" y="0"/>
+                                    </a:cubicBezTo>
+                                    <a:cubicBezTo>
+                                      <a:pt x="790175" y="8943"/>
+                                      <a:pt x="854693" y="1601"/>
+                                      <a:pt x="1078953" y="0"/>
+                                    </a:cubicBezTo>
+                                    <a:cubicBezTo>
+                                      <a:pt x="1303213" y="-1601"/>
+                                      <a:pt x="1377214" y="-2351"/>
+                                      <a:pt x="1667613" y="0"/>
+                                    </a:cubicBezTo>
+                                    <a:cubicBezTo>
+                                      <a:pt x="1749281" y="-12296"/>
+                                      <a:pt x="1802026" y="69975"/>
+                                      <a:pt x="1799590" y="131977"/>
+                                    </a:cubicBezTo>
+                                    <a:cubicBezTo>
+                                      <a:pt x="1814222" y="259125"/>
+                                      <a:pt x="1815672" y="442828"/>
+                                      <a:pt x="1799590" y="659868"/>
+                                    </a:cubicBezTo>
+                                    <a:cubicBezTo>
+                                      <a:pt x="1796140" y="724132"/>
+                                      <a:pt x="1728516" y="791086"/>
+                                      <a:pt x="1667613" y="791845"/>
+                                    </a:cubicBezTo>
+                                    <a:cubicBezTo>
+                                      <a:pt x="1435494" y="768936"/>
+                                      <a:pt x="1375016" y="770409"/>
+                                      <a:pt x="1201803" y="791845"/>
+                                    </a:cubicBezTo>
+                                    <a:cubicBezTo>
+                                      <a:pt x="1028590" y="813282"/>
+                                      <a:pt x="945417" y="780378"/>
+                                      <a:pt x="720637" y="791845"/>
+                                    </a:cubicBezTo>
+                                    <a:cubicBezTo>
+                                      <a:pt x="495857" y="803312"/>
+                                      <a:pt x="416187" y="816838"/>
+                                      <a:pt x="131977" y="791845"/>
+                                    </a:cubicBezTo>
+                                    <a:cubicBezTo>
+                                      <a:pt x="58420" y="784620"/>
+                                      <a:pt x="11280" y="724441"/>
+                                      <a:pt x="0" y="659868"/>
+                                    </a:cubicBezTo>
+                                    <a:cubicBezTo>
+                                      <a:pt x="7300" y="408801"/>
+                                      <a:pt x="-8607" y="349115"/>
+                                      <a:pt x="0" y="131977"/>
+                                    </a:cubicBezTo>
+                                    <a:close/>
+                                  </a:path>
+                                </a:pathLst>
+                              </a:custGeom>
+                              <a:solidFill>
+                                <a:srgbClr val="00B050"/>
+                              </a:solidFill>
+                              <a:ln>
+                                <a:extLst>
+                                  <a:ext uri="{C807C97D-BFC1-408E-A445-0C87EB9F89A2}">
+                                    <ask:lineSketchStyleProps xmlns="" xmlns:o="urn:schemas-microsoft-com:office:office" xmlns:oel="http://schemas.microsoft.com/office/2019/extlst" xmlns:v="urn:schemas-microsoft-com:vml" xmlns:w10="urn:schemas-microsoft-com:office:word" xmlns:w="http://schemas.openxmlformats.org/wordprocessingml/2006/main" xmlns:w16cex="http://schemas.microsoft.com/office/word/2018/wordml/cex" xmlns:w16="http://schemas.microsoft.com/office/word/2018/wordml" xmlns:w16du="http://schemas.microsoft.com/office/word/2023/wordml/word16du" xmlns:w16sdtdh="http://schemas.microsoft.com/office/word/2020/wordml/sdtdatahash" xmlns:ask="http://schemas.microsoft.com/office/drawing/2018/sketchyshapes" sd="3886230498">
+                                      <a:prstGeom prst="roundRect">
+                                        <a:avLst/>
+                                      </a:prstGeom>
+                                      <ask:type>
+                                        <ask:lineSketchFreehand/>
+                                      </ask:type>
+                                    </ask:lineSketchStyleProps>
+                                  </a:ext>
+                                </a:extLst>
+                              </a:ln>
+                              <a:effectLst>
+                                <a:outerShdw blurRad="50800" dist="38100" dir="2700000" algn="tl" rotWithShape="0">
+                                  <a:prstClr val="black">
+                                    <a:alpha val="40000"/>
+                                  </a:prstClr>
+                                </a:outerShdw>
+                              </a:effectLst>
+                            </wps:spPr>
+                            <wps:style>
+                              <a:lnRef idx="2">
+                                <a:schemeClr val="accent1">
+                                  <a:shade val="15000"/>
+                                </a:schemeClr>
+                              </a:lnRef>
+                              <a:fillRef idx="1">
+                                <a:schemeClr val="accent1"/>
+                              </a:fillRef>
+                              <a:effectRef idx="0">
+                                <a:schemeClr val="accent1"/>
+                              </a:effectRef>
+                              <a:fontRef idx="minor">
+                                <a:schemeClr val="lt1"/>
+                              </a:fontRef>
+                            </wps:style>
+                            <wps:txbx>
+                              <w:txbxContent>
+                                <w:p>
+                                  <w:pPr>
+                                    <w:jc w:val="center"/>
+                                    <w:rPr>
+                                      <w:b/>
+                                      <w:bCs/>
+                                      <w:lang w:val="hu-HU"/>
+                                    </w:rPr>
+                                  </w:pPr>
+                                  <w:r>
+                                    <w:rPr>
+                                      <w:rStyle w:val="Angol"/>
+                                      <w:b/>
+                                      <w:bCs/>
+                                    </w:rPr>
+                                    <w:t>Hash</w:t>
+                                  </w:r>
+                                </w:p>
+                              </w:txbxContent>
+                            </wps:txbx>
+                            <wps:bodyPr rot="0" spcFirstLastPara="0" vertOverflow="overflow" horzOverflow="overflow" vert="horz" wrap="square" lIns="0" tIns="0" rIns="0" bIns="0" numCol="1" spcCol="0" rtlCol="0" fromWordArt="0" anchor="ctr" anchorCtr="0" forceAA="0" upright="1" compatLnSpc="1">
+                              <a:prstTxWarp prst="textNoShape">
+                                <a:avLst/>
+                              </a:prstTxWarp>
+                              <a:noAutofit/>
+                            </wps:bodyPr>
+                          </wps:wsp>
+                        </a:graphicData>
+                      </a:graphic>
+                      <wp14:sizeRelH relativeFrom="margin">
+                        <wp14:pctWidth>0</wp14:pctWidth>
+                      </wp14:sizeRelH>
+                      <wp14:sizeRelV relativeFrom="margin">
+                        <wp14:pctHeight>0</wp14:pctHeight>
+                      </wp14:sizeRelV>
+                    </wp:anchor>
+                  </w:drawing>
+                </mc:Choice>
+                <mc:Fallback>
+                  <w:pict>
+                    <v:shape w14:anchorId="18A95225" id="_x0000_s1028" style="position:absolute;left:0;text-align:left;margin-left:5.15pt;margin-top:4.8pt;width:133.2pt;height:56.65pt;z-index:251781120;visibility:visible;mso-wrap-style:square;mso-width-percent:0;mso-height-percent:0;mso-wrap-distance-left:9pt;mso-wrap-distance-top:0;mso-wrap-distance-right:9pt;mso-wrap-distance-bottom:0;mso-position-horizontal:absolute;mso-position-horizontal-relative:page;mso-position-vertical:absolute;mso-position-vertical-relative:page;mso-width-percent:0;mso-height-percent:0;mso-width-relative:margin;mso-height-relative:margin;v-text-anchor:middle" coordsize="1799590,791845" o:spt="100" o:gfxdata="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" adj="-11796480,,5400" path="m,131977nfc-3136,74020,45686,1212,131977,,310836,-14593,496240,5232,659212,v162973,-5232,262458,-19982,511879,c1420512,19982,1545205,-12153,1667613,v76222,-6299,142821,71820,131977,131977c1791292,292193,1773209,434506,1799590,659868v10825,77990,-45463,143914,-131977,131977c1431453,809592,1373763,785877,1186447,791845v-187316,5968,-290777,3081,-465810,c545604,788765,373512,789436,131977,791845,64886,806690,-13406,737295,,659868,5186,410436,3283,370806,,131977xem,131977nsc1915,58945,60771,6148,131977,,350563,22639,436111,-8943,613143,v177032,8943,241550,1601,465810,c1303213,-1601,1377214,-2351,1667613,v81668,-12296,134413,69975,131977,131977c1814222,259125,1815672,442828,1799590,659868v-3450,64264,-71074,131218,-131977,131977c1435494,768936,1375016,770409,1201803,791845v-173213,21437,-256386,-11467,-481166,c495857,803312,416187,816838,131977,791845,58420,784620,11280,724441,,659868,7300,408801,-8607,349115,,131977xe" fillcolor="#00b050" strokecolor="#09101d [484]" strokeweight="1pt">
+                      <v:stroke joinstyle="miter"/>
+                      <v:shadow on="t" color="black" opacity="26214f" origin="-.5,-.5" offset=".74836mm,.74836mm"/>
+                      <v:formulas/>
+                      <v:path arrowok="t" o:extrusionok="f" o:connecttype="custom" o:connectlocs="0,119912;124060,0;619669,0;1100842,0;1567580,0;1691640,119912;1691640,599543;1567580,719455;1115277,719455;677409,719455;124060,719455;0,599543;0,119912" o:connectangles="0,0,0,0,0,0,0,0,0,0,0,0,0" textboxrect="0,0,1799590,791845"/>
+                      <v:textbox inset="0,0,0,0">
+                        <w:txbxContent>
+                          <w:p>
+                            <w:pPr>
+                              <w:jc w:val="center"/>
+                              <w:rPr>
+                                <w:b/>
+                                <w:bCs/>
+                                <w:lang w:val="hu-HU"/>
+                              </w:rPr>
+                            </w:pPr>
+                            <w:r>
+                              <w:rPr>
+                                <w:rStyle w:val="Angol"/>
+                                <w:b/>
+                                <w:bCs/>
+                              </w:rPr>
+                              <w:t>Hash</w:t>
+                            </w:r>
+                          </w:p>
+                        </w:txbxContent>
+                      </v:textbox>
+                      <w10:wrap anchorx="page" anchory="page"/>
+                    </v:shape>
+                  </w:pict>
+                </mc:Fallback>
+              </mc:AlternateContent>
+            </w:r>
+          </w:p>
+        </w:tc>
+      </w:tr>
+      <w:tr>
+        <w:trPr>
+          <w:trHeight w:val="1134"/>
+        </w:trPr>
+        <w:tc>
+          <w:tcPr>
+            <w:tcW w:w="7938" w:type="dxa"/>
+            <w:tcBorders>
+              <w:top w:val="nil"/>
+              <w:left w:val="nil"/>
+              <w:bottom w:val="single" w:sz="4" w:space="0" w:color="auto"/>
+            </w:tcBorders>
+            <w:vAlign w:val="center"/>
+          </w:tcPr>
+          <w:p>
+            <w:pPr>
+              <w:jc w:val="center"/>
+              <w:rPr>
+                <w:bCs/>
+              </w:rPr>
+            </w:pPr>
+            <w:r>
+              <w:rPr>
+                <w:bCs/>
+              </w:rPr>
+              <w:t xml:space="preserve">Hogy hívjuk egy </w:t>
+            </w:r>
+            <w:r>
+              <w:rPr>
+                <w:bCs/>
+              </w:rPr>
+              <w:t>pillanatkép</w:t>
+            </w:r>
+            <w:r>
+              <w:rPr>
+                <w:bCs/>
+              </w:rPr>
+              <w:t xml:space="preserve"> egyedi ujjlenyomtatát </w:t>
+            </w:r>
+            <w:r>
+              <w:rPr>
+                <w:bCs/>
+              </w:rPr>
+              <w:t>/</w:t>
+            </w:r>
+            <w:r>
+              <w:rPr>
+                <w:bCs/>
+              </w:rPr>
+              <w:t xml:space="preserve"> kivonatát, amivel azonosít</w:t>
+            </w:r>
+            <w:r>
+              <w:rPr>
+                <w:bCs/>
+              </w:rPr>
+              <w:t>juk</w:t>
+            </w:r>
+            <w:r>
+              <w:rPr>
+                <w:bCs/>
+              </w:rPr>
+              <w:t>?</w:t>
+            </w:r>
+          </w:p>
+        </w:tc>
+        <w:tc>
+          <w:tcPr>
+            <w:tcW w:w="334" w:type="dxa"/>
+            <w:tcBorders>
+              <w:top w:val="nil"/>
+              <w:left w:val="nil"/>
+              <w:bottom w:val="nil"/>
+              <w:right w:val="dashed" w:sz="4" w:space="0" w:color="auto"/>
+            </w:tcBorders>
+          </w:tcPr>
+          <w:p>
+            <w:pPr>
+              <w:jc w:val="center"/>
+              <w:rPr>
+                <w:bCs/>
+              </w:rPr>
+            </w:pPr>
+          </w:p>
+        </w:tc>
+        <w:tc>
+          <w:tcPr>
+            <w:tcW w:w="2645" w:type="dxa"/>
+            <w:tcBorders>
+              <w:top w:val="dashed" w:sz="4" w:space="0" w:color="auto"/>
+              <w:left w:val="dashed" w:sz="4" w:space="0" w:color="auto"/>
+              <w:bottom w:val="dashed" w:sz="4" w:space="0" w:color="auto"/>
+              <w:right w:val="dashed" w:sz="4" w:space="0" w:color="auto"/>
+            </w:tcBorders>
+          </w:tcPr>
+          <w:p>
+            <w:pPr>
+              <w:jc w:val="center"/>
+              <w:rPr>
+                <w:bCs/>
+              </w:rPr>
+            </w:pPr>
+          </w:p>
+        </w:tc>
+      </w:tr>
+      <w:tr>
+        <w:trPr>
+          <w:trHeight w:val="113"/>
+        </w:trPr>
+        <w:tc>
+          <w:tcPr>
+            <w:tcW w:w="7938" w:type="dxa"/>
+            <w:tcBorders>
+              <w:top w:val="single" w:sz="4" w:space="0" w:color="auto"/>
+              <w:left w:val="nil"/>
+              <w:bottom w:val="nil"/>
+            </w:tcBorders>
+            <w:vAlign w:val="center"/>
+          </w:tcPr>
+          <w:p>
+            <w:pPr>
+              <w:jc w:val="center"/>
+              <w:rPr>
+                <w:bCs/>
+                <w:sz w:val="2"/>
+                <w:szCs w:val="2"/>
+              </w:rPr>
+            </w:pPr>
+          </w:p>
+        </w:tc>
+        <w:tc>
+          <w:tcPr>
+            <w:tcW w:w="334" w:type="dxa"/>
+            <w:tcBorders>
+              <w:top w:val="nil"/>
+              <w:left w:val="nil"/>
+              <w:bottom w:val="nil"/>
+              <w:right w:val="nil"/>
+            </w:tcBorders>
+          </w:tcPr>
+          <w:p>
+            <w:pPr>
+              <w:jc w:val="center"/>
+              <w:rPr>
+                <w:bCs/>
+                <w:sz w:val="2"/>
+                <w:szCs w:val="2"/>
+              </w:rPr>
+            </w:pPr>
+          </w:p>
+        </w:tc>
+        <w:tc>
+          <w:tcPr>
+            <w:tcW w:w="2645" w:type="dxa"/>
+            <w:tcBorders>
+              <w:top w:val="dashed" w:sz="4" w:space="0" w:color="auto"/>
+              <w:left w:val="nil"/>
+              <w:bottom w:val="dashed" w:sz="4" w:space="0" w:color="auto"/>
+            </w:tcBorders>
+          </w:tcPr>
+          <w:p>
+            <w:pPr>
+              <w:jc w:val="center"/>
+              <w:rPr>
+                <w:bCs/>
+                <w:sz w:val="2"/>
+                <w:szCs w:val="2"/>
+              </w:rPr>
+            </w:pPr>
+            <w:r>
+              <mc:AlternateContent>
+                <mc:Choice Requires="wps">
+                  <w:drawing>
+                    <wp:anchor distT="0" distB="0" distL="114300" distR="114300" simplePos="0" relativeHeight="251783168" behindDoc="0" locked="0" layoutInCell="1" allowOverlap="1" wp14:anchorId="01B03759" wp14:editId="61581CA3">
+                      <wp:simplePos x="0" y="0"/>
+                      <wp:positionH relativeFrom="page">
+                        <wp:posOffset>27305</wp:posOffset>
+                      </wp:positionH>
+                      <wp:positionV relativeFrom="page">
+                        <wp:posOffset>77470</wp:posOffset>
+                      </wp:positionV>
+                      <wp:extent cx="1691640" cy="719455"/>
+                      <wp:effectExtent l="38100" t="38100" r="118110" b="118745"/>
+                      <wp:wrapNone/>
+                      <wp:docPr id="34" name="Téglalap: lekerekített 1"/>
+                      <wp:cNvGraphicFramePr/>
+                      <a:graphic xmlns:a="http://schemas.openxmlformats.org/drawingml/2006/main">
+                        <a:graphicData uri="http://schemas.microsoft.com/office/word/2010/wordprocessingShape">
+                          <wps:wsp>
+                            <wps:cNvSpPr/>
+                            <wps:spPr>
+                              <a:xfrm>
+                                <a:off x="0" y="0"/>
+                                <a:ext cx="1691640" cy="719455"/>
+                              </a:xfrm>
+                              <a:custGeom>
+                                <a:avLst/>
+                                <a:gdLst>
+                                  <a:gd name="connsiteX0" fmla="*/ 0 w 1799590"/>
+                                  <a:gd name="connsiteY0" fmla="*/ 131977 h 791845"/>
+                                  <a:gd name="connsiteX1" fmla="*/ 131977 w 1799590"/>
+                                  <a:gd name="connsiteY1" fmla="*/ 0 h 791845"/>
+                                  <a:gd name="connsiteX2" fmla="*/ 659212 w 1799590"/>
+                                  <a:gd name="connsiteY2" fmla="*/ 0 h 791845"/>
+                                  <a:gd name="connsiteX3" fmla="*/ 1171091 w 1799590"/>
+                                  <a:gd name="connsiteY3" fmla="*/ 0 h 791845"/>
+                                  <a:gd name="connsiteX4" fmla="*/ 1667613 w 1799590"/>
+                                  <a:gd name="connsiteY4" fmla="*/ 0 h 791845"/>
+                                  <a:gd name="connsiteX5" fmla="*/ 1799590 w 1799590"/>
+                                  <a:gd name="connsiteY5" fmla="*/ 131977 h 791845"/>
+                                  <a:gd name="connsiteX6" fmla="*/ 1799590 w 1799590"/>
+                                  <a:gd name="connsiteY6" fmla="*/ 659868 h 791845"/>
+                                  <a:gd name="connsiteX7" fmla="*/ 1667613 w 1799590"/>
+                                  <a:gd name="connsiteY7" fmla="*/ 791845 h 791845"/>
+                                  <a:gd name="connsiteX8" fmla="*/ 1186447 w 1799590"/>
+                                  <a:gd name="connsiteY8" fmla="*/ 791845 h 791845"/>
+                                  <a:gd name="connsiteX9" fmla="*/ 720637 w 1799590"/>
+                                  <a:gd name="connsiteY9" fmla="*/ 791845 h 791845"/>
+                                  <a:gd name="connsiteX10" fmla="*/ 131977 w 1799590"/>
+                                  <a:gd name="connsiteY10" fmla="*/ 791845 h 791845"/>
+                                  <a:gd name="connsiteX11" fmla="*/ 0 w 1799590"/>
+                                  <a:gd name="connsiteY11" fmla="*/ 659868 h 791845"/>
+                                  <a:gd name="connsiteX12" fmla="*/ 0 w 1799590"/>
+                                  <a:gd name="connsiteY12" fmla="*/ 131977 h 791845"/>
+                                </a:gdLst>
+                                <a:ahLst/>
+                                <a:cxnLst>
+                                  <a:cxn ang="0">
+                                    <a:pos x="connsiteX0" y="connsiteY0"/>
+                                  </a:cxn>
+                                  <a:cxn ang="0">
+                                    <a:pos x="connsiteX1" y="connsiteY1"/>
+                                  </a:cxn>
+                                  <a:cxn ang="0">
+                                    <a:pos x="connsiteX2" y="connsiteY2"/>
+                                  </a:cxn>
+                                  <a:cxn ang="0">
+                                    <a:pos x="connsiteX3" y="connsiteY3"/>
+                                  </a:cxn>
+                                  <a:cxn ang="0">
+                                    <a:pos x="connsiteX4" y="connsiteY4"/>
+                                  </a:cxn>
+                                  <a:cxn ang="0">
+                                    <a:pos x="connsiteX5" y="connsiteY5"/>
+                                  </a:cxn>
+                                  <a:cxn ang="0">
+                                    <a:pos x="connsiteX6" y="connsiteY6"/>
+                                  </a:cxn>
+                                  <a:cxn ang="0">
+                                    <a:pos x="connsiteX7" y="connsiteY7"/>
+                                  </a:cxn>
+                                  <a:cxn ang="0">
+                                    <a:pos x="connsiteX8" y="connsiteY8"/>
+                                  </a:cxn>
+                                  <a:cxn ang="0">
+                                    <a:pos x="connsiteX9" y="connsiteY9"/>
+                                  </a:cxn>
+                                  <a:cxn ang="0">
+                                    <a:pos x="connsiteX10" y="connsiteY10"/>
+                                  </a:cxn>
+                                  <a:cxn ang="0">
+                                    <a:pos x="connsiteX11" y="connsiteY11"/>
+                                  </a:cxn>
+                                  <a:cxn ang="0">
+                                    <a:pos x="connsiteX12" y="connsiteY12"/>
+                                  </a:cxn>
+                                </a:cxnLst>
+                                <a:rect l="l" t="t" r="r" b="b"/>
+                                <a:pathLst>
+                                  <a:path w="1799590" h="791845" fill="none" extrusionOk="0">
+                                    <a:moveTo>
+                                      <a:pt x="0" y="131977"/>
+                                    </a:moveTo>
+                                    <a:cubicBezTo>
+                                      <a:pt x="-3136" y="74020"/>
+                                      <a:pt x="45686" y="1212"/>
+                                      <a:pt x="131977" y="0"/>
+                                    </a:cubicBezTo>
+                                    <a:cubicBezTo>
+                                      <a:pt x="310836" y="-14593"/>
+                                      <a:pt x="496240" y="5232"/>
+                                      <a:pt x="659212" y="0"/>
+                                    </a:cubicBezTo>
+                                    <a:cubicBezTo>
+                                      <a:pt x="822185" y="-5232"/>
+                                      <a:pt x="921670" y="-19982"/>
+                                      <a:pt x="1171091" y="0"/>
+                                    </a:cubicBezTo>
+                                    <a:cubicBezTo>
+                                      <a:pt x="1420512" y="19982"/>
+                                      <a:pt x="1545205" y="-12153"/>
+                                      <a:pt x="1667613" y="0"/>
+                                    </a:cubicBezTo>
+                                    <a:cubicBezTo>
+                                      <a:pt x="1743835" y="-6299"/>
+                                      <a:pt x="1810434" y="71820"/>
+                                      <a:pt x="1799590" y="131977"/>
+                                    </a:cubicBezTo>
+                                    <a:cubicBezTo>
+                                      <a:pt x="1791292" y="292193"/>
+                                      <a:pt x="1773209" y="434506"/>
+                                      <a:pt x="1799590" y="659868"/>
+                                    </a:cubicBezTo>
+                                    <a:cubicBezTo>
+                                      <a:pt x="1810415" y="737858"/>
+                                      <a:pt x="1754127" y="803782"/>
+                                      <a:pt x="1667613" y="791845"/>
+                                    </a:cubicBezTo>
+                                    <a:cubicBezTo>
+                                      <a:pt x="1431453" y="809592"/>
+                                      <a:pt x="1373763" y="785877"/>
+                                      <a:pt x="1186447" y="791845"/>
+                                    </a:cubicBezTo>
+                                    <a:cubicBezTo>
+                                      <a:pt x="999131" y="797813"/>
+                                      <a:pt x="895670" y="794926"/>
+                                      <a:pt x="720637" y="791845"/>
+                                    </a:cubicBezTo>
+                                    <a:cubicBezTo>
+                                      <a:pt x="545604" y="788765"/>
+                                      <a:pt x="373512" y="789436"/>
+                                      <a:pt x="131977" y="791845"/>
+                                    </a:cubicBezTo>
+                                    <a:cubicBezTo>
+                                      <a:pt x="64886" y="806690"/>
+                                      <a:pt x="-13406" y="737295"/>
+                                      <a:pt x="0" y="659868"/>
+                                    </a:cubicBezTo>
+                                    <a:cubicBezTo>
+                                      <a:pt x="5186" y="410436"/>
+                                      <a:pt x="3283" y="370806"/>
+                                      <a:pt x="0" y="131977"/>
+                                    </a:cubicBezTo>
+                                    <a:close/>
+                                  </a:path>
+                                  <a:path w="1799590" h="791845" stroke="0" extrusionOk="0">
+                                    <a:moveTo>
+                                      <a:pt x="0" y="131977"/>
+                                    </a:moveTo>
+                                    <a:cubicBezTo>
+                                      <a:pt x="1915" y="58945"/>
+                                      <a:pt x="60771" y="6148"/>
+                                      <a:pt x="131977" y="0"/>
+                                    </a:cubicBezTo>
+                                    <a:cubicBezTo>
+                                      <a:pt x="350563" y="22639"/>
+                                      <a:pt x="436111" y="-8943"/>
+                                      <a:pt x="613143" y="0"/>
+                                    </a:cubicBezTo>
+                                    <a:cubicBezTo>
+                                      <a:pt x="790175" y="8943"/>
+                                      <a:pt x="854693" y="1601"/>
+                                      <a:pt x="1078953" y="0"/>
+                                    </a:cubicBezTo>
+                                    <a:cubicBezTo>
+                                      <a:pt x="1303213" y="-1601"/>
+                                      <a:pt x="1377214" y="-2351"/>
+                                      <a:pt x="1667613" y="0"/>
+                                    </a:cubicBezTo>
+                                    <a:cubicBezTo>
+                                      <a:pt x="1749281" y="-12296"/>
+                                      <a:pt x="1802026" y="69975"/>
+                                      <a:pt x="1799590" y="131977"/>
+                                    </a:cubicBezTo>
+                                    <a:cubicBezTo>
+                                      <a:pt x="1814222" y="259125"/>
+                                      <a:pt x="1815672" y="442828"/>
+                                      <a:pt x="1799590" y="659868"/>
+                                    </a:cubicBezTo>
+                                    <a:cubicBezTo>
+                                      <a:pt x="1796140" y="724132"/>
+                                      <a:pt x="1728516" y="791086"/>
+                                      <a:pt x="1667613" y="791845"/>
+                                    </a:cubicBezTo>
+                                    <a:cubicBezTo>
+                                      <a:pt x="1435494" y="768936"/>
+                                      <a:pt x="1375016" y="770409"/>
+                                      <a:pt x="1201803" y="791845"/>
+                                    </a:cubicBezTo>
+                                    <a:cubicBezTo>
+                                      <a:pt x="1028590" y="813282"/>
+                                      <a:pt x="945417" y="780378"/>
+                                      <a:pt x="720637" y="791845"/>
+                                    </a:cubicBezTo>
+                                    <a:cubicBezTo>
+                                      <a:pt x="495857" y="803312"/>
+                                      <a:pt x="416187" y="816838"/>
+                                      <a:pt x="131977" y="791845"/>
+                                    </a:cubicBezTo>
+                                    <a:cubicBezTo>
+                                      <a:pt x="58420" y="784620"/>
+                                      <a:pt x="11280" y="724441"/>
+                                      <a:pt x="0" y="659868"/>
+                                    </a:cubicBezTo>
+                                    <a:cubicBezTo>
+                                      <a:pt x="7300" y="408801"/>
+                                      <a:pt x="-8607" y="349115"/>
+                                      <a:pt x="0" y="131977"/>
+                                    </a:cubicBezTo>
+                                    <a:close/>
+                                  </a:path>
+                                </a:pathLst>
+                              </a:custGeom>
+                              <a:solidFill>
+                                <a:srgbClr val="00B050"/>
+                              </a:solidFill>
+                              <a:ln>
+                                <a:extLst>
+                                  <a:ext uri="{C807C97D-BFC1-408E-A445-0C87EB9F89A2}">
+                                    <ask:lineSketchStyleProps xmlns="" xmlns:o="urn:schemas-microsoft-com:office:office" xmlns:oel="http://schemas.microsoft.com/office/2019/extlst" xmlns:v="urn:schemas-microsoft-com:vml" xmlns:w10="urn:schemas-microsoft-com:office:word" xmlns:w="http://schemas.openxmlformats.org/wordprocessingml/2006/main" xmlns:w16cex="http://schemas.microsoft.com/office/word/2018/wordml/cex" xmlns:w16="http://schemas.microsoft.com/office/word/2018/wordml" xmlns:w16du="http://schemas.microsoft.com/office/word/2023/wordml/word16du" xmlns:w16sdtdh="http://schemas.microsoft.com/office/word/2020/wordml/sdtdatahash" xmlns:ask="http://schemas.microsoft.com/office/drawing/2018/sketchyshapes" sd="3886230498">
+                                      <a:prstGeom prst="roundRect">
+                                        <a:avLst/>
+                                      </a:prstGeom>
+                                      <ask:type>
+                                        <ask:lineSketchFreehand/>
+                                      </ask:type>
+                                    </ask:lineSketchStyleProps>
+                                  </a:ext>
+                                </a:extLst>
+                              </a:ln>
+                              <a:effectLst>
+                                <a:outerShdw blurRad="50800" dist="38100" dir="2700000" algn="tl" rotWithShape="0">
+                                  <a:prstClr val="black">
+                                    <a:alpha val="40000"/>
+                                  </a:prstClr>
+                                </a:outerShdw>
+                              </a:effectLst>
+                            </wps:spPr>
+                            <wps:style>
+                              <a:lnRef idx="2">
+                                <a:schemeClr val="accent1">
+                                  <a:shade val="15000"/>
+                                </a:schemeClr>
+                              </a:lnRef>
+                              <a:fillRef idx="1">
+                                <a:schemeClr val="accent1"/>
+                              </a:fillRef>
+                              <a:effectRef idx="0">
+                                <a:schemeClr val="accent1"/>
+                              </a:effectRef>
+                              <a:fontRef idx="minor">
+                                <a:schemeClr val="lt1"/>
+                              </a:fontRef>
+                            </wps:style>
+                            <wps:txbx>
+                              <w:txbxContent>
+                                <w:p>
+                                  <w:pPr>
+                                    <w:jc w:val="center"/>
+                                    <w:rPr>
+                                      <w:b/>
+                                      <w:bCs/>
+                                      <w:lang w:val="hu-HU"/>
+                                    </w:rPr>
+                                  </w:pPr>
+                                  <w:r>
+                                    <w:rPr>
+                                      <w:rStyle w:val="Angol"/>
+                                      <w:b/>
+                                      <w:bCs/>
+                                    </w:rPr>
+                                    <w:t>GitHub</w:t>
+                                  </w:r>
+                                </w:p>
+                              </w:txbxContent>
+                            </wps:txbx>
+                            <wps:bodyPr rot="0" spcFirstLastPara="0" vertOverflow="overflow" horzOverflow="overflow" vert="horz" wrap="square" lIns="0" tIns="0" rIns="0" bIns="0" numCol="1" spcCol="0" rtlCol="0" fromWordArt="0" anchor="ctr" anchorCtr="0" forceAA="0" upright="1" compatLnSpc="1">
+                              <a:prstTxWarp prst="textNoShape">
+                                <a:avLst/>
+                              </a:prstTxWarp>
+                              <a:noAutofit/>
+                            </wps:bodyPr>
+                          </wps:wsp>
+                        </a:graphicData>
+                      </a:graphic>
+                      <wp14:sizeRelH relativeFrom="margin">
+                        <wp14:pctWidth>0</wp14:pctWidth>
+                      </wp14:sizeRelH>
+                      <wp14:sizeRelV relativeFrom="margin">
+                        <wp14:pctHeight>0</wp14:pctHeight>
+                      </wp14:sizeRelV>
+                    </wp:anchor>
+                  </w:drawing>
+                </mc:Choice>
+                <mc:Fallback>
+                  <w:pict>
+                    <v:shape w14:anchorId="01B03759" id="_x0000_s1029" style="position:absolute;left:0;text-align:left;margin-left:2.15pt;margin-top:6.1pt;width:133.2pt;height:56.65pt;z-index:251783168;visibility:visible;mso-wrap-style:square;mso-width-percent:0;mso-height-percent:0;mso-wrap-distance-left:9pt;mso-wrap-distance-top:0;mso-wrap-distance-right:9pt;mso-wrap-distance-bottom:0;mso-position-horizontal:absolute;mso-position-horizontal-relative:page;mso-position-vertical:absolute;mso-position-vertical-relative:page;mso-width-percent:0;mso-height-percent:0;mso-width-relative:margin;mso-height-relative:margin;v-text-anchor:middle" coordsize="1799590,791845" o:spt="100" o:gfxdata="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" adj="-11796480,,5400" path="m,131977nfc-3136,74020,45686,1212,131977,,310836,-14593,496240,5232,659212,v162973,-5232,262458,-19982,511879,c1420512,19982,1545205,-12153,1667613,v76222,-6299,142821,71820,131977,131977c1791292,292193,1773209,434506,1799590,659868v10825,77990,-45463,143914,-131977,131977c1431453,809592,1373763,785877,1186447,791845v-187316,5968,-290777,3081,-465810,c545604,788765,373512,789436,131977,791845,64886,806690,-13406,737295,,659868,5186,410436,3283,370806,,131977xem,131977nsc1915,58945,60771,6148,131977,,350563,22639,436111,-8943,613143,v177032,8943,241550,1601,465810,c1303213,-1601,1377214,-2351,1667613,v81668,-12296,134413,69975,131977,131977c1814222,259125,1815672,442828,1799590,659868v-3450,64264,-71074,131218,-131977,131977c1435494,768936,1375016,770409,1201803,791845v-173213,21437,-256386,-11467,-481166,c495857,803312,416187,816838,131977,791845,58420,784620,11280,724441,,659868,7300,408801,-8607,349115,,131977xe" fillcolor="#00b050" strokecolor="#09101d [484]" strokeweight="1pt">
+                      <v:stroke joinstyle="miter"/>
+                      <v:shadow on="t" color="black" opacity="26214f" origin="-.5,-.5" offset=".74836mm,.74836mm"/>
+                      <v:formulas/>
+                      <v:path arrowok="t" o:extrusionok="f" o:connecttype="custom" o:connectlocs="0,119912;124060,0;619669,0;1100842,0;1567580,0;1691640,119912;1691640,599543;1567580,719455;1115277,719455;677409,719455;124060,719455;0,599543;0,119912" o:connectangles="0,0,0,0,0,0,0,0,0,0,0,0,0" textboxrect="0,0,1799590,791845"/>
+                      <v:textbox inset="0,0,0,0">
+                        <w:txbxContent>
+                          <w:p>
+                            <w:pPr>
+                              <w:jc w:val="center"/>
+                              <w:rPr>
+                                <w:b/>
+                                <w:bCs/>
+                                <w:lang w:val="hu-HU"/>
+                              </w:rPr>
+                            </w:pPr>
+                            <w:r>
+                              <w:rPr>
+                                <w:rStyle w:val="Angol"/>
+                                <w:b/>
+                                <w:bCs/>
+                              </w:rPr>
+                              <w:t>GitHub</w:t>
+                            </w:r>
+                          </w:p>
+                        </w:txbxContent>
+                      </v:textbox>
+                      <w10:wrap anchorx="page" anchory="page"/>
+                    </v:shape>
+                  </w:pict>
+                </mc:Fallback>
+              </mc:AlternateContent>
+            </w:r>
+          </w:p>
+        </w:tc>
+      </w:tr>
+      <w:tr>
+        <w:trPr>
+          <w:trHeight w:val="1134"/>
+        </w:trPr>
+        <w:tc>
+          <w:tcPr>
+            <w:tcW w:w="7938" w:type="dxa"/>
+            <w:tcBorders>
+              <w:top w:val="nil"/>
+              <w:left w:val="nil"/>
+              <w:bottom w:val="single" w:sz="4" w:space="0" w:color="auto"/>
+            </w:tcBorders>
+            <w:vAlign w:val="center"/>
+          </w:tcPr>
+          <w:p>
+            <w:pPr>
+              <w:jc w:val="center"/>
+              <w:rPr>
+                <w:bCs/>
+              </w:rPr>
+            </w:pPr>
+            <w:r>
+              <w:rPr>
+                <w:bCs/>
+              </w:rPr>
+              <w:t>Egy</w:t>
+            </w:r>
+            <w:r>
+              <w:rPr>
+                <w:bCs/>
+              </w:rPr>
+              <w:t xml:space="preserve"> internetes platform</w:t>
+            </w:r>
+            <w:r>
+              <w:rPr>
+                <w:bCs/>
+              </w:rPr>
+              <w:t>,</w:t>
+            </w:r>
+            <w:r>
+              <w:rPr>
+                <w:bCs/>
+              </w:rPr>
+              <w:t xml:space="preserve"> ahol projketet teszünk közzé, és csapatmunkában fejleszthetünk</w:t>
+            </w:r>
+            <w:r>
+              <w:rPr>
+                <w:bCs/>
+              </w:rPr>
+              <w:t>.</w:t>
+            </w:r>
+          </w:p>
+        </w:tc>
+        <w:tc>
+          <w:tcPr>
+            <w:tcW w:w="334" w:type="dxa"/>
+            <w:tcBorders>
+              <w:top w:val="nil"/>
+              <w:left w:val="nil"/>
+              <w:bottom w:val="nil"/>
+              <w:right w:val="dashed" w:sz="4" w:space="0" w:color="auto"/>
+            </w:tcBorders>
+          </w:tcPr>
+          <w:p>
+            <w:pPr>
+              <w:jc w:val="center"/>
+              <w:rPr>
+                <w:bCs/>
+              </w:rPr>
+            </w:pPr>
+          </w:p>
+        </w:tc>
+        <w:tc>
+          <w:tcPr>
+            <w:tcW w:w="2645" w:type="dxa"/>
+            <w:tcBorders>
+              <w:top w:val="dashed" w:sz="4" w:space="0" w:color="auto"/>
+              <w:left w:val="dashed" w:sz="4" w:space="0" w:color="auto"/>
+              <w:bottom w:val="dashed" w:sz="4" w:space="0" w:color="auto"/>
+              <w:right w:val="dashed" w:sz="4" w:space="0" w:color="auto"/>
+            </w:tcBorders>
+          </w:tcPr>
+          <w:p>
+            <w:pPr>
+              <w:jc w:val="center"/>
+              <w:rPr>
+                <w:bCs/>
+              </w:rPr>
+            </w:pPr>
           </w:p>
         </w:tc>
       </w:tr>
@@ -585,43 +2315,880 @@
               <w:rPr>
                 <w:bCs/>
               </w:rPr>
-              <w:t xml:space="preserve">Hogy hívjuk egy </w:t>
+              <w:t>Mi tartalmazza egyszerre a projekt forrás állományait és a verziókövető információt?</w:t>
+            </w:r>
+          </w:p>
+        </w:tc>
+        <w:tc>
+          <w:tcPr>
+            <w:tcW w:w="334" w:type="dxa"/>
+            <w:tcBorders>
+              <w:top w:val="nil"/>
+              <w:left w:val="nil"/>
+              <w:bottom w:val="nil"/>
+              <w:right w:val="dashed" w:sz="4" w:space="0" w:color="auto"/>
+            </w:tcBorders>
+          </w:tcPr>
+          <w:p>
+            <w:pPr>
+              <w:jc w:val="center"/>
+              <w:rPr>
+                <w:bCs/>
+              </w:rPr>
+            </w:pPr>
+          </w:p>
+        </w:tc>
+        <w:tc>
+          <w:tcPr>
+            <w:tcW w:w="2645" w:type="dxa"/>
+            <w:tcBorders>
+              <w:top w:val="dashed" w:sz="4" w:space="0" w:color="auto"/>
+              <w:left w:val="dashed" w:sz="4" w:space="0" w:color="auto"/>
+              <w:bottom w:val="dashed" w:sz="4" w:space="0" w:color="auto"/>
+              <w:right w:val="dashed" w:sz="4" w:space="0" w:color="auto"/>
+            </w:tcBorders>
+          </w:tcPr>
+          <w:p>
+            <w:pPr>
+              <w:jc w:val="center"/>
+              <w:rPr>
+                <w:bCs/>
+              </w:rPr>
+            </w:pPr>
+            <w:r>
+              <mc:AlternateContent>
+                <mc:Choice Requires="wps">
+                  <w:drawing>
+                    <wp:anchor distT="0" distB="0" distL="114300" distR="114300" simplePos="0" relativeHeight="251774976" behindDoc="0" locked="0" layoutInCell="1" allowOverlap="1" wp14:anchorId="4FA34BB3" wp14:editId="0D76EE32">
+                      <wp:simplePos x="0" y="0"/>
+                      <wp:positionH relativeFrom="page">
+                        <wp:posOffset>-42545</wp:posOffset>
+                      </wp:positionH>
+                      <wp:positionV relativeFrom="page">
+                        <wp:posOffset>-27305</wp:posOffset>
+                      </wp:positionV>
+                      <wp:extent cx="1691640" cy="719455"/>
+                      <wp:effectExtent l="38100" t="38100" r="118110" b="118745"/>
+                      <wp:wrapNone/>
+                      <wp:docPr id="359704883" name="Téglalap: lekerekített 1"/>
+                      <wp:cNvGraphicFramePr/>
+                      <a:graphic xmlns:a="http://schemas.openxmlformats.org/drawingml/2006/main">
+                        <a:graphicData uri="http://schemas.microsoft.com/office/word/2010/wordprocessingShape">
+                          <wps:wsp>
+                            <wps:cNvSpPr/>
+                            <wps:spPr>
+                              <a:xfrm>
+                                <a:off x="0" y="0"/>
+                                <a:ext cx="1691640" cy="719455"/>
+                              </a:xfrm>
+                              <a:custGeom>
+                                <a:avLst/>
+                                <a:gdLst>
+                                  <a:gd name="connsiteX0" fmla="*/ 0 w 1799590"/>
+                                  <a:gd name="connsiteY0" fmla="*/ 131977 h 791845"/>
+                                  <a:gd name="connsiteX1" fmla="*/ 131977 w 1799590"/>
+                                  <a:gd name="connsiteY1" fmla="*/ 0 h 791845"/>
+                                  <a:gd name="connsiteX2" fmla="*/ 659212 w 1799590"/>
+                                  <a:gd name="connsiteY2" fmla="*/ 0 h 791845"/>
+                                  <a:gd name="connsiteX3" fmla="*/ 1171091 w 1799590"/>
+                                  <a:gd name="connsiteY3" fmla="*/ 0 h 791845"/>
+                                  <a:gd name="connsiteX4" fmla="*/ 1667613 w 1799590"/>
+                                  <a:gd name="connsiteY4" fmla="*/ 0 h 791845"/>
+                                  <a:gd name="connsiteX5" fmla="*/ 1799590 w 1799590"/>
+                                  <a:gd name="connsiteY5" fmla="*/ 131977 h 791845"/>
+                                  <a:gd name="connsiteX6" fmla="*/ 1799590 w 1799590"/>
+                                  <a:gd name="connsiteY6" fmla="*/ 659868 h 791845"/>
+                                  <a:gd name="connsiteX7" fmla="*/ 1667613 w 1799590"/>
+                                  <a:gd name="connsiteY7" fmla="*/ 791845 h 791845"/>
+                                  <a:gd name="connsiteX8" fmla="*/ 1186447 w 1799590"/>
+                                  <a:gd name="connsiteY8" fmla="*/ 791845 h 791845"/>
+                                  <a:gd name="connsiteX9" fmla="*/ 720637 w 1799590"/>
+                                  <a:gd name="connsiteY9" fmla="*/ 791845 h 791845"/>
+                                  <a:gd name="connsiteX10" fmla="*/ 131977 w 1799590"/>
+                                  <a:gd name="connsiteY10" fmla="*/ 791845 h 791845"/>
+                                  <a:gd name="connsiteX11" fmla="*/ 0 w 1799590"/>
+                                  <a:gd name="connsiteY11" fmla="*/ 659868 h 791845"/>
+                                  <a:gd name="connsiteX12" fmla="*/ 0 w 1799590"/>
+                                  <a:gd name="connsiteY12" fmla="*/ 131977 h 791845"/>
+                                </a:gdLst>
+                                <a:ahLst/>
+                                <a:cxnLst>
+                                  <a:cxn ang="0">
+                                    <a:pos x="connsiteX0" y="connsiteY0"/>
+                                  </a:cxn>
+                                  <a:cxn ang="0">
+                                    <a:pos x="connsiteX1" y="connsiteY1"/>
+                                  </a:cxn>
+                                  <a:cxn ang="0">
+                                    <a:pos x="connsiteX2" y="connsiteY2"/>
+                                  </a:cxn>
+                                  <a:cxn ang="0">
+                                    <a:pos x="connsiteX3" y="connsiteY3"/>
+                                  </a:cxn>
+                                  <a:cxn ang="0">
+                                    <a:pos x="connsiteX4" y="connsiteY4"/>
+                                  </a:cxn>
+                                  <a:cxn ang="0">
+                                    <a:pos x="connsiteX5" y="connsiteY5"/>
+                                  </a:cxn>
+                                  <a:cxn ang="0">
+                                    <a:pos x="connsiteX6" y="connsiteY6"/>
+                                  </a:cxn>
+                                  <a:cxn ang="0">
+                                    <a:pos x="connsiteX7" y="connsiteY7"/>
+                                  </a:cxn>
+                                  <a:cxn ang="0">
+                                    <a:pos x="connsiteX8" y="connsiteY8"/>
+                                  </a:cxn>
+                                  <a:cxn ang="0">
+                                    <a:pos x="connsiteX9" y="connsiteY9"/>
+                                  </a:cxn>
+                                  <a:cxn ang="0">
+                                    <a:pos x="connsiteX10" y="connsiteY10"/>
+                                  </a:cxn>
+                                  <a:cxn ang="0">
+                                    <a:pos x="connsiteX11" y="connsiteY11"/>
+                                  </a:cxn>
+                                  <a:cxn ang="0">
+                                    <a:pos x="connsiteX12" y="connsiteY12"/>
+                                  </a:cxn>
+                                </a:cxnLst>
+                                <a:rect l="l" t="t" r="r" b="b"/>
+                                <a:pathLst>
+                                  <a:path w="1799590" h="791845" fill="none" extrusionOk="0">
+                                    <a:moveTo>
+                                      <a:pt x="0" y="131977"/>
+                                    </a:moveTo>
+                                    <a:cubicBezTo>
+                                      <a:pt x="-3136" y="74020"/>
+                                      <a:pt x="45686" y="1212"/>
+                                      <a:pt x="131977" y="0"/>
+                                    </a:cubicBezTo>
+                                    <a:cubicBezTo>
+                                      <a:pt x="310836" y="-14593"/>
+                                      <a:pt x="496240" y="5232"/>
+                                      <a:pt x="659212" y="0"/>
+                                    </a:cubicBezTo>
+                                    <a:cubicBezTo>
+                                      <a:pt x="822185" y="-5232"/>
+                                      <a:pt x="921670" y="-19982"/>
+                                      <a:pt x="1171091" y="0"/>
+                                    </a:cubicBezTo>
+                                    <a:cubicBezTo>
+                                      <a:pt x="1420512" y="19982"/>
+                                      <a:pt x="1545205" y="-12153"/>
+                                      <a:pt x="1667613" y="0"/>
+                                    </a:cubicBezTo>
+                                    <a:cubicBezTo>
+                                      <a:pt x="1743835" y="-6299"/>
+                                      <a:pt x="1810434" y="71820"/>
+                                      <a:pt x="1799590" y="131977"/>
+                                    </a:cubicBezTo>
+                                    <a:cubicBezTo>
+                                      <a:pt x="1791292" y="292193"/>
+                                      <a:pt x="1773209" y="434506"/>
+                                      <a:pt x="1799590" y="659868"/>
+                                    </a:cubicBezTo>
+                                    <a:cubicBezTo>
+                                      <a:pt x="1810415" y="737858"/>
+                                      <a:pt x="1754127" y="803782"/>
+                                      <a:pt x="1667613" y="791845"/>
+                                    </a:cubicBezTo>
+                                    <a:cubicBezTo>
+                                      <a:pt x="1431453" y="809592"/>
+                                      <a:pt x="1373763" y="785877"/>
+                                      <a:pt x="1186447" y="791845"/>
+                                    </a:cubicBezTo>
+                                    <a:cubicBezTo>
+                                      <a:pt x="999131" y="797813"/>
+                                      <a:pt x="895670" y="794926"/>
+                                      <a:pt x="720637" y="791845"/>
+                                    </a:cubicBezTo>
+                                    <a:cubicBezTo>
+                                      <a:pt x="545604" y="788765"/>
+                                      <a:pt x="373512" y="789436"/>
+                                      <a:pt x="131977" y="791845"/>
+                                    </a:cubicBezTo>
+                                    <a:cubicBezTo>
+                                      <a:pt x="64886" y="806690"/>
+                                      <a:pt x="-13406" y="737295"/>
+                                      <a:pt x="0" y="659868"/>
+                                    </a:cubicBezTo>
+                                    <a:cubicBezTo>
+                                      <a:pt x="5186" y="410436"/>
+                                      <a:pt x="3283" y="370806"/>
+                                      <a:pt x="0" y="131977"/>
+                                    </a:cubicBezTo>
+                                    <a:close/>
+                                  </a:path>
+                                  <a:path w="1799590" h="791845" stroke="0" extrusionOk="0">
+                                    <a:moveTo>
+                                      <a:pt x="0" y="131977"/>
+                                    </a:moveTo>
+                                    <a:cubicBezTo>
+                                      <a:pt x="1915" y="58945"/>
+                                      <a:pt x="60771" y="6148"/>
+                                      <a:pt x="131977" y="0"/>
+                                    </a:cubicBezTo>
+                                    <a:cubicBezTo>
+                                      <a:pt x="350563" y="22639"/>
+                                      <a:pt x="436111" y="-8943"/>
+                                      <a:pt x="613143" y="0"/>
+                                    </a:cubicBezTo>
+                                    <a:cubicBezTo>
+                                      <a:pt x="790175" y="8943"/>
+                                      <a:pt x="854693" y="1601"/>
+                                      <a:pt x="1078953" y="0"/>
+                                    </a:cubicBezTo>
+                                    <a:cubicBezTo>
+                                      <a:pt x="1303213" y="-1601"/>
+                                      <a:pt x="1377214" y="-2351"/>
+                                      <a:pt x="1667613" y="0"/>
+                                    </a:cubicBezTo>
+                                    <a:cubicBezTo>
+                                      <a:pt x="1749281" y="-12296"/>
+                                      <a:pt x="1802026" y="69975"/>
+                                      <a:pt x="1799590" y="131977"/>
+                                    </a:cubicBezTo>
+                                    <a:cubicBezTo>
+                                      <a:pt x="1814222" y="259125"/>
+                                      <a:pt x="1815672" y="442828"/>
+                                      <a:pt x="1799590" y="659868"/>
+                                    </a:cubicBezTo>
+                                    <a:cubicBezTo>
+                                      <a:pt x="1796140" y="724132"/>
+                                      <a:pt x="1728516" y="791086"/>
+                                      <a:pt x="1667613" y="791845"/>
+                                    </a:cubicBezTo>
+                                    <a:cubicBezTo>
+                                      <a:pt x="1435494" y="768936"/>
+                                      <a:pt x="1375016" y="770409"/>
+                                      <a:pt x="1201803" y="791845"/>
+                                    </a:cubicBezTo>
+                                    <a:cubicBezTo>
+                                      <a:pt x="1028590" y="813282"/>
+                                      <a:pt x="945417" y="780378"/>
+                                      <a:pt x="720637" y="791845"/>
+                                    </a:cubicBezTo>
+                                    <a:cubicBezTo>
+                                      <a:pt x="495857" y="803312"/>
+                                      <a:pt x="416187" y="816838"/>
+                                      <a:pt x="131977" y="791845"/>
+                                    </a:cubicBezTo>
+                                    <a:cubicBezTo>
+                                      <a:pt x="58420" y="784620"/>
+                                      <a:pt x="11280" y="724441"/>
+                                      <a:pt x="0" y="659868"/>
+                                    </a:cubicBezTo>
+                                    <a:cubicBezTo>
+                                      <a:pt x="7300" y="408801"/>
+                                      <a:pt x="-8607" y="349115"/>
+                                      <a:pt x="0" y="131977"/>
+                                    </a:cubicBezTo>
+                                    <a:close/>
+                                  </a:path>
+                                </a:pathLst>
+                              </a:custGeom>
+                              <a:solidFill>
+                                <a:srgbClr val="00B050"/>
+                              </a:solidFill>
+                              <a:ln>
+                                <a:extLst>
+                                  <a:ext uri="{C807C97D-BFC1-408E-A445-0C87EB9F89A2}">
+                                    <ask:lineSketchStyleProps xmlns="" xmlns:o="urn:schemas-microsoft-com:office:office" xmlns:oel="http://schemas.microsoft.com/office/2019/extlst" xmlns:v="urn:schemas-microsoft-com:vml" xmlns:w10="urn:schemas-microsoft-com:office:word" xmlns:w="http://schemas.openxmlformats.org/wordprocessingml/2006/main" xmlns:w16cex="http://schemas.microsoft.com/office/word/2018/wordml/cex" xmlns:w16="http://schemas.microsoft.com/office/word/2018/wordml" xmlns:w16du="http://schemas.microsoft.com/office/word/2023/wordml/word16du" xmlns:w16sdtdh="http://schemas.microsoft.com/office/word/2020/wordml/sdtdatahash" xmlns:ask="http://schemas.microsoft.com/office/drawing/2018/sketchyshapes" sd="3886230498">
+                                      <a:prstGeom prst="roundRect">
+                                        <a:avLst/>
+                                      </a:prstGeom>
+                                      <ask:type>
+                                        <ask:lineSketchFreehand/>
+                                      </ask:type>
+                                    </ask:lineSketchStyleProps>
+                                  </a:ext>
+                                </a:extLst>
+                              </a:ln>
+                              <a:effectLst>
+                                <a:outerShdw blurRad="50800" dist="38100" dir="2700000" algn="tl" rotWithShape="0">
+                                  <a:prstClr val="black">
+                                    <a:alpha val="40000"/>
+                                  </a:prstClr>
+                                </a:outerShdw>
+                              </a:effectLst>
+                            </wps:spPr>
+                            <wps:style>
+                              <a:lnRef idx="2">
+                                <a:schemeClr val="accent1">
+                                  <a:shade val="15000"/>
+                                </a:schemeClr>
+                              </a:lnRef>
+                              <a:fillRef idx="1">
+                                <a:schemeClr val="accent1"/>
+                              </a:fillRef>
+                              <a:effectRef idx="0">
+                                <a:schemeClr val="accent1"/>
+                              </a:effectRef>
+                              <a:fontRef idx="minor">
+                                <a:schemeClr val="lt1"/>
+                              </a:fontRef>
+                            </wps:style>
+                            <wps:txbx>
+                              <w:txbxContent>
+                                <w:p>
+                                  <w:pPr>
+                                    <w:jc w:val="center"/>
+                                    <w:rPr>
+                                      <w:b/>
+                                      <w:bCs/>
+                                      <w:lang w:val="hu-HU"/>
+                                    </w:rPr>
+                                  </w:pPr>
+                                  <w:r>
+                                    <w:rPr>
+                                      <w:rStyle w:val="Angol"/>
+                                      <w:b/>
+                                      <w:bCs/>
+                                    </w:rPr>
+                                    <w:t xml:space="preserve">Source </w:t>
+                                  </w:r>
+                                  <w:r>
+                                    <w:rPr>
+                                      <w:rStyle w:val="Angol"/>
+                                      <w:b/>
+                                      <w:bCs/>
+                                    </w:rPr>
+                                    <w:br/>
+                                    <w:t xml:space="preserve">Control </w:t>
+                                  </w:r>
+                                </w:p>
+                              </w:txbxContent>
+                            </wps:txbx>
+                            <wps:bodyPr rot="0" spcFirstLastPara="0" vertOverflow="overflow" horzOverflow="overflow" vert="horz" wrap="square" lIns="0" tIns="0" rIns="0" bIns="0" numCol="1" spcCol="0" rtlCol="0" fromWordArt="0" anchor="ctr" anchorCtr="0" forceAA="0" upright="1" compatLnSpc="1">
+                              <a:prstTxWarp prst="textNoShape">
+                                <a:avLst/>
+                              </a:prstTxWarp>
+                              <a:noAutofit/>
+                            </wps:bodyPr>
+                          </wps:wsp>
+                        </a:graphicData>
+                      </a:graphic>
+                      <wp14:sizeRelH relativeFrom="margin">
+                        <wp14:pctWidth>0</wp14:pctWidth>
+                      </wp14:sizeRelH>
+                      <wp14:sizeRelV relativeFrom="margin">
+                        <wp14:pctHeight>0</wp14:pctHeight>
+                      </wp14:sizeRelV>
+                    </wp:anchor>
+                  </w:drawing>
+                </mc:Choice>
+                <mc:Fallback>
+                  <w:pict>
+                    <v:shape w14:anchorId="4FA34BB3" id="_x0000_s1030" style="position:absolute;left:0;text-align:left;margin-left:-3.35pt;margin-top:-2.15pt;width:133.2pt;height:56.65pt;z-index:251774976;visibility:visible;mso-wrap-style:square;mso-width-percent:0;mso-height-percent:0;mso-wrap-distance-left:9pt;mso-wrap-distance-top:0;mso-wrap-distance-right:9pt;mso-wrap-distance-bottom:0;mso-position-horizontal:absolute;mso-position-horizontal-relative:page;mso-position-vertical:absolute;mso-position-vertical-relative:page;mso-width-percent:0;mso-height-percent:0;mso-width-relative:margin;mso-height-relative:margin;v-text-anchor:middle" coordsize="1799590,791845" o:spt="100" o:gfxdata="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" adj="-11796480,,5400" path="m,131977nfc-3136,74020,45686,1212,131977,,310836,-14593,496240,5232,659212,v162973,-5232,262458,-19982,511879,c1420512,19982,1545205,-12153,1667613,v76222,-6299,142821,71820,131977,131977c1791292,292193,1773209,434506,1799590,659868v10825,77990,-45463,143914,-131977,131977c1431453,809592,1373763,785877,1186447,791845v-187316,5968,-290777,3081,-465810,c545604,788765,373512,789436,131977,791845,64886,806690,-13406,737295,,659868,5186,410436,3283,370806,,131977xem,131977nsc1915,58945,60771,6148,131977,,350563,22639,436111,-8943,613143,v177032,8943,241550,1601,465810,c1303213,-1601,1377214,-2351,1667613,v81668,-12296,134413,69975,131977,131977c1814222,259125,1815672,442828,1799590,659868v-3450,64264,-71074,131218,-131977,131977c1435494,768936,1375016,770409,1201803,791845v-173213,21437,-256386,-11467,-481166,c495857,803312,416187,816838,131977,791845,58420,784620,11280,724441,,659868,7300,408801,-8607,349115,,131977xe" fillcolor="#00b050" strokecolor="#09101d [484]" strokeweight="1pt">
+                      <v:stroke joinstyle="miter"/>
+                      <v:shadow on="t" color="black" opacity="26214f" origin="-.5,-.5" offset=".74836mm,.74836mm"/>
+                      <v:formulas/>
+                      <v:path arrowok="t" o:extrusionok="f" o:connecttype="custom" o:connectlocs="0,119912;124060,0;619669,0;1100842,0;1567580,0;1691640,119912;1691640,599543;1567580,719455;1115277,719455;677409,719455;124060,719455;0,599543;0,119912" o:connectangles="0,0,0,0,0,0,0,0,0,0,0,0,0" textboxrect="0,0,1799590,791845"/>
+                      <v:textbox inset="0,0,0,0">
+                        <w:txbxContent>
+                          <w:p>
+                            <w:pPr>
+                              <w:jc w:val="center"/>
+                              <w:rPr>
+                                <w:b/>
+                                <w:bCs/>
+                                <w:lang w:val="hu-HU"/>
+                              </w:rPr>
+                            </w:pPr>
+                            <w:r>
+                              <w:rPr>
+                                <w:rStyle w:val="Angol"/>
+                                <w:b/>
+                                <w:bCs/>
+                              </w:rPr>
+                              <w:t xml:space="preserve">Source </w:t>
+                            </w:r>
+                            <w:r>
+                              <w:rPr>
+                                <w:rStyle w:val="Angol"/>
+                                <w:b/>
+                                <w:bCs/>
+                              </w:rPr>
+                              <w:br/>
+                              <w:t xml:space="preserve">Control </w:t>
+                            </w:r>
+                          </w:p>
+                        </w:txbxContent>
+                      </v:textbox>
+                      <w10:wrap anchorx="page" anchory="page"/>
+                    </v:shape>
+                  </w:pict>
+                </mc:Fallback>
+              </mc:AlternateContent>
+            </w:r>
+          </w:p>
+        </w:tc>
+      </w:tr>
+      <w:tr>
+        <w:trPr>
+          <w:trHeight w:val="113"/>
+        </w:trPr>
+        <w:tc>
+          <w:tcPr>
+            <w:tcW w:w="7938" w:type="dxa"/>
+            <w:tcBorders>
+              <w:top w:val="single" w:sz="4" w:space="0" w:color="auto"/>
+              <w:left w:val="nil"/>
+              <w:bottom w:val="nil"/>
+            </w:tcBorders>
+            <w:vAlign w:val="center"/>
+          </w:tcPr>
+          <w:p>
+            <w:pPr>
+              <w:jc w:val="center"/>
+              <w:rPr>
+                <w:bCs/>
+                <w:sz w:val="2"/>
+                <w:szCs w:val="2"/>
+              </w:rPr>
+            </w:pPr>
+          </w:p>
+        </w:tc>
+        <w:tc>
+          <w:tcPr>
+            <w:tcW w:w="334" w:type="dxa"/>
+            <w:tcBorders>
+              <w:top w:val="nil"/>
+              <w:left w:val="nil"/>
+              <w:bottom w:val="nil"/>
+              <w:right w:val="nil"/>
+            </w:tcBorders>
+          </w:tcPr>
+          <w:p>
+            <w:pPr>
+              <w:jc w:val="center"/>
+              <w:rPr>
+                <w:bCs/>
+                <w:sz w:val="2"/>
+                <w:szCs w:val="2"/>
+              </w:rPr>
+            </w:pPr>
+          </w:p>
+        </w:tc>
+        <w:tc>
+          <w:tcPr>
+            <w:tcW w:w="2645" w:type="dxa"/>
+            <w:tcBorders>
+              <w:top w:val="dashed" w:sz="4" w:space="0" w:color="auto"/>
+              <w:left w:val="nil"/>
+              <w:bottom w:val="dashed" w:sz="4" w:space="0" w:color="auto"/>
+            </w:tcBorders>
+          </w:tcPr>
+          <w:p>
+            <w:pPr>
+              <w:jc w:val="center"/>
+              <w:rPr>
+                <w:bCs/>
+                <w:sz w:val="2"/>
+                <w:szCs w:val="2"/>
+              </w:rPr>
+            </w:pPr>
+            <w:r>
+              <mc:AlternateContent>
+                <mc:Choice Requires="wps">
+                  <w:drawing>
+                    <wp:anchor distT="0" distB="0" distL="114300" distR="114300" simplePos="0" relativeHeight="251787264" behindDoc="0" locked="0" layoutInCell="1" allowOverlap="1" wp14:anchorId="487B54AC" wp14:editId="10C3E2EC">
+                      <wp:simplePos x="0" y="0"/>
+                      <wp:positionH relativeFrom="page">
+                        <wp:posOffset>8255</wp:posOffset>
+                      </wp:positionH>
+                      <wp:positionV relativeFrom="page">
+                        <wp:posOffset>63500</wp:posOffset>
+                      </wp:positionV>
+                      <wp:extent cx="1691640" cy="719455"/>
+                      <wp:effectExtent l="38100" t="38100" r="118110" b="118745"/>
+                      <wp:wrapNone/>
+                      <wp:docPr id="36" name="Téglalap: lekerekített 1"/>
+                      <wp:cNvGraphicFramePr/>
+                      <a:graphic xmlns:a="http://schemas.openxmlformats.org/drawingml/2006/main">
+                        <a:graphicData uri="http://schemas.microsoft.com/office/word/2010/wordprocessingShape">
+                          <wps:wsp>
+                            <wps:cNvSpPr/>
+                            <wps:spPr>
+                              <a:xfrm>
+                                <a:off x="0" y="0"/>
+                                <a:ext cx="1691640" cy="719455"/>
+                              </a:xfrm>
+                              <a:custGeom>
+                                <a:avLst/>
+                                <a:gdLst>
+                                  <a:gd name="connsiteX0" fmla="*/ 0 w 1799590"/>
+                                  <a:gd name="connsiteY0" fmla="*/ 131977 h 791845"/>
+                                  <a:gd name="connsiteX1" fmla="*/ 131977 w 1799590"/>
+                                  <a:gd name="connsiteY1" fmla="*/ 0 h 791845"/>
+                                  <a:gd name="connsiteX2" fmla="*/ 659212 w 1799590"/>
+                                  <a:gd name="connsiteY2" fmla="*/ 0 h 791845"/>
+                                  <a:gd name="connsiteX3" fmla="*/ 1171091 w 1799590"/>
+                                  <a:gd name="connsiteY3" fmla="*/ 0 h 791845"/>
+                                  <a:gd name="connsiteX4" fmla="*/ 1667613 w 1799590"/>
+                                  <a:gd name="connsiteY4" fmla="*/ 0 h 791845"/>
+                                  <a:gd name="connsiteX5" fmla="*/ 1799590 w 1799590"/>
+                                  <a:gd name="connsiteY5" fmla="*/ 131977 h 791845"/>
+                                  <a:gd name="connsiteX6" fmla="*/ 1799590 w 1799590"/>
+                                  <a:gd name="connsiteY6" fmla="*/ 659868 h 791845"/>
+                                  <a:gd name="connsiteX7" fmla="*/ 1667613 w 1799590"/>
+                                  <a:gd name="connsiteY7" fmla="*/ 791845 h 791845"/>
+                                  <a:gd name="connsiteX8" fmla="*/ 1186447 w 1799590"/>
+                                  <a:gd name="connsiteY8" fmla="*/ 791845 h 791845"/>
+                                  <a:gd name="connsiteX9" fmla="*/ 720637 w 1799590"/>
+                                  <a:gd name="connsiteY9" fmla="*/ 791845 h 791845"/>
+                                  <a:gd name="connsiteX10" fmla="*/ 131977 w 1799590"/>
+                                  <a:gd name="connsiteY10" fmla="*/ 791845 h 791845"/>
+                                  <a:gd name="connsiteX11" fmla="*/ 0 w 1799590"/>
+                                  <a:gd name="connsiteY11" fmla="*/ 659868 h 791845"/>
+                                  <a:gd name="connsiteX12" fmla="*/ 0 w 1799590"/>
+                                  <a:gd name="connsiteY12" fmla="*/ 131977 h 791845"/>
+                                </a:gdLst>
+                                <a:ahLst/>
+                                <a:cxnLst>
+                                  <a:cxn ang="0">
+                                    <a:pos x="connsiteX0" y="connsiteY0"/>
+                                  </a:cxn>
+                                  <a:cxn ang="0">
+                                    <a:pos x="connsiteX1" y="connsiteY1"/>
+                                  </a:cxn>
+                                  <a:cxn ang="0">
+                                    <a:pos x="connsiteX2" y="connsiteY2"/>
+                                  </a:cxn>
+                                  <a:cxn ang="0">
+                                    <a:pos x="connsiteX3" y="connsiteY3"/>
+                                  </a:cxn>
+                                  <a:cxn ang="0">
+                                    <a:pos x="connsiteX4" y="connsiteY4"/>
+                                  </a:cxn>
+                                  <a:cxn ang="0">
+                                    <a:pos x="connsiteX5" y="connsiteY5"/>
+                                  </a:cxn>
+                                  <a:cxn ang="0">
+                                    <a:pos x="connsiteX6" y="connsiteY6"/>
+                                  </a:cxn>
+                                  <a:cxn ang="0">
+                                    <a:pos x="connsiteX7" y="connsiteY7"/>
+                                  </a:cxn>
+                                  <a:cxn ang="0">
+                                    <a:pos x="connsiteX8" y="connsiteY8"/>
+                                  </a:cxn>
+                                  <a:cxn ang="0">
+                                    <a:pos x="connsiteX9" y="connsiteY9"/>
+                                  </a:cxn>
+                                  <a:cxn ang="0">
+                                    <a:pos x="connsiteX10" y="connsiteY10"/>
+                                  </a:cxn>
+                                  <a:cxn ang="0">
+                                    <a:pos x="connsiteX11" y="connsiteY11"/>
+                                  </a:cxn>
+                                  <a:cxn ang="0">
+                                    <a:pos x="connsiteX12" y="connsiteY12"/>
+                                  </a:cxn>
+                                </a:cxnLst>
+                                <a:rect l="l" t="t" r="r" b="b"/>
+                                <a:pathLst>
+                                  <a:path w="1799590" h="791845" fill="none" extrusionOk="0">
+                                    <a:moveTo>
+                                      <a:pt x="0" y="131977"/>
+                                    </a:moveTo>
+                                    <a:cubicBezTo>
+                                      <a:pt x="-3136" y="74020"/>
+                                      <a:pt x="45686" y="1212"/>
+                                      <a:pt x="131977" y="0"/>
+                                    </a:cubicBezTo>
+                                    <a:cubicBezTo>
+                                      <a:pt x="310836" y="-14593"/>
+                                      <a:pt x="496240" y="5232"/>
+                                      <a:pt x="659212" y="0"/>
+                                    </a:cubicBezTo>
+                                    <a:cubicBezTo>
+                                      <a:pt x="822185" y="-5232"/>
+                                      <a:pt x="921670" y="-19982"/>
+                                      <a:pt x="1171091" y="0"/>
+                                    </a:cubicBezTo>
+                                    <a:cubicBezTo>
+                                      <a:pt x="1420512" y="19982"/>
+                                      <a:pt x="1545205" y="-12153"/>
+                                      <a:pt x="1667613" y="0"/>
+                                    </a:cubicBezTo>
+                                    <a:cubicBezTo>
+                                      <a:pt x="1743835" y="-6299"/>
+                                      <a:pt x="1810434" y="71820"/>
+                                      <a:pt x="1799590" y="131977"/>
+                                    </a:cubicBezTo>
+                                    <a:cubicBezTo>
+                                      <a:pt x="1791292" y="292193"/>
+                                      <a:pt x="1773209" y="434506"/>
+                                      <a:pt x="1799590" y="659868"/>
+                                    </a:cubicBezTo>
+                                    <a:cubicBezTo>
+                                      <a:pt x="1810415" y="737858"/>
+                                      <a:pt x="1754127" y="803782"/>
+                                      <a:pt x="1667613" y="791845"/>
+                                    </a:cubicBezTo>
+                                    <a:cubicBezTo>
+                                      <a:pt x="1431453" y="809592"/>
+                                      <a:pt x="1373763" y="785877"/>
+                                      <a:pt x="1186447" y="791845"/>
+                                    </a:cubicBezTo>
+                                    <a:cubicBezTo>
+                                      <a:pt x="999131" y="797813"/>
+                                      <a:pt x="895670" y="794926"/>
+                                      <a:pt x="720637" y="791845"/>
+                                    </a:cubicBezTo>
+                                    <a:cubicBezTo>
+                                      <a:pt x="545604" y="788765"/>
+                                      <a:pt x="373512" y="789436"/>
+                                      <a:pt x="131977" y="791845"/>
+                                    </a:cubicBezTo>
+                                    <a:cubicBezTo>
+                                      <a:pt x="64886" y="806690"/>
+                                      <a:pt x="-13406" y="737295"/>
+                                      <a:pt x="0" y="659868"/>
+                                    </a:cubicBezTo>
+                                    <a:cubicBezTo>
+                                      <a:pt x="5186" y="410436"/>
+                                      <a:pt x="3283" y="370806"/>
+                                      <a:pt x="0" y="131977"/>
+                                    </a:cubicBezTo>
+                                    <a:close/>
+                                  </a:path>
+                                  <a:path w="1799590" h="791845" stroke="0" extrusionOk="0">
+                                    <a:moveTo>
+                                      <a:pt x="0" y="131977"/>
+                                    </a:moveTo>
+                                    <a:cubicBezTo>
+                                      <a:pt x="1915" y="58945"/>
+                                      <a:pt x="60771" y="6148"/>
+                                      <a:pt x="131977" y="0"/>
+                                    </a:cubicBezTo>
+                                    <a:cubicBezTo>
+                                      <a:pt x="350563" y="22639"/>
+                                      <a:pt x="436111" y="-8943"/>
+                                      <a:pt x="613143" y="0"/>
+                                    </a:cubicBezTo>
+                                    <a:cubicBezTo>
+                                      <a:pt x="790175" y="8943"/>
+                                      <a:pt x="854693" y="1601"/>
+                                      <a:pt x="1078953" y="0"/>
+                                    </a:cubicBezTo>
+                                    <a:cubicBezTo>
+                                      <a:pt x="1303213" y="-1601"/>
+                                      <a:pt x="1377214" y="-2351"/>
+                                      <a:pt x="1667613" y="0"/>
+                                    </a:cubicBezTo>
+                                    <a:cubicBezTo>
+                                      <a:pt x="1749281" y="-12296"/>
+                                      <a:pt x="1802026" y="69975"/>
+                                      <a:pt x="1799590" y="131977"/>
+                                    </a:cubicBezTo>
+                                    <a:cubicBezTo>
+                                      <a:pt x="1814222" y="259125"/>
+                                      <a:pt x="1815672" y="442828"/>
+                                      <a:pt x="1799590" y="659868"/>
+                                    </a:cubicBezTo>
+                                    <a:cubicBezTo>
+                                      <a:pt x="1796140" y="724132"/>
+                                      <a:pt x="1728516" y="791086"/>
+                                      <a:pt x="1667613" y="791845"/>
+                                    </a:cubicBezTo>
+                                    <a:cubicBezTo>
+                                      <a:pt x="1435494" y="768936"/>
+                                      <a:pt x="1375016" y="770409"/>
+                                      <a:pt x="1201803" y="791845"/>
+                                    </a:cubicBezTo>
+                                    <a:cubicBezTo>
+                                      <a:pt x="1028590" y="813282"/>
+                                      <a:pt x="945417" y="780378"/>
+                                      <a:pt x="720637" y="791845"/>
+                                    </a:cubicBezTo>
+                                    <a:cubicBezTo>
+                                      <a:pt x="495857" y="803312"/>
+                                      <a:pt x="416187" y="816838"/>
+                                      <a:pt x="131977" y="791845"/>
+                                    </a:cubicBezTo>
+                                    <a:cubicBezTo>
+                                      <a:pt x="58420" y="784620"/>
+                                      <a:pt x="11280" y="724441"/>
+                                      <a:pt x="0" y="659868"/>
+                                    </a:cubicBezTo>
+                                    <a:cubicBezTo>
+                                      <a:pt x="7300" y="408801"/>
+                                      <a:pt x="-8607" y="349115"/>
+                                      <a:pt x="0" y="131977"/>
+                                    </a:cubicBezTo>
+                                    <a:close/>
+                                  </a:path>
+                                </a:pathLst>
+                              </a:custGeom>
+                              <a:solidFill>
+                                <a:srgbClr val="00B050"/>
+                              </a:solidFill>
+                              <a:ln>
+                                <a:extLst>
+                                  <a:ext uri="{C807C97D-BFC1-408E-A445-0C87EB9F89A2}">
+                                    <ask:lineSketchStyleProps xmlns="" xmlns:o="urn:schemas-microsoft-com:office:office" xmlns:oel="http://schemas.microsoft.com/office/2019/extlst" xmlns:v="urn:schemas-microsoft-com:vml" xmlns:w10="urn:schemas-microsoft-com:office:word" xmlns:w="http://schemas.openxmlformats.org/wordprocessingml/2006/main" xmlns:w16cex="http://schemas.microsoft.com/office/word/2018/wordml/cex" xmlns:w16="http://schemas.microsoft.com/office/word/2018/wordml" xmlns:w16du="http://schemas.microsoft.com/office/word/2023/wordml/word16du" xmlns:w16sdtdh="http://schemas.microsoft.com/office/word/2020/wordml/sdtdatahash" xmlns:ask="http://schemas.microsoft.com/office/drawing/2018/sketchyshapes" sd="3886230498">
+                                      <a:prstGeom prst="roundRect">
+                                        <a:avLst/>
+                                      </a:prstGeom>
+                                      <ask:type>
+                                        <ask:lineSketchFreehand/>
+                                      </ask:type>
+                                    </ask:lineSketchStyleProps>
+                                  </a:ext>
+                                </a:extLst>
+                              </a:ln>
+                              <a:effectLst>
+                                <a:outerShdw blurRad="50800" dist="38100" dir="2700000" algn="tl" rotWithShape="0">
+                                  <a:prstClr val="black">
+                                    <a:alpha val="40000"/>
+                                  </a:prstClr>
+                                </a:outerShdw>
+                              </a:effectLst>
+                            </wps:spPr>
+                            <wps:style>
+                              <a:lnRef idx="2">
+                                <a:schemeClr val="accent1">
+                                  <a:shade val="15000"/>
+                                </a:schemeClr>
+                              </a:lnRef>
+                              <a:fillRef idx="1">
+                                <a:schemeClr val="accent1"/>
+                              </a:fillRef>
+                              <a:effectRef idx="0">
+                                <a:schemeClr val="accent1"/>
+                              </a:effectRef>
+                              <a:fontRef idx="minor">
+                                <a:schemeClr val="lt1"/>
+                              </a:fontRef>
+                            </wps:style>
+                            <wps:txbx>
+                              <w:txbxContent>
+                                <w:p>
+                                  <w:pPr>
+                                    <w:jc w:val="center"/>
+                                    <w:rPr>
+                                      <w:b/>
+                                      <w:bCs/>
+                                      <w:lang w:val="hu-HU"/>
+                                    </w:rPr>
+                                  </w:pPr>
+                                  <w:r>
+                                    <w:rPr>
+                                      <w:rStyle w:val="Angol"/>
+                                      <w:b/>
+                                      <w:bCs/>
+                                    </w:rPr>
+                                    <w:t>Remote</w:t>
+                                  </w:r>
+                                </w:p>
+                              </w:txbxContent>
+                            </wps:txbx>
+                            <wps:bodyPr rot="0" spcFirstLastPara="0" vertOverflow="overflow" horzOverflow="overflow" vert="horz" wrap="square" lIns="0" tIns="0" rIns="0" bIns="0" numCol="1" spcCol="0" rtlCol="0" fromWordArt="0" anchor="ctr" anchorCtr="0" forceAA="0" upright="1" compatLnSpc="1">
+                              <a:prstTxWarp prst="textNoShape">
+                                <a:avLst/>
+                              </a:prstTxWarp>
+                              <a:noAutofit/>
+                            </wps:bodyPr>
+                          </wps:wsp>
+                        </a:graphicData>
+                      </a:graphic>
+                      <wp14:sizeRelH relativeFrom="margin">
+                        <wp14:pctWidth>0</wp14:pctWidth>
+                      </wp14:sizeRelH>
+                      <wp14:sizeRelV relativeFrom="margin">
+                        <wp14:pctHeight>0</wp14:pctHeight>
+                      </wp14:sizeRelV>
+                    </wp:anchor>
+                  </w:drawing>
+                </mc:Choice>
+                <mc:Fallback>
+                  <w:pict>
+                    <v:shape w14:anchorId="487B54AC" id="_x0000_s1031" style="position:absolute;left:0;text-align:left;margin-left:.65pt;margin-top:5pt;width:133.2pt;height:56.65pt;z-index:251787264;visibility:visible;mso-wrap-style:square;mso-width-percent:0;mso-height-percent:0;mso-wrap-distance-left:9pt;mso-wrap-distance-top:0;mso-wrap-distance-right:9pt;mso-wrap-distance-bottom:0;mso-position-horizontal:absolute;mso-position-horizontal-relative:page;mso-position-vertical:absolute;mso-position-vertical-relative:page;mso-width-percent:0;mso-height-percent:0;mso-width-relative:margin;mso-height-relative:margin;v-text-anchor:middle" coordsize="1799590,791845" o:spt="100" o:gfxdata="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" adj="-11796480,,5400" path="m,131977nfc-3136,74020,45686,1212,131977,,310836,-14593,496240,5232,659212,v162973,-5232,262458,-19982,511879,c1420512,19982,1545205,-12153,1667613,v76222,-6299,142821,71820,131977,131977c1791292,292193,1773209,434506,1799590,659868v10825,77990,-45463,143914,-131977,131977c1431453,809592,1373763,785877,1186447,791845v-187316,5968,-290777,3081,-465810,c545604,788765,373512,789436,131977,791845,64886,806690,-13406,737295,,659868,5186,410436,3283,370806,,131977xem,131977nsc1915,58945,60771,6148,131977,,350563,22639,436111,-8943,613143,v177032,8943,241550,1601,465810,c1303213,-1601,1377214,-2351,1667613,v81668,-12296,134413,69975,131977,131977c1814222,259125,1815672,442828,1799590,659868v-3450,64264,-71074,131218,-131977,131977c1435494,768936,1375016,770409,1201803,791845v-173213,21437,-256386,-11467,-481166,c495857,803312,416187,816838,131977,791845,58420,784620,11280,724441,,659868,7300,408801,-8607,349115,,131977xe" fillcolor="#00b050" strokecolor="#09101d [484]" strokeweight="1pt">
+                      <v:stroke joinstyle="miter"/>
+                      <v:shadow on="t" color="black" opacity="26214f" origin="-.5,-.5" offset=".74836mm,.74836mm"/>
+                      <v:formulas/>
+                      <v:path arrowok="t" o:extrusionok="f" o:connecttype="custom" o:connectlocs="0,119912;124060,0;619669,0;1100842,0;1567580,0;1691640,119912;1691640,599543;1567580,719455;1115277,719455;677409,719455;124060,719455;0,599543;0,119912" o:connectangles="0,0,0,0,0,0,0,0,0,0,0,0,0" textboxrect="0,0,1799590,791845"/>
+                      <v:textbox inset="0,0,0,0">
+                        <w:txbxContent>
+                          <w:p>
+                            <w:pPr>
+                              <w:jc w:val="center"/>
+                              <w:rPr>
+                                <w:b/>
+                                <w:bCs/>
+                                <w:lang w:val="hu-HU"/>
+                              </w:rPr>
+                            </w:pPr>
+                            <w:r>
+                              <w:rPr>
+                                <w:rStyle w:val="Angol"/>
+                                <w:b/>
+                                <w:bCs/>
+                              </w:rPr>
+                              <w:t>Remote</w:t>
+                            </w:r>
+                          </w:p>
+                        </w:txbxContent>
+                      </v:textbox>
+                      <w10:wrap anchorx="page" anchory="page"/>
+                    </v:shape>
+                  </w:pict>
+                </mc:Fallback>
+              </mc:AlternateContent>
+            </w:r>
+          </w:p>
+        </w:tc>
+      </w:tr>
+      <w:tr>
+        <w:trPr>
+          <w:trHeight w:val="1134"/>
+        </w:trPr>
+        <w:tc>
+          <w:tcPr>
+            <w:tcW w:w="7938" w:type="dxa"/>
+            <w:tcBorders>
+              <w:top w:val="nil"/>
+              <w:left w:val="nil"/>
+              <w:bottom w:val="single" w:sz="4" w:space="0" w:color="auto"/>
+            </w:tcBorders>
+            <w:vAlign w:val="center"/>
+          </w:tcPr>
+          <w:p>
+            <w:pPr>
+              <w:jc w:val="center"/>
+              <w:rPr>
+                <w:bCs/>
+              </w:rPr>
+            </w:pPr>
+            <w:r>
+              <w:rPr>
+                <w:bCs/>
+              </w:rPr>
+              <w:t xml:space="preserve">Mi a </w:t>
             </w:r>
             <w:r>
               <w:rPr>
-                <w:bCs/>
-              </w:rPr>
-              <w:t>pillanatkép</w:t>
+                <w:b/>
+                <w:bCs/>
+              </w:rPr>
+              <w:t>távoli szolgoltatónál</w:t>
             </w:r>
             <w:r>
               <w:rPr>
                 <w:bCs/>
               </w:rPr>
-              <w:t xml:space="preserve"> egyedi ujjlenyomtatát </w:t>
+              <w:t xml:space="preserve"> őrzött </w:t>
             </w:r>
             <w:r>
               <w:rPr>
                 <w:bCs/>
               </w:rPr>
-              <w:t>/</w:t>
-            </w:r>
-            <w:r>
-              <w:rPr>
-                <w:bCs/>
-              </w:rPr>
-              <w:t xml:space="preserve"> kivonatát, amivel azonosít</w:t>
-            </w:r>
-            <w:r>
-              <w:rPr>
-                <w:bCs/>
-              </w:rPr>
-              <w:t>juk</w:t>
-            </w:r>
-            <w:r>
-              <w:rPr>
-                <w:bCs/>
-              </w:rPr>
-              <w:t>?</w:t>
+              <w:br/>
+              <w:t>adattár angol elnevezése?</w:t>
             </w:r>
           </w:p>
         </w:tc>
@@ -756,300 +3323,6 @@
               <w:rPr>
                 <w:bCs/>
               </w:rPr>
-              <w:t>Egy</w:t>
-            </w:r>
-            <w:r>
-              <w:rPr>
-                <w:bCs/>
-              </w:rPr>
-              <w:t xml:space="preserve"> internetes platform</w:t>
-            </w:r>
-            <w:r>
-              <w:rPr>
-                <w:bCs/>
-              </w:rPr>
-              <w:t>,</w:t>
-            </w:r>
-            <w:r>
-              <w:rPr>
-                <w:bCs/>
-              </w:rPr>
-              <w:t xml:space="preserve"> ahol projketet teszünk közzé, és csapatmunkában fejleszthetünk</w:t>
-            </w:r>
-            <w:r>
-              <w:rPr>
-                <w:bCs/>
-              </w:rPr>
-              <w:t>.</w:t>
-            </w:r>
-          </w:p>
-        </w:tc>
-        <w:tc>
-          <w:tcPr>
-            <w:tcW w:w="334" w:type="dxa"/>
-            <w:tcBorders>
-              <w:top w:val="nil"/>
-              <w:left w:val="nil"/>
-              <w:bottom w:val="nil"/>
-              <w:right w:val="dashed" w:sz="4" w:space="0" w:color="auto"/>
-            </w:tcBorders>
-          </w:tcPr>
-          <w:p>
-            <w:pPr>
-              <w:jc w:val="center"/>
-              <w:rPr>
-                <w:bCs/>
-              </w:rPr>
-            </w:pPr>
-          </w:p>
-        </w:tc>
-        <w:tc>
-          <w:tcPr>
-            <w:tcW w:w="2645" w:type="dxa"/>
-            <w:tcBorders>
-              <w:top w:val="dashed" w:sz="4" w:space="0" w:color="auto"/>
-              <w:left w:val="dashed" w:sz="4" w:space="0" w:color="auto"/>
-              <w:bottom w:val="dashed" w:sz="4" w:space="0" w:color="auto"/>
-              <w:right w:val="dashed" w:sz="4" w:space="0" w:color="auto"/>
-            </w:tcBorders>
-          </w:tcPr>
-          <w:p>
-            <w:pPr>
-              <w:jc w:val="center"/>
-              <w:rPr>
-                <w:bCs/>
-              </w:rPr>
-            </w:pPr>
-          </w:p>
-        </w:tc>
-      </w:tr>
-      <w:tr>
-        <w:trPr>
-          <w:trHeight w:val="113"/>
-        </w:trPr>
-        <w:tc>
-          <w:tcPr>
-            <w:tcW w:w="7938" w:type="dxa"/>
-            <w:tcBorders>
-              <w:top w:val="single" w:sz="4" w:space="0" w:color="auto"/>
-              <w:left w:val="nil"/>
-              <w:bottom w:val="nil"/>
-            </w:tcBorders>
-            <w:vAlign w:val="center"/>
-          </w:tcPr>
-          <w:p>
-            <w:pPr>
-              <w:jc w:val="center"/>
-              <w:rPr>
-                <w:bCs/>
-                <w:sz w:val="2"/>
-                <w:szCs w:val="2"/>
-              </w:rPr>
-            </w:pPr>
-          </w:p>
-        </w:tc>
-        <w:tc>
-          <w:tcPr>
-            <w:tcW w:w="334" w:type="dxa"/>
-            <w:tcBorders>
-              <w:top w:val="nil"/>
-              <w:left w:val="nil"/>
-              <w:bottom w:val="nil"/>
-              <w:right w:val="nil"/>
-            </w:tcBorders>
-          </w:tcPr>
-          <w:p>
-            <w:pPr>
-              <w:jc w:val="center"/>
-              <w:rPr>
-                <w:bCs/>
-                <w:sz w:val="2"/>
-                <w:szCs w:val="2"/>
-              </w:rPr>
-            </w:pPr>
-          </w:p>
-        </w:tc>
-        <w:tc>
-          <w:tcPr>
-            <w:tcW w:w="2645" w:type="dxa"/>
-            <w:tcBorders>
-              <w:top w:val="dashed" w:sz="4" w:space="0" w:color="auto"/>
-              <w:left w:val="nil"/>
-              <w:bottom w:val="dashed" w:sz="4" w:space="0" w:color="auto"/>
-            </w:tcBorders>
-          </w:tcPr>
-          <w:p>
-            <w:pPr>
-              <w:jc w:val="center"/>
-              <w:rPr>
-                <w:bCs/>
-                <w:sz w:val="2"/>
-                <w:szCs w:val="2"/>
-              </w:rPr>
-            </w:pPr>
-          </w:p>
-        </w:tc>
-      </w:tr>
-      <w:tr>
-        <w:trPr>
-          <w:trHeight w:val="1134"/>
-        </w:trPr>
-        <w:tc>
-          <w:tcPr>
-            <w:tcW w:w="7938" w:type="dxa"/>
-            <w:tcBorders>
-              <w:top w:val="nil"/>
-              <w:left w:val="nil"/>
-              <w:bottom w:val="single" w:sz="4" w:space="0" w:color="auto"/>
-            </w:tcBorders>
-            <w:vAlign w:val="center"/>
-          </w:tcPr>
-          <w:p>
-            <w:pPr>
-              <w:jc w:val="center"/>
-              <w:rPr>
-                <w:bCs/>
-              </w:rPr>
-            </w:pPr>
-            <w:r>
-              <w:rPr>
-                <w:bCs/>
-              </w:rPr>
-              <w:t>Mi tartalmazza egyszerre a projekt forrás állományait és a verziókövető információt?</w:t>
-            </w:r>
-          </w:p>
-        </w:tc>
-        <w:tc>
-          <w:tcPr>
-            <w:tcW w:w="334" w:type="dxa"/>
-            <w:tcBorders>
-              <w:top w:val="nil"/>
-              <w:left w:val="nil"/>
-              <w:bottom w:val="nil"/>
-              <w:right w:val="dashed" w:sz="4" w:space="0" w:color="auto"/>
-            </w:tcBorders>
-          </w:tcPr>
-          <w:p>
-            <w:pPr>
-              <w:jc w:val="center"/>
-              <w:rPr>
-                <w:bCs/>
-              </w:rPr>
-            </w:pPr>
-          </w:p>
-        </w:tc>
-        <w:tc>
-          <w:tcPr>
-            <w:tcW w:w="2645" w:type="dxa"/>
-            <w:tcBorders>
-              <w:top w:val="dashed" w:sz="4" w:space="0" w:color="auto"/>
-              <w:left w:val="dashed" w:sz="4" w:space="0" w:color="auto"/>
-              <w:bottom w:val="dashed" w:sz="4" w:space="0" w:color="auto"/>
-              <w:right w:val="dashed" w:sz="4" w:space="0" w:color="auto"/>
-            </w:tcBorders>
-          </w:tcPr>
-          <w:p>
-            <w:pPr>
-              <w:jc w:val="center"/>
-              <w:rPr>
-                <w:bCs/>
-              </w:rPr>
-            </w:pPr>
-          </w:p>
-        </w:tc>
-      </w:tr>
-      <w:tr>
-        <w:trPr>
-          <w:trHeight w:val="113"/>
-        </w:trPr>
-        <w:tc>
-          <w:tcPr>
-            <w:tcW w:w="7938" w:type="dxa"/>
-            <w:tcBorders>
-              <w:top w:val="single" w:sz="4" w:space="0" w:color="auto"/>
-              <w:left w:val="nil"/>
-              <w:bottom w:val="nil"/>
-            </w:tcBorders>
-            <w:vAlign w:val="center"/>
-          </w:tcPr>
-          <w:p>
-            <w:pPr>
-              <w:jc w:val="center"/>
-              <w:rPr>
-                <w:bCs/>
-                <w:sz w:val="2"/>
-                <w:szCs w:val="2"/>
-              </w:rPr>
-            </w:pPr>
-          </w:p>
-        </w:tc>
-        <w:tc>
-          <w:tcPr>
-            <w:tcW w:w="334" w:type="dxa"/>
-            <w:tcBorders>
-              <w:top w:val="nil"/>
-              <w:left w:val="nil"/>
-              <w:bottom w:val="nil"/>
-              <w:right w:val="nil"/>
-            </w:tcBorders>
-          </w:tcPr>
-          <w:p>
-            <w:pPr>
-              <w:jc w:val="center"/>
-              <w:rPr>
-                <w:bCs/>
-                <w:sz w:val="2"/>
-                <w:szCs w:val="2"/>
-              </w:rPr>
-            </w:pPr>
-          </w:p>
-        </w:tc>
-        <w:tc>
-          <w:tcPr>
-            <w:tcW w:w="2645" w:type="dxa"/>
-            <w:tcBorders>
-              <w:top w:val="dashed" w:sz="4" w:space="0" w:color="auto"/>
-              <w:left w:val="nil"/>
-              <w:bottom w:val="dashed" w:sz="4" w:space="0" w:color="auto"/>
-            </w:tcBorders>
-          </w:tcPr>
-          <w:p>
-            <w:pPr>
-              <w:jc w:val="center"/>
-              <w:rPr>
-                <w:bCs/>
-                <w:sz w:val="2"/>
-                <w:szCs w:val="2"/>
-              </w:rPr>
-            </w:pPr>
-          </w:p>
-        </w:tc>
-      </w:tr>
-      <w:tr>
-        <w:trPr>
-          <w:trHeight w:val="1134"/>
-        </w:trPr>
-        <w:tc>
-          <w:tcPr>
-            <w:tcW w:w="7938" w:type="dxa"/>
-            <w:tcBorders>
-              <w:top w:val="nil"/>
-              <w:left w:val="nil"/>
-              <w:bottom w:val="single" w:sz="4" w:space="0" w:color="auto"/>
-            </w:tcBorders>
-            <w:vAlign w:val="center"/>
-          </w:tcPr>
-          <w:p>
-            <w:pPr>
-              <w:jc w:val="center"/>
-              <w:rPr>
-                <w:bCs/>
-              </w:rPr>
-            </w:pPr>
-            <w:r>
-              <w:rPr>
-                <w:bCs/>
-              </w:rPr>
               <w:t xml:space="preserve">Mi a </w:t>
             </w:r>
             <w:r>
@@ -1057,13 +3330,13 @@
                 <w:b/>
                 <w:bCs/>
               </w:rPr>
-              <w:t>távoli szolgoltatónál</w:t>
+              <w:t>helyi számítógépen</w:t>
             </w:r>
             <w:r>
               <w:rPr>
                 <w:bCs/>
               </w:rPr>
-              <w:t xml:space="preserve"> őrzött </w:t>
+              <w:t xml:space="preserve"> szerkesztett </w:t>
             </w:r>
             <w:r>
               <w:rPr>
@@ -1110,161 +3383,356 @@
                 <w:bCs/>
               </w:rPr>
             </w:pPr>
-          </w:p>
-        </w:tc>
-      </w:tr>
-      <w:tr>
-        <w:trPr>
-          <w:trHeight w:val="113"/>
-        </w:trPr>
-        <w:tc>
-          <w:tcPr>
-            <w:tcW w:w="7938" w:type="dxa"/>
-            <w:tcBorders>
-              <w:top w:val="single" w:sz="4" w:space="0" w:color="auto"/>
-              <w:left w:val="nil"/>
-              <w:bottom w:val="nil"/>
-            </w:tcBorders>
-            <w:vAlign w:val="center"/>
-          </w:tcPr>
-          <w:p>
-            <w:pPr>
-              <w:jc w:val="center"/>
-              <w:rPr>
-                <w:bCs/>
-                <w:sz w:val="2"/>
-                <w:szCs w:val="2"/>
-              </w:rPr>
-            </w:pPr>
-          </w:p>
-        </w:tc>
-        <w:tc>
-          <w:tcPr>
-            <w:tcW w:w="334" w:type="dxa"/>
-            <w:tcBorders>
-              <w:top w:val="nil"/>
-              <w:left w:val="nil"/>
-              <w:bottom w:val="nil"/>
-              <w:right w:val="nil"/>
-            </w:tcBorders>
-          </w:tcPr>
-          <w:p>
-            <w:pPr>
-              <w:jc w:val="center"/>
-              <w:rPr>
-                <w:bCs/>
-                <w:sz w:val="2"/>
-                <w:szCs w:val="2"/>
-              </w:rPr>
-            </w:pPr>
-          </w:p>
-        </w:tc>
-        <w:tc>
-          <w:tcPr>
-            <w:tcW w:w="2645" w:type="dxa"/>
-            <w:tcBorders>
-              <w:top w:val="dashed" w:sz="4" w:space="0" w:color="auto"/>
-              <w:left w:val="nil"/>
-              <w:bottom w:val="dashed" w:sz="4" w:space="0" w:color="auto"/>
-            </w:tcBorders>
-          </w:tcPr>
-          <w:p>
-            <w:pPr>
-              <w:jc w:val="center"/>
-              <w:rPr>
-                <w:bCs/>
-                <w:sz w:val="2"/>
-                <w:szCs w:val="2"/>
-              </w:rPr>
-            </w:pPr>
-          </w:p>
-        </w:tc>
-      </w:tr>
-      <w:tr>
-        <w:trPr>
-          <w:trHeight w:val="1134"/>
-        </w:trPr>
-        <w:tc>
-          <w:tcPr>
-            <w:tcW w:w="7938" w:type="dxa"/>
-            <w:tcBorders>
-              <w:top w:val="nil"/>
-              <w:left w:val="nil"/>
-              <w:bottom w:val="single" w:sz="4" w:space="0" w:color="auto"/>
-            </w:tcBorders>
-            <w:vAlign w:val="center"/>
-          </w:tcPr>
-          <w:p>
-            <w:pPr>
-              <w:jc w:val="center"/>
-              <w:rPr>
-                <w:bCs/>
-              </w:rPr>
-            </w:pPr>
             <w:r>
-              <w:rPr>
-                <w:bCs/>
-              </w:rPr>
-              <w:t xml:space="preserve">Mi a </w:t>
+              <mc:AlternateContent>
+                <mc:Choice Requires="wps">
+                  <w:drawing>
+                    <wp:anchor distT="0" distB="0" distL="114300" distR="114300" simplePos="0" relativeHeight="251789312" behindDoc="0" locked="0" layoutInCell="1" allowOverlap="1" wp14:anchorId="5B39DCC5" wp14:editId="21F8E618">
+                      <wp:simplePos x="0" y="0"/>
+                      <wp:positionH relativeFrom="page">
+                        <wp:posOffset>24130</wp:posOffset>
+                      </wp:positionH>
+                      <wp:positionV relativeFrom="page">
+                        <wp:posOffset>-12700</wp:posOffset>
+                      </wp:positionV>
+                      <wp:extent cx="1691640" cy="719455"/>
+                      <wp:effectExtent l="38100" t="38100" r="118110" b="118745"/>
+                      <wp:wrapNone/>
+                      <wp:docPr id="37" name="Téglalap: lekerekített 1"/>
+                      <wp:cNvGraphicFramePr/>
+                      <a:graphic xmlns:a="http://schemas.openxmlformats.org/drawingml/2006/main">
+                        <a:graphicData uri="http://schemas.microsoft.com/office/word/2010/wordprocessingShape">
+                          <wps:wsp>
+                            <wps:cNvSpPr/>
+                            <wps:spPr>
+                              <a:xfrm>
+                                <a:off x="0" y="0"/>
+                                <a:ext cx="1691640" cy="719455"/>
+                              </a:xfrm>
+                              <a:custGeom>
+                                <a:avLst/>
+                                <a:gdLst>
+                                  <a:gd name="connsiteX0" fmla="*/ 0 w 1799590"/>
+                                  <a:gd name="connsiteY0" fmla="*/ 131977 h 791845"/>
+                                  <a:gd name="connsiteX1" fmla="*/ 131977 w 1799590"/>
+                                  <a:gd name="connsiteY1" fmla="*/ 0 h 791845"/>
+                                  <a:gd name="connsiteX2" fmla="*/ 659212 w 1799590"/>
+                                  <a:gd name="connsiteY2" fmla="*/ 0 h 791845"/>
+                                  <a:gd name="connsiteX3" fmla="*/ 1171091 w 1799590"/>
+                                  <a:gd name="connsiteY3" fmla="*/ 0 h 791845"/>
+                                  <a:gd name="connsiteX4" fmla="*/ 1667613 w 1799590"/>
+                                  <a:gd name="connsiteY4" fmla="*/ 0 h 791845"/>
+                                  <a:gd name="connsiteX5" fmla="*/ 1799590 w 1799590"/>
+                                  <a:gd name="connsiteY5" fmla="*/ 131977 h 791845"/>
+                                  <a:gd name="connsiteX6" fmla="*/ 1799590 w 1799590"/>
+                                  <a:gd name="connsiteY6" fmla="*/ 659868 h 791845"/>
+                                  <a:gd name="connsiteX7" fmla="*/ 1667613 w 1799590"/>
+                                  <a:gd name="connsiteY7" fmla="*/ 791845 h 791845"/>
+                                  <a:gd name="connsiteX8" fmla="*/ 1186447 w 1799590"/>
+                                  <a:gd name="connsiteY8" fmla="*/ 791845 h 791845"/>
+                                  <a:gd name="connsiteX9" fmla="*/ 720637 w 1799590"/>
+                                  <a:gd name="connsiteY9" fmla="*/ 791845 h 791845"/>
+                                  <a:gd name="connsiteX10" fmla="*/ 131977 w 1799590"/>
+                                  <a:gd name="connsiteY10" fmla="*/ 791845 h 791845"/>
+                                  <a:gd name="connsiteX11" fmla="*/ 0 w 1799590"/>
+                                  <a:gd name="connsiteY11" fmla="*/ 659868 h 791845"/>
+                                  <a:gd name="connsiteX12" fmla="*/ 0 w 1799590"/>
+                                  <a:gd name="connsiteY12" fmla="*/ 131977 h 791845"/>
+                                </a:gdLst>
+                                <a:ahLst/>
+                                <a:cxnLst>
+                                  <a:cxn ang="0">
+                                    <a:pos x="connsiteX0" y="connsiteY0"/>
+                                  </a:cxn>
+                                  <a:cxn ang="0">
+                                    <a:pos x="connsiteX1" y="connsiteY1"/>
+                                  </a:cxn>
+                                  <a:cxn ang="0">
+                                    <a:pos x="connsiteX2" y="connsiteY2"/>
+                                  </a:cxn>
+                                  <a:cxn ang="0">
+                                    <a:pos x="connsiteX3" y="connsiteY3"/>
+                                  </a:cxn>
+                                  <a:cxn ang="0">
+                                    <a:pos x="connsiteX4" y="connsiteY4"/>
+                                  </a:cxn>
+                                  <a:cxn ang="0">
+                                    <a:pos x="connsiteX5" y="connsiteY5"/>
+                                  </a:cxn>
+                                  <a:cxn ang="0">
+                                    <a:pos x="connsiteX6" y="connsiteY6"/>
+                                  </a:cxn>
+                                  <a:cxn ang="0">
+                                    <a:pos x="connsiteX7" y="connsiteY7"/>
+                                  </a:cxn>
+                                  <a:cxn ang="0">
+                                    <a:pos x="connsiteX8" y="connsiteY8"/>
+                                  </a:cxn>
+                                  <a:cxn ang="0">
+                                    <a:pos x="connsiteX9" y="connsiteY9"/>
+                                  </a:cxn>
+                                  <a:cxn ang="0">
+                                    <a:pos x="connsiteX10" y="connsiteY10"/>
+                                  </a:cxn>
+                                  <a:cxn ang="0">
+                                    <a:pos x="connsiteX11" y="connsiteY11"/>
+                                  </a:cxn>
+                                  <a:cxn ang="0">
+                                    <a:pos x="connsiteX12" y="connsiteY12"/>
+                                  </a:cxn>
+                                </a:cxnLst>
+                                <a:rect l="l" t="t" r="r" b="b"/>
+                                <a:pathLst>
+                                  <a:path w="1799590" h="791845" fill="none" extrusionOk="0">
+                                    <a:moveTo>
+                                      <a:pt x="0" y="131977"/>
+                                    </a:moveTo>
+                                    <a:cubicBezTo>
+                                      <a:pt x="-3136" y="74020"/>
+                                      <a:pt x="45686" y="1212"/>
+                                      <a:pt x="131977" y="0"/>
+                                    </a:cubicBezTo>
+                                    <a:cubicBezTo>
+                                      <a:pt x="310836" y="-14593"/>
+                                      <a:pt x="496240" y="5232"/>
+                                      <a:pt x="659212" y="0"/>
+                                    </a:cubicBezTo>
+                                    <a:cubicBezTo>
+                                      <a:pt x="822185" y="-5232"/>
+                                      <a:pt x="921670" y="-19982"/>
+                                      <a:pt x="1171091" y="0"/>
+                                    </a:cubicBezTo>
+                                    <a:cubicBezTo>
+                                      <a:pt x="1420512" y="19982"/>
+                                      <a:pt x="1545205" y="-12153"/>
+                                      <a:pt x="1667613" y="0"/>
+                                    </a:cubicBezTo>
+                                    <a:cubicBezTo>
+                                      <a:pt x="1743835" y="-6299"/>
+                                      <a:pt x="1810434" y="71820"/>
+                                      <a:pt x="1799590" y="131977"/>
+                                    </a:cubicBezTo>
+                                    <a:cubicBezTo>
+                                      <a:pt x="1791292" y="292193"/>
+                                      <a:pt x="1773209" y="434506"/>
+                                      <a:pt x="1799590" y="659868"/>
+                                    </a:cubicBezTo>
+                                    <a:cubicBezTo>
+                                      <a:pt x="1810415" y="737858"/>
+                                      <a:pt x="1754127" y="803782"/>
+                                      <a:pt x="1667613" y="791845"/>
+                                    </a:cubicBezTo>
+                                    <a:cubicBezTo>
+                                      <a:pt x="1431453" y="809592"/>
+                                      <a:pt x="1373763" y="785877"/>
+                                      <a:pt x="1186447" y="791845"/>
+                                    </a:cubicBezTo>
+                                    <a:cubicBezTo>
+                                      <a:pt x="999131" y="797813"/>
+                                      <a:pt x="895670" y="794926"/>
+                                      <a:pt x="720637" y="791845"/>
+                                    </a:cubicBezTo>
+                                    <a:cubicBezTo>
+                                      <a:pt x="545604" y="788765"/>
+                                      <a:pt x="373512" y="789436"/>
+                                      <a:pt x="131977" y="791845"/>
+                                    </a:cubicBezTo>
+                                    <a:cubicBezTo>
+                                      <a:pt x="64886" y="806690"/>
+                                      <a:pt x="-13406" y="737295"/>
+                                      <a:pt x="0" y="659868"/>
+                                    </a:cubicBezTo>
+                                    <a:cubicBezTo>
+                                      <a:pt x="5186" y="410436"/>
+                                      <a:pt x="3283" y="370806"/>
+                                      <a:pt x="0" y="131977"/>
+                                    </a:cubicBezTo>
+                                    <a:close/>
+                                  </a:path>
+                                  <a:path w="1799590" h="791845" stroke="0" extrusionOk="0">
+                                    <a:moveTo>
+                                      <a:pt x="0" y="131977"/>
+                                    </a:moveTo>
+                                    <a:cubicBezTo>
+                                      <a:pt x="1915" y="58945"/>
+                                      <a:pt x="60771" y="6148"/>
+                                      <a:pt x="131977" y="0"/>
+                                    </a:cubicBezTo>
+                                    <a:cubicBezTo>
+                                      <a:pt x="350563" y="22639"/>
+                                      <a:pt x="436111" y="-8943"/>
+                                      <a:pt x="613143" y="0"/>
+                                    </a:cubicBezTo>
+                                    <a:cubicBezTo>
+                                      <a:pt x="790175" y="8943"/>
+                                      <a:pt x="854693" y="1601"/>
+                                      <a:pt x="1078953" y="0"/>
+                                    </a:cubicBezTo>
+                                    <a:cubicBezTo>
+                                      <a:pt x="1303213" y="-1601"/>
+                                      <a:pt x="1377214" y="-2351"/>
+                                      <a:pt x="1667613" y="0"/>
+                                    </a:cubicBezTo>
+                                    <a:cubicBezTo>
+                                      <a:pt x="1749281" y="-12296"/>
+                                      <a:pt x="1802026" y="69975"/>
+                                      <a:pt x="1799590" y="131977"/>
+                                    </a:cubicBezTo>
+                                    <a:cubicBezTo>
+                                      <a:pt x="1814222" y="259125"/>
+                                      <a:pt x="1815672" y="442828"/>
+                                      <a:pt x="1799590" y="659868"/>
+                                    </a:cubicBezTo>
+                                    <a:cubicBezTo>
+                                      <a:pt x="1796140" y="724132"/>
+                                      <a:pt x="1728516" y="791086"/>
+                                      <a:pt x="1667613" y="791845"/>
+                                    </a:cubicBezTo>
+                                    <a:cubicBezTo>
+                                      <a:pt x="1435494" y="768936"/>
+                                      <a:pt x="1375016" y="770409"/>
+                                      <a:pt x="1201803" y="791845"/>
+                                    </a:cubicBezTo>
+                                    <a:cubicBezTo>
+                                      <a:pt x="1028590" y="813282"/>
+                                      <a:pt x="945417" y="780378"/>
+                                      <a:pt x="720637" y="791845"/>
+                                    </a:cubicBezTo>
+                                    <a:cubicBezTo>
+                                      <a:pt x="495857" y="803312"/>
+                                      <a:pt x="416187" y="816838"/>
+                                      <a:pt x="131977" y="791845"/>
+                                    </a:cubicBezTo>
+                                    <a:cubicBezTo>
+                                      <a:pt x="58420" y="784620"/>
+                                      <a:pt x="11280" y="724441"/>
+                                      <a:pt x="0" y="659868"/>
+                                    </a:cubicBezTo>
+                                    <a:cubicBezTo>
+                                      <a:pt x="7300" y="408801"/>
+                                      <a:pt x="-8607" y="349115"/>
+                                      <a:pt x="0" y="131977"/>
+                                    </a:cubicBezTo>
+                                    <a:close/>
+                                  </a:path>
+                                </a:pathLst>
+                              </a:custGeom>
+                              <a:solidFill>
+                                <a:srgbClr val="00B050"/>
+                              </a:solidFill>
+                              <a:ln>
+                                <a:extLst>
+                                  <a:ext uri="{C807C97D-BFC1-408E-A445-0C87EB9F89A2}">
+                                    <ask:lineSketchStyleProps xmlns="" xmlns:o="urn:schemas-microsoft-com:office:office" xmlns:oel="http://schemas.microsoft.com/office/2019/extlst" xmlns:v="urn:schemas-microsoft-com:vml" xmlns:w10="urn:schemas-microsoft-com:office:word" xmlns:w="http://schemas.openxmlformats.org/wordprocessingml/2006/main" xmlns:w16cex="http://schemas.microsoft.com/office/word/2018/wordml/cex" xmlns:w16="http://schemas.microsoft.com/office/word/2018/wordml" xmlns:w16du="http://schemas.microsoft.com/office/word/2023/wordml/word16du" xmlns:w16sdtdh="http://schemas.microsoft.com/office/word/2020/wordml/sdtdatahash" xmlns:ask="http://schemas.microsoft.com/office/drawing/2018/sketchyshapes" sd="3886230498">
+                                      <a:prstGeom prst="roundRect">
+                                        <a:avLst/>
+                                      </a:prstGeom>
+                                      <ask:type>
+                                        <ask:lineSketchFreehand/>
+                                      </ask:type>
+                                    </ask:lineSketchStyleProps>
+                                  </a:ext>
+                                </a:extLst>
+                              </a:ln>
+                              <a:effectLst>
+                                <a:outerShdw blurRad="50800" dist="38100" dir="2700000" algn="tl" rotWithShape="0">
+                                  <a:prstClr val="black">
+                                    <a:alpha val="40000"/>
+                                  </a:prstClr>
+                                </a:outerShdw>
+                              </a:effectLst>
+                            </wps:spPr>
+                            <wps:style>
+                              <a:lnRef idx="2">
+                                <a:schemeClr val="accent1">
+                                  <a:shade val="15000"/>
+                                </a:schemeClr>
+                              </a:lnRef>
+                              <a:fillRef idx="1">
+                                <a:schemeClr val="accent1"/>
+                              </a:fillRef>
+                              <a:effectRef idx="0">
+                                <a:schemeClr val="accent1"/>
+                              </a:effectRef>
+                              <a:fontRef idx="minor">
+                                <a:schemeClr val="lt1"/>
+                              </a:fontRef>
+                            </wps:style>
+                            <wps:txbx>
+                              <w:txbxContent>
+                                <w:p>
+                                  <w:pPr>
+                                    <w:jc w:val="center"/>
+                                    <w:rPr>
+                                      <w:b/>
+                                      <w:bCs/>
+                                      <w:lang w:val="hu-HU"/>
+                                    </w:rPr>
+                                  </w:pPr>
+                                  <w:r>
+                                    <w:rPr>
+                                      <w:rStyle w:val="Angol"/>
+                                      <w:b/>
+                                      <w:bCs/>
+                                    </w:rPr>
+                                    <w:t>Local</w:t>
+                                  </w:r>
+                                </w:p>
+                              </w:txbxContent>
+                            </wps:txbx>
+                            <wps:bodyPr rot="0" spcFirstLastPara="0" vertOverflow="overflow" horzOverflow="overflow" vert="horz" wrap="square" lIns="0" tIns="0" rIns="0" bIns="0" numCol="1" spcCol="0" rtlCol="0" fromWordArt="0" anchor="ctr" anchorCtr="0" forceAA="0" upright="1" compatLnSpc="1">
+                              <a:prstTxWarp prst="textNoShape">
+                                <a:avLst/>
+                              </a:prstTxWarp>
+                              <a:noAutofit/>
+                            </wps:bodyPr>
+                          </wps:wsp>
+                        </a:graphicData>
+                      </a:graphic>
+                      <wp14:sizeRelH relativeFrom="margin">
+                        <wp14:pctWidth>0</wp14:pctWidth>
+                      </wp14:sizeRelH>
+                      <wp14:sizeRelV relativeFrom="margin">
+                        <wp14:pctHeight>0</wp14:pctHeight>
+                      </wp14:sizeRelV>
+                    </wp:anchor>
+                  </w:drawing>
+                </mc:Choice>
+                <mc:Fallback>
+                  <w:pict>
+                    <v:shape w14:anchorId="5B39DCC5" id="_x0000_s1032" style="position:absolute;left:0;text-align:left;margin-left:1.9pt;margin-top:-1pt;width:133.2pt;height:56.65pt;z-index:251789312;visibility:visible;mso-wrap-style:square;mso-width-percent:0;mso-height-percent:0;mso-wrap-distance-left:9pt;mso-wrap-distance-top:0;mso-wrap-distance-right:9pt;mso-wrap-distance-bottom:0;mso-position-horizontal:absolute;mso-position-horizontal-relative:page;mso-position-vertical:absolute;mso-position-vertical-relative:page;mso-width-percent:0;mso-height-percent:0;mso-width-relative:margin;mso-height-relative:margin;v-text-anchor:middle" coordsize="1799590,791845" o:spt="100" o:gfxdata="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" adj="-11796480,,5400" path="m,131977nfc-3136,74020,45686,1212,131977,,310836,-14593,496240,5232,659212,v162973,-5232,262458,-19982,511879,c1420512,19982,1545205,-12153,1667613,v76222,-6299,142821,71820,131977,131977c1791292,292193,1773209,434506,1799590,659868v10825,77990,-45463,143914,-131977,131977c1431453,809592,1373763,785877,1186447,791845v-187316,5968,-290777,3081,-465810,c545604,788765,373512,789436,131977,791845,64886,806690,-13406,737295,,659868,5186,410436,3283,370806,,131977xem,131977nsc1915,58945,60771,6148,131977,,350563,22639,436111,-8943,613143,v177032,8943,241550,1601,465810,c1303213,-1601,1377214,-2351,1667613,v81668,-12296,134413,69975,131977,131977c1814222,259125,1815672,442828,1799590,659868v-3450,64264,-71074,131218,-131977,131977c1435494,768936,1375016,770409,1201803,791845v-173213,21437,-256386,-11467,-481166,c495857,803312,416187,816838,131977,791845,58420,784620,11280,724441,,659868,7300,408801,-8607,349115,,131977xe" fillcolor="#00b050" strokecolor="#09101d [484]" strokeweight="1pt">
+                      <v:stroke joinstyle="miter"/>
+                      <v:shadow on="t" color="black" opacity="26214f" origin="-.5,-.5" offset=".74836mm,.74836mm"/>
+                      <v:formulas/>
+                      <v:path arrowok="t" o:extrusionok="f" o:connecttype="custom" o:connectlocs="0,119912;124060,0;619669,0;1100842,0;1567580,0;1691640,119912;1691640,599543;1567580,719455;1115277,719455;677409,719455;124060,719455;0,599543;0,119912" o:connectangles="0,0,0,0,0,0,0,0,0,0,0,0,0" textboxrect="0,0,1799590,791845"/>
+                      <v:textbox inset="0,0,0,0">
+                        <w:txbxContent>
+                          <w:p>
+                            <w:pPr>
+                              <w:jc w:val="center"/>
+                              <w:rPr>
+                                <w:b/>
+                                <w:bCs/>
+                                <w:lang w:val="hu-HU"/>
+                              </w:rPr>
+                            </w:pPr>
+                            <w:r>
+                              <w:rPr>
+                                <w:rStyle w:val="Angol"/>
+                                <w:b/>
+                                <w:bCs/>
+                              </w:rPr>
+                              <w:t>Local</w:t>
+                            </w:r>
+                          </w:p>
+                        </w:txbxContent>
+                      </v:textbox>
+                      <w10:wrap anchorx="page" anchory="page"/>
+                    </v:shape>
+                  </w:pict>
+                </mc:Fallback>
+              </mc:AlternateContent>
             </w:r>
-            <w:r>
-              <w:rPr>
-                <w:b/>
-                <w:bCs/>
-              </w:rPr>
-              <w:t>helyi számítógépen</w:t>
-            </w:r>
-            <w:r>
-              <w:rPr>
-                <w:bCs/>
-              </w:rPr>
-              <w:t xml:space="preserve"> szerkesztett </w:t>
-            </w:r>
-            <w:r>
-              <w:rPr>
-                <w:bCs/>
-              </w:rPr>
-              <w:br/>
-              <w:t>adattár angol elnevezése?</w:t>
-            </w:r>
-          </w:p>
-        </w:tc>
-        <w:tc>
-          <w:tcPr>
-            <w:tcW w:w="334" w:type="dxa"/>
-            <w:tcBorders>
-              <w:top w:val="nil"/>
-              <w:left w:val="nil"/>
-              <w:bottom w:val="nil"/>
-              <w:right w:val="dashed" w:sz="4" w:space="0" w:color="auto"/>
-            </w:tcBorders>
-          </w:tcPr>
-          <w:p>
-            <w:pPr>
-              <w:jc w:val="center"/>
-              <w:rPr>
-                <w:bCs/>
-              </w:rPr>
-            </w:pPr>
-          </w:p>
-        </w:tc>
-        <w:tc>
-          <w:tcPr>
-            <w:tcW w:w="2645" w:type="dxa"/>
-            <w:tcBorders>
-              <w:top w:val="dashed" w:sz="4" w:space="0" w:color="auto"/>
-              <w:left w:val="dashed" w:sz="4" w:space="0" w:color="auto"/>
-              <w:bottom w:val="dashed" w:sz="4" w:space="0" w:color="auto"/>
-              <w:right w:val="dashed" w:sz="4" w:space="0" w:color="auto"/>
-            </w:tcBorders>
-          </w:tcPr>
-          <w:p>
-            <w:pPr>
-              <w:jc w:val="center"/>
-              <w:rPr>
-                <w:bCs/>
-              </w:rPr>
-            </w:pPr>
           </w:p>
         </w:tc>
       </w:tr>
@@ -1283,13 +3751,13 @@
         <mc:AlternateContent>
           <mc:Choice Requires="wps">
             <w:drawing>
-              <wp:anchor distT="0" distB="0" distL="114300" distR="114300" simplePos="0" relativeHeight="251785216" behindDoc="0" locked="0" layoutInCell="1" allowOverlap="1" wp14:anchorId="7220A110" wp14:editId="1E69C95B">
+              <wp:anchor distT="0" distB="0" distL="114300" distR="114300" simplePos="0" relativeHeight="251785216" behindDoc="0" locked="0" layoutInCell="1" allowOverlap="1" wp14:anchorId="7220A110" wp14:editId="71F5FF61">
                 <wp:simplePos x="0" y="0"/>
                 <wp:positionH relativeFrom="page">
-                  <wp:posOffset>8370570</wp:posOffset>
+                  <wp:posOffset>5713095</wp:posOffset>
                 </wp:positionH>
                 <wp:positionV relativeFrom="page">
-                  <wp:posOffset>4545965</wp:posOffset>
+                  <wp:posOffset>469265</wp:posOffset>
                 </wp:positionV>
                 <wp:extent cx="1691640" cy="719455"/>
                 <wp:effectExtent l="38100" t="38100" r="118110" b="118745"/>
@@ -1519,7 +3987,7 @@
                         <a:ln>
                           <a:extLst>
                             <a:ext uri="{C807C97D-BFC1-408E-A445-0C87EB9F89A2}">
-                              <ask:lineSketchStyleProps xmlns:ask="http://schemas.microsoft.com/office/drawing/2018/sketchyshapes" xmlns:w16sdtdh="http://schemas.microsoft.com/office/word/2020/wordml/sdtdatahash" xmlns:w16du="http://schemas.microsoft.com/office/word/2023/wordml/word16du" xmlns:w16="http://schemas.microsoft.com/office/word/2018/wordml" xmlns:w16cex="http://schemas.microsoft.com/office/word/2018/wordml/cex" xmlns:w="http://schemas.openxmlformats.org/wordprocessingml/2006/main" xmlns:w10="urn:schemas-microsoft-com:office:word" xmlns:v="urn:schemas-microsoft-com:vml" xmlns:oel="http://schemas.microsoft.com/office/2019/extlst" xmlns:o="urn:schemas-microsoft-com:office:office" xmlns="" sd="3886230498">
+                              <ask:lineSketchStyleProps xmlns="" xmlns:o="urn:schemas-microsoft-com:office:office" xmlns:oel="http://schemas.microsoft.com/office/2019/extlst" xmlns:v="urn:schemas-microsoft-com:vml" xmlns:w10="urn:schemas-microsoft-com:office:word" xmlns:w="http://schemas.openxmlformats.org/wordprocessingml/2006/main" xmlns:w16cex="http://schemas.microsoft.com/office/word/2018/wordml/cex" xmlns:w16="http://schemas.microsoft.com/office/word/2018/wordml" xmlns:w16du="http://schemas.microsoft.com/office/word/2023/wordml/word16du" xmlns:w16sdtdh="http://schemas.microsoft.com/office/word/2020/wordml/sdtdatahash" xmlns:ask="http://schemas.microsoft.com/office/drawing/2018/sketchyshapes" sd="3886230498">
                                 <a:prstGeom prst="roundRect">
                                   <a:avLst/>
                                 </a:prstGeom>
@@ -1596,7 +4064,7 @@
           </mc:Choice>
           <mc:Fallback>
             <w:pict>
-              <v:shape w14:anchorId="7220A110" id="Téglalap: lekerekített 1" o:spid="_x0000_s1026" style="position:absolute;left:0;text-align:left;margin-left:659.1pt;margin-top:357.95pt;width:133.2pt;height:56.65pt;z-index:251785216;visibility:visible;mso-wrap-style:square;mso-width-percent:0;mso-height-percent:0;mso-wrap-distance-left:9pt;mso-wrap-distance-top:0;mso-wrap-distance-right:9pt;mso-wrap-distance-bottom:0;mso-position-horizontal:absolute;mso-position-horizontal-relative:page;mso-position-vertical:absolute;mso-position-vertical-relative:page;mso-width-percent:0;mso-height-percent:0;mso-width-relative:margin;mso-height-relative:margin;v-text-anchor:middle" coordsize="1799590,791845" o:spt="100" o:gfxdata="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" adj="-11796480,,5400" path="m,131977nfc-3136,74020,45686,1212,131977,,310836,-14593,496240,5232,659212,v162973,-5232,262458,-19982,511879,c1420512,19982,1545205,-12153,1667613,v76222,-6299,142821,71820,131977,131977c1791292,292193,1773209,434506,1799590,659868v10825,77990,-45463,143914,-131977,131977c1431453,809592,1373763,785877,1186447,791845v-187316,5968,-290777,3081,-465810,c545604,788765,373512,789436,131977,791845,64886,806690,-13406,737295,,659868,5186,410436,3283,370806,,131977xem,131977nsc1915,58945,60771,6148,131977,,350563,22639,436111,-8943,613143,v177032,8943,241550,1601,465810,c1303213,-1601,1377214,-2351,1667613,v81668,-12296,134413,69975,131977,131977c1814222,259125,1815672,442828,1799590,659868v-3450,64264,-71074,131218,-131977,131977c1435494,768936,1375016,770409,1201803,791845v-173213,21437,-256386,-11467,-481166,c495857,803312,416187,816838,131977,791845,58420,784620,11280,724441,,659868,7300,408801,-8607,349115,,131977xe" fillcolor="#00b050" strokecolor="#09101d [484]" strokeweight="1pt">
+              <v:shape w14:anchorId="7220A110" id="_x0000_s1033" style="position:absolute;left:0;text-align:left;margin-left:449.85pt;margin-top:36.95pt;width:133.2pt;height:56.65pt;z-index:251785216;visibility:visible;mso-wrap-style:square;mso-width-percent:0;mso-height-percent:0;mso-wrap-distance-left:9pt;mso-wrap-distance-top:0;mso-wrap-distance-right:9pt;mso-wrap-distance-bottom:0;mso-position-horizontal:absolute;mso-position-horizontal-relative:page;mso-position-vertical:absolute;mso-position-vertical-relative:page;mso-width-percent:0;mso-height-percent:0;mso-width-relative:margin;mso-height-relative:margin;v-text-anchor:middle" coordsize="1799590,791845" o:spt="100" o:gfxdata="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" adj="-11796480,,5400" path="m,131977nfc-3136,74020,45686,1212,131977,,310836,-14593,496240,5232,659212,v162973,-5232,262458,-19982,511879,c1420512,19982,1545205,-12153,1667613,v76222,-6299,142821,71820,131977,131977c1791292,292193,1773209,434506,1799590,659868v10825,77990,-45463,143914,-131977,131977c1431453,809592,1373763,785877,1186447,791845v-187316,5968,-290777,3081,-465810,c545604,788765,373512,789436,131977,791845,64886,806690,-13406,737295,,659868,5186,410436,3283,370806,,131977xem,131977nsc1915,58945,60771,6148,131977,,350563,22639,436111,-8943,613143,v177032,8943,241550,1601,465810,c1303213,-1601,1377214,-2351,1667613,v81668,-12296,134413,69975,131977,131977c1814222,259125,1815672,442828,1799590,659868v-3450,64264,-71074,131218,-131977,131977c1435494,768936,1375016,770409,1201803,791845v-173213,21437,-256386,-11467,-481166,c495857,803312,416187,816838,131977,791845,58420,784620,11280,724441,,659868,7300,408801,-8607,349115,,131977xe" fillcolor="#00b050" strokecolor="#09101d [484]" strokeweight="1pt">
                 <v:stroke joinstyle="miter"/>
                 <v:shadow on="t" color="black" opacity="26214f" origin="-.5,-.5" offset=".74836mm,.74836mm"/>
                 <v:formulas/>
@@ -1619,2474 +4087,6 @@
                           <w:bCs/>
                         </w:rPr>
                         <w:t>Repository</w:t>
-                      </w:r>
-                    </w:p>
-                  </w:txbxContent>
-                </v:textbox>
-                <w10:wrap anchorx="page" anchory="page"/>
-              </v:shape>
-            </w:pict>
-          </mc:Fallback>
-        </mc:AlternateContent>
-      </w:r>
-      <w:r>
-        <mc:AlternateContent>
-          <mc:Choice Requires="wps">
-            <w:drawing>
-              <wp:anchor distT="0" distB="0" distL="114300" distR="114300" simplePos="0" relativeHeight="251789312" behindDoc="0" locked="0" layoutInCell="1" allowOverlap="1" wp14:anchorId="5B39DCC5" wp14:editId="07819920">
-                <wp:simplePos x="0" y="0"/>
-                <wp:positionH relativeFrom="page">
-                  <wp:posOffset>8370570</wp:posOffset>
-                </wp:positionH>
-                <wp:positionV relativeFrom="page">
-                  <wp:posOffset>3729990</wp:posOffset>
-                </wp:positionV>
-                <wp:extent cx="1691640" cy="719455"/>
-                <wp:effectExtent l="38100" t="38100" r="118110" b="118745"/>
-                <wp:wrapNone/>
-                <wp:docPr id="37" name="Téglalap: lekerekített 1"/>
-                <wp:cNvGraphicFramePr/>
-                <a:graphic xmlns:a="http://schemas.openxmlformats.org/drawingml/2006/main">
-                  <a:graphicData uri="http://schemas.microsoft.com/office/word/2010/wordprocessingShape">
-                    <wps:wsp>
-                      <wps:cNvSpPr/>
-                      <wps:spPr>
-                        <a:xfrm>
-                          <a:off x="0" y="0"/>
-                          <a:ext cx="1691640" cy="719455"/>
-                        </a:xfrm>
-                        <a:custGeom>
-                          <a:avLst/>
-                          <a:gdLst>
-                            <a:gd name="connsiteX0" fmla="*/ 0 w 1799590"/>
-                            <a:gd name="connsiteY0" fmla="*/ 131977 h 791845"/>
-                            <a:gd name="connsiteX1" fmla="*/ 131977 w 1799590"/>
-                            <a:gd name="connsiteY1" fmla="*/ 0 h 791845"/>
-                            <a:gd name="connsiteX2" fmla="*/ 659212 w 1799590"/>
-                            <a:gd name="connsiteY2" fmla="*/ 0 h 791845"/>
-                            <a:gd name="connsiteX3" fmla="*/ 1171091 w 1799590"/>
-                            <a:gd name="connsiteY3" fmla="*/ 0 h 791845"/>
-                            <a:gd name="connsiteX4" fmla="*/ 1667613 w 1799590"/>
-                            <a:gd name="connsiteY4" fmla="*/ 0 h 791845"/>
-                            <a:gd name="connsiteX5" fmla="*/ 1799590 w 1799590"/>
-                            <a:gd name="connsiteY5" fmla="*/ 131977 h 791845"/>
-                            <a:gd name="connsiteX6" fmla="*/ 1799590 w 1799590"/>
-                            <a:gd name="connsiteY6" fmla="*/ 659868 h 791845"/>
-                            <a:gd name="connsiteX7" fmla="*/ 1667613 w 1799590"/>
-                            <a:gd name="connsiteY7" fmla="*/ 791845 h 791845"/>
-                            <a:gd name="connsiteX8" fmla="*/ 1186447 w 1799590"/>
-                            <a:gd name="connsiteY8" fmla="*/ 791845 h 791845"/>
-                            <a:gd name="connsiteX9" fmla="*/ 720637 w 1799590"/>
-                            <a:gd name="connsiteY9" fmla="*/ 791845 h 791845"/>
-                            <a:gd name="connsiteX10" fmla="*/ 131977 w 1799590"/>
-                            <a:gd name="connsiteY10" fmla="*/ 791845 h 791845"/>
-                            <a:gd name="connsiteX11" fmla="*/ 0 w 1799590"/>
-                            <a:gd name="connsiteY11" fmla="*/ 659868 h 791845"/>
-                            <a:gd name="connsiteX12" fmla="*/ 0 w 1799590"/>
-                            <a:gd name="connsiteY12" fmla="*/ 131977 h 791845"/>
-                          </a:gdLst>
-                          <a:ahLst/>
-                          <a:cxnLst>
-                            <a:cxn ang="0">
-                              <a:pos x="connsiteX0" y="connsiteY0"/>
-                            </a:cxn>
-                            <a:cxn ang="0">
-                              <a:pos x="connsiteX1" y="connsiteY1"/>
-                            </a:cxn>
-                            <a:cxn ang="0">
-                              <a:pos x="connsiteX2" y="connsiteY2"/>
-                            </a:cxn>
-                            <a:cxn ang="0">
-                              <a:pos x="connsiteX3" y="connsiteY3"/>
-                            </a:cxn>
-                            <a:cxn ang="0">
-                              <a:pos x="connsiteX4" y="connsiteY4"/>
-                            </a:cxn>
-                            <a:cxn ang="0">
-                              <a:pos x="connsiteX5" y="connsiteY5"/>
-                            </a:cxn>
-                            <a:cxn ang="0">
-                              <a:pos x="connsiteX6" y="connsiteY6"/>
-                            </a:cxn>
-                            <a:cxn ang="0">
-                              <a:pos x="connsiteX7" y="connsiteY7"/>
-                            </a:cxn>
-                            <a:cxn ang="0">
-                              <a:pos x="connsiteX8" y="connsiteY8"/>
-                            </a:cxn>
-                            <a:cxn ang="0">
-                              <a:pos x="connsiteX9" y="connsiteY9"/>
-                            </a:cxn>
-                            <a:cxn ang="0">
-                              <a:pos x="connsiteX10" y="connsiteY10"/>
-                            </a:cxn>
-                            <a:cxn ang="0">
-                              <a:pos x="connsiteX11" y="connsiteY11"/>
-                            </a:cxn>
-                            <a:cxn ang="0">
-                              <a:pos x="connsiteX12" y="connsiteY12"/>
-                            </a:cxn>
-                          </a:cxnLst>
-                          <a:rect l="l" t="t" r="r" b="b"/>
-                          <a:pathLst>
-                            <a:path w="1799590" h="791845" fill="none" extrusionOk="0">
-                              <a:moveTo>
-                                <a:pt x="0" y="131977"/>
-                              </a:moveTo>
-                              <a:cubicBezTo>
-                                <a:pt x="-3136" y="74020"/>
-                                <a:pt x="45686" y="1212"/>
-                                <a:pt x="131977" y="0"/>
-                              </a:cubicBezTo>
-                              <a:cubicBezTo>
-                                <a:pt x="310836" y="-14593"/>
-                                <a:pt x="496240" y="5232"/>
-                                <a:pt x="659212" y="0"/>
-                              </a:cubicBezTo>
-                              <a:cubicBezTo>
-                                <a:pt x="822185" y="-5232"/>
-                                <a:pt x="921670" y="-19982"/>
-                                <a:pt x="1171091" y="0"/>
-                              </a:cubicBezTo>
-                              <a:cubicBezTo>
-                                <a:pt x="1420512" y="19982"/>
-                                <a:pt x="1545205" y="-12153"/>
-                                <a:pt x="1667613" y="0"/>
-                              </a:cubicBezTo>
-                              <a:cubicBezTo>
-                                <a:pt x="1743835" y="-6299"/>
-                                <a:pt x="1810434" y="71820"/>
-                                <a:pt x="1799590" y="131977"/>
-                              </a:cubicBezTo>
-                              <a:cubicBezTo>
-                                <a:pt x="1791292" y="292193"/>
-                                <a:pt x="1773209" y="434506"/>
-                                <a:pt x="1799590" y="659868"/>
-                              </a:cubicBezTo>
-                              <a:cubicBezTo>
-                                <a:pt x="1810415" y="737858"/>
-                                <a:pt x="1754127" y="803782"/>
-                                <a:pt x="1667613" y="791845"/>
-                              </a:cubicBezTo>
-                              <a:cubicBezTo>
-                                <a:pt x="1431453" y="809592"/>
-                                <a:pt x="1373763" y="785877"/>
-                                <a:pt x="1186447" y="791845"/>
-                              </a:cubicBezTo>
-                              <a:cubicBezTo>
-                                <a:pt x="999131" y="797813"/>
-                                <a:pt x="895670" y="794926"/>
-                                <a:pt x="720637" y="791845"/>
-                              </a:cubicBezTo>
-                              <a:cubicBezTo>
-                                <a:pt x="545604" y="788765"/>
-                                <a:pt x="373512" y="789436"/>
-                                <a:pt x="131977" y="791845"/>
-                              </a:cubicBezTo>
-                              <a:cubicBezTo>
-                                <a:pt x="64886" y="806690"/>
-                                <a:pt x="-13406" y="737295"/>
-                                <a:pt x="0" y="659868"/>
-                              </a:cubicBezTo>
-                              <a:cubicBezTo>
-                                <a:pt x="5186" y="410436"/>
-                                <a:pt x="3283" y="370806"/>
-                                <a:pt x="0" y="131977"/>
-                              </a:cubicBezTo>
-                              <a:close/>
-                            </a:path>
-                            <a:path w="1799590" h="791845" stroke="0" extrusionOk="0">
-                              <a:moveTo>
-                                <a:pt x="0" y="131977"/>
-                              </a:moveTo>
-                              <a:cubicBezTo>
-                                <a:pt x="1915" y="58945"/>
-                                <a:pt x="60771" y="6148"/>
-                                <a:pt x="131977" y="0"/>
-                              </a:cubicBezTo>
-                              <a:cubicBezTo>
-                                <a:pt x="350563" y="22639"/>
-                                <a:pt x="436111" y="-8943"/>
-                                <a:pt x="613143" y="0"/>
-                              </a:cubicBezTo>
-                              <a:cubicBezTo>
-                                <a:pt x="790175" y="8943"/>
-                                <a:pt x="854693" y="1601"/>
-                                <a:pt x="1078953" y="0"/>
-                              </a:cubicBezTo>
-                              <a:cubicBezTo>
-                                <a:pt x="1303213" y="-1601"/>
-                                <a:pt x="1377214" y="-2351"/>
-                                <a:pt x="1667613" y="0"/>
-                              </a:cubicBezTo>
-                              <a:cubicBezTo>
-                                <a:pt x="1749281" y="-12296"/>
-                                <a:pt x="1802026" y="69975"/>
-                                <a:pt x="1799590" y="131977"/>
-                              </a:cubicBezTo>
-                              <a:cubicBezTo>
-                                <a:pt x="1814222" y="259125"/>
-                                <a:pt x="1815672" y="442828"/>
-                                <a:pt x="1799590" y="659868"/>
-                              </a:cubicBezTo>
-                              <a:cubicBezTo>
-                                <a:pt x="1796140" y="724132"/>
-                                <a:pt x="1728516" y="791086"/>
-                                <a:pt x="1667613" y="791845"/>
-                              </a:cubicBezTo>
-                              <a:cubicBezTo>
-                                <a:pt x="1435494" y="768936"/>
-                                <a:pt x="1375016" y="770409"/>
-                                <a:pt x="1201803" y="791845"/>
-                              </a:cubicBezTo>
-                              <a:cubicBezTo>
-                                <a:pt x="1028590" y="813282"/>
-                                <a:pt x="945417" y="780378"/>
-                                <a:pt x="720637" y="791845"/>
-                              </a:cubicBezTo>
-                              <a:cubicBezTo>
-                                <a:pt x="495857" y="803312"/>
-                                <a:pt x="416187" y="816838"/>
-                                <a:pt x="131977" y="791845"/>
-                              </a:cubicBezTo>
-                              <a:cubicBezTo>
-                                <a:pt x="58420" y="784620"/>
-                                <a:pt x="11280" y="724441"/>
-                                <a:pt x="0" y="659868"/>
-                              </a:cubicBezTo>
-                              <a:cubicBezTo>
-                                <a:pt x="7300" y="408801"/>
-                                <a:pt x="-8607" y="349115"/>
-                                <a:pt x="0" y="131977"/>
-                              </a:cubicBezTo>
-                              <a:close/>
-                            </a:path>
-                          </a:pathLst>
-                        </a:custGeom>
-                        <a:solidFill>
-                          <a:srgbClr val="00B050"/>
-                        </a:solidFill>
-                        <a:ln>
-                          <a:extLst>
-                            <a:ext uri="{C807C97D-BFC1-408E-A445-0C87EB9F89A2}">
-                              <ask:lineSketchStyleProps xmlns:ask="http://schemas.microsoft.com/office/drawing/2018/sketchyshapes" xmlns:w16sdtdh="http://schemas.microsoft.com/office/word/2020/wordml/sdtdatahash" xmlns:w16du="http://schemas.microsoft.com/office/word/2023/wordml/word16du" xmlns:w16="http://schemas.microsoft.com/office/word/2018/wordml" xmlns:w16cex="http://schemas.microsoft.com/office/word/2018/wordml/cex" xmlns:w="http://schemas.openxmlformats.org/wordprocessingml/2006/main" xmlns:w10="urn:schemas-microsoft-com:office:word" xmlns:v="urn:schemas-microsoft-com:vml" xmlns:oel="http://schemas.microsoft.com/office/2019/extlst" xmlns:o="urn:schemas-microsoft-com:office:office" xmlns="" sd="3886230498">
-                                <a:prstGeom prst="roundRect">
-                                  <a:avLst/>
-                                </a:prstGeom>
-                                <ask:type>
-                                  <ask:lineSketchFreehand/>
-                                </ask:type>
-                              </ask:lineSketchStyleProps>
-                            </a:ext>
-                          </a:extLst>
-                        </a:ln>
-                        <a:effectLst>
-                          <a:outerShdw blurRad="50800" dist="38100" dir="2700000" algn="tl" rotWithShape="0">
-                            <a:prstClr val="black">
-                              <a:alpha val="40000"/>
-                            </a:prstClr>
-                          </a:outerShdw>
-                        </a:effectLst>
-                      </wps:spPr>
-                      <wps:style>
-                        <a:lnRef idx="2">
-                          <a:schemeClr val="accent1">
-                            <a:shade val="15000"/>
-                          </a:schemeClr>
-                        </a:lnRef>
-                        <a:fillRef idx="1">
-                          <a:schemeClr val="accent1"/>
-                        </a:fillRef>
-                        <a:effectRef idx="0">
-                          <a:schemeClr val="accent1"/>
-                        </a:effectRef>
-                        <a:fontRef idx="minor">
-                          <a:schemeClr val="lt1"/>
-                        </a:fontRef>
-                      </wps:style>
-                      <wps:txbx>
-                        <w:txbxContent>
-                          <w:p>
-                            <w:pPr>
-                              <w:jc w:val="center"/>
-                              <w:rPr>
-                                <w:b/>
-                                <w:bCs/>
-                                <w:lang w:val="hu-HU"/>
-                              </w:rPr>
-                            </w:pPr>
-                            <w:r>
-                              <w:rPr>
-                                <w:rStyle w:val="Angol"/>
-                                <w:b/>
-                                <w:bCs/>
-                              </w:rPr>
-                              <w:t>Local</w:t>
-                            </w:r>
-                          </w:p>
-                        </w:txbxContent>
-                      </wps:txbx>
-                      <wps:bodyPr rot="0" spcFirstLastPara="0" vertOverflow="overflow" horzOverflow="overflow" vert="horz" wrap="square" lIns="0" tIns="0" rIns="0" bIns="0" numCol="1" spcCol="0" rtlCol="0" fromWordArt="0" anchor="ctr" anchorCtr="0" forceAA="0" upright="1" compatLnSpc="1">
-                        <a:prstTxWarp prst="textNoShape">
-                          <a:avLst/>
-                        </a:prstTxWarp>
-                        <a:noAutofit/>
-                      </wps:bodyPr>
-                    </wps:wsp>
-                  </a:graphicData>
-                </a:graphic>
-                <wp14:sizeRelH relativeFrom="margin">
-                  <wp14:pctWidth>0</wp14:pctWidth>
-                </wp14:sizeRelH>
-                <wp14:sizeRelV relativeFrom="margin">
-                  <wp14:pctHeight>0</wp14:pctHeight>
-                </wp14:sizeRelV>
-              </wp:anchor>
-            </w:drawing>
-          </mc:Choice>
-          <mc:Fallback>
-            <w:pict>
-              <v:shape w14:anchorId="5B39DCC5" id="_x0000_s1027" style="position:absolute;left:0;text-align:left;margin-left:659.1pt;margin-top:293.7pt;width:133.2pt;height:56.65pt;z-index:251789312;visibility:visible;mso-wrap-style:square;mso-width-percent:0;mso-height-percent:0;mso-wrap-distance-left:9pt;mso-wrap-distance-top:0;mso-wrap-distance-right:9pt;mso-wrap-distance-bottom:0;mso-position-horizontal:absolute;mso-position-horizontal-relative:page;mso-position-vertical:absolute;mso-position-vertical-relative:page;mso-width-percent:0;mso-height-percent:0;mso-width-relative:margin;mso-height-relative:margin;v-text-anchor:middle" coordsize="1799590,791845" o:spt="100" o:gfxdata="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" adj="-11796480,,5400" path="m,131977nfc-3136,74020,45686,1212,131977,,310836,-14593,496240,5232,659212,v162973,-5232,262458,-19982,511879,c1420512,19982,1545205,-12153,1667613,v76222,-6299,142821,71820,131977,131977c1791292,292193,1773209,434506,1799590,659868v10825,77990,-45463,143914,-131977,131977c1431453,809592,1373763,785877,1186447,791845v-187316,5968,-290777,3081,-465810,c545604,788765,373512,789436,131977,791845,64886,806690,-13406,737295,,659868,5186,410436,3283,370806,,131977xem,131977nsc1915,58945,60771,6148,131977,,350563,22639,436111,-8943,613143,v177032,8943,241550,1601,465810,c1303213,-1601,1377214,-2351,1667613,v81668,-12296,134413,69975,131977,131977c1814222,259125,1815672,442828,1799590,659868v-3450,64264,-71074,131218,-131977,131977c1435494,768936,1375016,770409,1201803,791845v-173213,21437,-256386,-11467,-481166,c495857,803312,416187,816838,131977,791845,58420,784620,11280,724441,,659868,7300,408801,-8607,349115,,131977xe" fillcolor="#00b050" strokecolor="#09101d [484]" strokeweight="1pt">
-                <v:stroke joinstyle="miter"/>
-                <v:shadow on="t" color="black" opacity="26214f" origin="-.5,-.5" offset=".74836mm,.74836mm"/>
-                <v:formulas/>
-                <v:path arrowok="t" o:extrusionok="f" o:connecttype="custom" o:connectlocs="0,119912;124060,0;619669,0;1100842,0;1567580,0;1691640,119912;1691640,599543;1567580,719455;1115277,719455;677409,719455;124060,719455;0,599543;0,119912" o:connectangles="0,0,0,0,0,0,0,0,0,0,0,0,0" textboxrect="0,0,1799590,791845"/>
-                <v:textbox inset="0,0,0,0">
-                  <w:txbxContent>
-                    <w:p>
-                      <w:pPr>
-                        <w:jc w:val="center"/>
-                        <w:rPr>
-                          <w:b/>
-                          <w:bCs/>
-                          <w:lang w:val="hu-HU"/>
-                        </w:rPr>
-                      </w:pPr>
-                      <w:r>
-                        <w:rPr>
-                          <w:rStyle w:val="Angol"/>
-                          <w:b/>
-                          <w:bCs/>
-                        </w:rPr>
-                        <w:t>Local</w:t>
-                      </w:r>
-                    </w:p>
-                  </w:txbxContent>
-                </v:textbox>
-                <w10:wrap anchorx="page" anchory="page"/>
-              </v:shape>
-            </w:pict>
-          </mc:Fallback>
-        </mc:AlternateContent>
-      </w:r>
-      <w:r>
-        <mc:AlternateContent>
-          <mc:Choice Requires="wps">
-            <w:drawing>
-              <wp:anchor distT="0" distB="0" distL="114300" distR="114300" simplePos="0" relativeHeight="251774976" behindDoc="0" locked="0" layoutInCell="1" allowOverlap="1" wp14:anchorId="4FA34BB3" wp14:editId="57BB542C">
-                <wp:simplePos x="0" y="0"/>
-                <wp:positionH relativeFrom="page">
-                  <wp:posOffset>8370570</wp:posOffset>
-                </wp:positionH>
-                <wp:positionV relativeFrom="page">
-                  <wp:posOffset>2906395</wp:posOffset>
-                </wp:positionV>
-                <wp:extent cx="1691640" cy="719455"/>
-                <wp:effectExtent l="38100" t="38100" r="118110" b="118745"/>
-                <wp:wrapNone/>
-                <wp:docPr id="359704883" name="Téglalap: lekerekített 1"/>
-                <wp:cNvGraphicFramePr/>
-                <a:graphic xmlns:a="http://schemas.openxmlformats.org/drawingml/2006/main">
-                  <a:graphicData uri="http://schemas.microsoft.com/office/word/2010/wordprocessingShape">
-                    <wps:wsp>
-                      <wps:cNvSpPr/>
-                      <wps:spPr>
-                        <a:xfrm>
-                          <a:off x="0" y="0"/>
-                          <a:ext cx="1691640" cy="719455"/>
-                        </a:xfrm>
-                        <a:custGeom>
-                          <a:avLst/>
-                          <a:gdLst>
-                            <a:gd name="connsiteX0" fmla="*/ 0 w 1799590"/>
-                            <a:gd name="connsiteY0" fmla="*/ 131977 h 791845"/>
-                            <a:gd name="connsiteX1" fmla="*/ 131977 w 1799590"/>
-                            <a:gd name="connsiteY1" fmla="*/ 0 h 791845"/>
-                            <a:gd name="connsiteX2" fmla="*/ 659212 w 1799590"/>
-                            <a:gd name="connsiteY2" fmla="*/ 0 h 791845"/>
-                            <a:gd name="connsiteX3" fmla="*/ 1171091 w 1799590"/>
-                            <a:gd name="connsiteY3" fmla="*/ 0 h 791845"/>
-                            <a:gd name="connsiteX4" fmla="*/ 1667613 w 1799590"/>
-                            <a:gd name="connsiteY4" fmla="*/ 0 h 791845"/>
-                            <a:gd name="connsiteX5" fmla="*/ 1799590 w 1799590"/>
-                            <a:gd name="connsiteY5" fmla="*/ 131977 h 791845"/>
-                            <a:gd name="connsiteX6" fmla="*/ 1799590 w 1799590"/>
-                            <a:gd name="connsiteY6" fmla="*/ 659868 h 791845"/>
-                            <a:gd name="connsiteX7" fmla="*/ 1667613 w 1799590"/>
-                            <a:gd name="connsiteY7" fmla="*/ 791845 h 791845"/>
-                            <a:gd name="connsiteX8" fmla="*/ 1186447 w 1799590"/>
-                            <a:gd name="connsiteY8" fmla="*/ 791845 h 791845"/>
-                            <a:gd name="connsiteX9" fmla="*/ 720637 w 1799590"/>
-                            <a:gd name="connsiteY9" fmla="*/ 791845 h 791845"/>
-                            <a:gd name="connsiteX10" fmla="*/ 131977 w 1799590"/>
-                            <a:gd name="connsiteY10" fmla="*/ 791845 h 791845"/>
-                            <a:gd name="connsiteX11" fmla="*/ 0 w 1799590"/>
-                            <a:gd name="connsiteY11" fmla="*/ 659868 h 791845"/>
-                            <a:gd name="connsiteX12" fmla="*/ 0 w 1799590"/>
-                            <a:gd name="connsiteY12" fmla="*/ 131977 h 791845"/>
-                          </a:gdLst>
-                          <a:ahLst/>
-                          <a:cxnLst>
-                            <a:cxn ang="0">
-                              <a:pos x="connsiteX0" y="connsiteY0"/>
-                            </a:cxn>
-                            <a:cxn ang="0">
-                              <a:pos x="connsiteX1" y="connsiteY1"/>
-                            </a:cxn>
-                            <a:cxn ang="0">
-                              <a:pos x="connsiteX2" y="connsiteY2"/>
-                            </a:cxn>
-                            <a:cxn ang="0">
-                              <a:pos x="connsiteX3" y="connsiteY3"/>
-                            </a:cxn>
-                            <a:cxn ang="0">
-                              <a:pos x="connsiteX4" y="connsiteY4"/>
-                            </a:cxn>
-                            <a:cxn ang="0">
-                              <a:pos x="connsiteX5" y="connsiteY5"/>
-                            </a:cxn>
-                            <a:cxn ang="0">
-                              <a:pos x="connsiteX6" y="connsiteY6"/>
-                            </a:cxn>
-                            <a:cxn ang="0">
-                              <a:pos x="connsiteX7" y="connsiteY7"/>
-                            </a:cxn>
-                            <a:cxn ang="0">
-                              <a:pos x="connsiteX8" y="connsiteY8"/>
-                            </a:cxn>
-                            <a:cxn ang="0">
-                              <a:pos x="connsiteX9" y="connsiteY9"/>
-                            </a:cxn>
-                            <a:cxn ang="0">
-                              <a:pos x="connsiteX10" y="connsiteY10"/>
-                            </a:cxn>
-                            <a:cxn ang="0">
-                              <a:pos x="connsiteX11" y="connsiteY11"/>
-                            </a:cxn>
-                            <a:cxn ang="0">
-                              <a:pos x="connsiteX12" y="connsiteY12"/>
-                            </a:cxn>
-                          </a:cxnLst>
-                          <a:rect l="l" t="t" r="r" b="b"/>
-                          <a:pathLst>
-                            <a:path w="1799590" h="791845" fill="none" extrusionOk="0">
-                              <a:moveTo>
-                                <a:pt x="0" y="131977"/>
-                              </a:moveTo>
-                              <a:cubicBezTo>
-                                <a:pt x="-3136" y="74020"/>
-                                <a:pt x="45686" y="1212"/>
-                                <a:pt x="131977" y="0"/>
-                              </a:cubicBezTo>
-                              <a:cubicBezTo>
-                                <a:pt x="310836" y="-14593"/>
-                                <a:pt x="496240" y="5232"/>
-                                <a:pt x="659212" y="0"/>
-                              </a:cubicBezTo>
-                              <a:cubicBezTo>
-                                <a:pt x="822185" y="-5232"/>
-                                <a:pt x="921670" y="-19982"/>
-                                <a:pt x="1171091" y="0"/>
-                              </a:cubicBezTo>
-                              <a:cubicBezTo>
-                                <a:pt x="1420512" y="19982"/>
-                                <a:pt x="1545205" y="-12153"/>
-                                <a:pt x="1667613" y="0"/>
-                              </a:cubicBezTo>
-                              <a:cubicBezTo>
-                                <a:pt x="1743835" y="-6299"/>
-                                <a:pt x="1810434" y="71820"/>
-                                <a:pt x="1799590" y="131977"/>
-                              </a:cubicBezTo>
-                              <a:cubicBezTo>
-                                <a:pt x="1791292" y="292193"/>
-                                <a:pt x="1773209" y="434506"/>
-                                <a:pt x="1799590" y="659868"/>
-                              </a:cubicBezTo>
-                              <a:cubicBezTo>
-                                <a:pt x="1810415" y="737858"/>
-                                <a:pt x="1754127" y="803782"/>
-                                <a:pt x="1667613" y="791845"/>
-                              </a:cubicBezTo>
-                              <a:cubicBezTo>
-                                <a:pt x="1431453" y="809592"/>
-                                <a:pt x="1373763" y="785877"/>
-                                <a:pt x="1186447" y="791845"/>
-                              </a:cubicBezTo>
-                              <a:cubicBezTo>
-                                <a:pt x="999131" y="797813"/>
-                                <a:pt x="895670" y="794926"/>
-                                <a:pt x="720637" y="791845"/>
-                              </a:cubicBezTo>
-                              <a:cubicBezTo>
-                                <a:pt x="545604" y="788765"/>
-                                <a:pt x="373512" y="789436"/>
-                                <a:pt x="131977" y="791845"/>
-                              </a:cubicBezTo>
-                              <a:cubicBezTo>
-                                <a:pt x="64886" y="806690"/>
-                                <a:pt x="-13406" y="737295"/>
-                                <a:pt x="0" y="659868"/>
-                              </a:cubicBezTo>
-                              <a:cubicBezTo>
-                                <a:pt x="5186" y="410436"/>
-                                <a:pt x="3283" y="370806"/>
-                                <a:pt x="0" y="131977"/>
-                              </a:cubicBezTo>
-                              <a:close/>
-                            </a:path>
-                            <a:path w="1799590" h="791845" stroke="0" extrusionOk="0">
-                              <a:moveTo>
-                                <a:pt x="0" y="131977"/>
-                              </a:moveTo>
-                              <a:cubicBezTo>
-                                <a:pt x="1915" y="58945"/>
-                                <a:pt x="60771" y="6148"/>
-                                <a:pt x="131977" y="0"/>
-                              </a:cubicBezTo>
-                              <a:cubicBezTo>
-                                <a:pt x="350563" y="22639"/>
-                                <a:pt x="436111" y="-8943"/>
-                                <a:pt x="613143" y="0"/>
-                              </a:cubicBezTo>
-                              <a:cubicBezTo>
-                                <a:pt x="790175" y="8943"/>
-                                <a:pt x="854693" y="1601"/>
-                                <a:pt x="1078953" y="0"/>
-                              </a:cubicBezTo>
-                              <a:cubicBezTo>
-                                <a:pt x="1303213" y="-1601"/>
-                                <a:pt x="1377214" y="-2351"/>
-                                <a:pt x="1667613" y="0"/>
-                              </a:cubicBezTo>
-                              <a:cubicBezTo>
-                                <a:pt x="1749281" y="-12296"/>
-                                <a:pt x="1802026" y="69975"/>
-                                <a:pt x="1799590" y="131977"/>
-                              </a:cubicBezTo>
-                              <a:cubicBezTo>
-                                <a:pt x="1814222" y="259125"/>
-                                <a:pt x="1815672" y="442828"/>
-                                <a:pt x="1799590" y="659868"/>
-                              </a:cubicBezTo>
-                              <a:cubicBezTo>
-                                <a:pt x="1796140" y="724132"/>
-                                <a:pt x="1728516" y="791086"/>
-                                <a:pt x="1667613" y="791845"/>
-                              </a:cubicBezTo>
-                              <a:cubicBezTo>
-                                <a:pt x="1435494" y="768936"/>
-                                <a:pt x="1375016" y="770409"/>
-                                <a:pt x="1201803" y="791845"/>
-                              </a:cubicBezTo>
-                              <a:cubicBezTo>
-                                <a:pt x="1028590" y="813282"/>
-                                <a:pt x="945417" y="780378"/>
-                                <a:pt x="720637" y="791845"/>
-                              </a:cubicBezTo>
-                              <a:cubicBezTo>
-                                <a:pt x="495857" y="803312"/>
-                                <a:pt x="416187" y="816838"/>
-                                <a:pt x="131977" y="791845"/>
-                              </a:cubicBezTo>
-                              <a:cubicBezTo>
-                                <a:pt x="58420" y="784620"/>
-                                <a:pt x="11280" y="724441"/>
-                                <a:pt x="0" y="659868"/>
-                              </a:cubicBezTo>
-                              <a:cubicBezTo>
-                                <a:pt x="7300" y="408801"/>
-                                <a:pt x="-8607" y="349115"/>
-                                <a:pt x="0" y="131977"/>
-                              </a:cubicBezTo>
-                              <a:close/>
-                            </a:path>
-                          </a:pathLst>
-                        </a:custGeom>
-                        <a:solidFill>
-                          <a:srgbClr val="00B050"/>
-                        </a:solidFill>
-                        <a:ln>
-                          <a:extLst>
-                            <a:ext uri="{C807C97D-BFC1-408E-A445-0C87EB9F89A2}">
-                              <ask:lineSketchStyleProps xmlns:ask="http://schemas.microsoft.com/office/drawing/2018/sketchyshapes" xmlns:w16sdtdh="http://schemas.microsoft.com/office/word/2020/wordml/sdtdatahash" xmlns:w16du="http://schemas.microsoft.com/office/word/2023/wordml/word16du" xmlns:w16="http://schemas.microsoft.com/office/word/2018/wordml" xmlns:w16cex="http://schemas.microsoft.com/office/word/2018/wordml/cex" xmlns:w="http://schemas.openxmlformats.org/wordprocessingml/2006/main" xmlns:w10="urn:schemas-microsoft-com:office:word" xmlns:v="urn:schemas-microsoft-com:vml" xmlns:oel="http://schemas.microsoft.com/office/2019/extlst" xmlns:o="urn:schemas-microsoft-com:office:office" xmlns="" sd="3886230498">
-                                <a:prstGeom prst="roundRect">
-                                  <a:avLst/>
-                                </a:prstGeom>
-                                <ask:type>
-                                  <ask:lineSketchFreehand/>
-                                </ask:type>
-                              </ask:lineSketchStyleProps>
-                            </a:ext>
-                          </a:extLst>
-                        </a:ln>
-                        <a:effectLst>
-                          <a:outerShdw blurRad="50800" dist="38100" dir="2700000" algn="tl" rotWithShape="0">
-                            <a:prstClr val="black">
-                              <a:alpha val="40000"/>
-                            </a:prstClr>
-                          </a:outerShdw>
-                        </a:effectLst>
-                      </wps:spPr>
-                      <wps:style>
-                        <a:lnRef idx="2">
-                          <a:schemeClr val="accent1">
-                            <a:shade val="15000"/>
-                          </a:schemeClr>
-                        </a:lnRef>
-                        <a:fillRef idx="1">
-                          <a:schemeClr val="accent1"/>
-                        </a:fillRef>
-                        <a:effectRef idx="0">
-                          <a:schemeClr val="accent1"/>
-                        </a:effectRef>
-                        <a:fontRef idx="minor">
-                          <a:schemeClr val="lt1"/>
-                        </a:fontRef>
-                      </wps:style>
-                      <wps:txbx>
-                        <w:txbxContent>
-                          <w:p>
-                            <w:pPr>
-                              <w:jc w:val="center"/>
-                              <w:rPr>
-                                <w:b/>
-                                <w:bCs/>
-                                <w:lang w:val="hu-HU"/>
-                              </w:rPr>
-                            </w:pPr>
-                            <w:r>
-                              <w:rPr>
-                                <w:rStyle w:val="Angol"/>
-                                <w:b/>
-                                <w:bCs/>
-                              </w:rPr>
-                              <w:t xml:space="preserve">Source </w:t>
-                            </w:r>
-                            <w:r>
-                              <w:rPr>
-                                <w:rStyle w:val="Angol"/>
-                                <w:b/>
-                                <w:bCs/>
-                              </w:rPr>
-                              <w:br/>
-                              <w:t xml:space="preserve">Control </w:t>
-                            </w:r>
-                          </w:p>
-                        </w:txbxContent>
-                      </wps:txbx>
-                      <wps:bodyPr rot="0" spcFirstLastPara="0" vertOverflow="overflow" horzOverflow="overflow" vert="horz" wrap="square" lIns="0" tIns="0" rIns="0" bIns="0" numCol="1" spcCol="0" rtlCol="0" fromWordArt="0" anchor="ctr" anchorCtr="0" forceAA="0" upright="1" compatLnSpc="1">
-                        <a:prstTxWarp prst="textNoShape">
-                          <a:avLst/>
-                        </a:prstTxWarp>
-                        <a:noAutofit/>
-                      </wps:bodyPr>
-                    </wps:wsp>
-                  </a:graphicData>
-                </a:graphic>
-                <wp14:sizeRelH relativeFrom="margin">
-                  <wp14:pctWidth>0</wp14:pctWidth>
-                </wp14:sizeRelH>
-                <wp14:sizeRelV relativeFrom="margin">
-                  <wp14:pctHeight>0</wp14:pctHeight>
-                </wp14:sizeRelV>
-              </wp:anchor>
-            </w:drawing>
-          </mc:Choice>
-          <mc:Fallback>
-            <w:pict>
-              <v:shape w14:anchorId="4FA34BB3" id="_x0000_s1028" style="position:absolute;left:0;text-align:left;margin-left:659.1pt;margin-top:228.85pt;width:133.2pt;height:56.65pt;z-index:251774976;visibility:visible;mso-wrap-style:square;mso-width-percent:0;mso-height-percent:0;mso-wrap-distance-left:9pt;mso-wrap-distance-top:0;mso-wrap-distance-right:9pt;mso-wrap-distance-bottom:0;mso-position-horizontal:absolute;mso-position-horizontal-relative:page;mso-position-vertical:absolute;mso-position-vertical-relative:page;mso-width-percent:0;mso-height-percent:0;mso-width-relative:margin;mso-height-relative:margin;v-text-anchor:middle" coordsize="1799590,791845" o:spt="100" o:gfxdata="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" adj="-11796480,,5400" path="m,131977nfc-3136,74020,45686,1212,131977,,310836,-14593,496240,5232,659212,v162973,-5232,262458,-19982,511879,c1420512,19982,1545205,-12153,1667613,v76222,-6299,142821,71820,131977,131977c1791292,292193,1773209,434506,1799590,659868v10825,77990,-45463,143914,-131977,131977c1431453,809592,1373763,785877,1186447,791845v-187316,5968,-290777,3081,-465810,c545604,788765,373512,789436,131977,791845,64886,806690,-13406,737295,,659868,5186,410436,3283,370806,,131977xem,131977nsc1915,58945,60771,6148,131977,,350563,22639,436111,-8943,613143,v177032,8943,241550,1601,465810,c1303213,-1601,1377214,-2351,1667613,v81668,-12296,134413,69975,131977,131977c1814222,259125,1815672,442828,1799590,659868v-3450,64264,-71074,131218,-131977,131977c1435494,768936,1375016,770409,1201803,791845v-173213,21437,-256386,-11467,-481166,c495857,803312,416187,816838,131977,791845,58420,784620,11280,724441,,659868,7300,408801,-8607,349115,,131977xe" fillcolor="#00b050" strokecolor="#09101d [484]" strokeweight="1pt">
-                <v:stroke joinstyle="miter"/>
-                <v:shadow on="t" color="black" opacity="26214f" origin="-.5,-.5" offset=".74836mm,.74836mm"/>
-                <v:formulas/>
-                <v:path arrowok="t" o:extrusionok="f" o:connecttype="custom" o:connectlocs="0,119912;124060,0;619669,0;1100842,0;1567580,0;1691640,119912;1691640,599543;1567580,719455;1115277,719455;677409,719455;124060,719455;0,599543;0,119912" o:connectangles="0,0,0,0,0,0,0,0,0,0,0,0,0" textboxrect="0,0,1799590,791845"/>
-                <v:textbox inset="0,0,0,0">
-                  <w:txbxContent>
-                    <w:p>
-                      <w:pPr>
-                        <w:jc w:val="center"/>
-                        <w:rPr>
-                          <w:b/>
-                          <w:bCs/>
-                          <w:lang w:val="hu-HU"/>
-                        </w:rPr>
-                      </w:pPr>
-                      <w:r>
-                        <w:rPr>
-                          <w:rStyle w:val="Angol"/>
-                          <w:b/>
-                          <w:bCs/>
-                        </w:rPr>
-                        <w:t xml:space="preserve">Source </w:t>
-                      </w:r>
-                      <w:r>
-                        <w:rPr>
-                          <w:rStyle w:val="Angol"/>
-                          <w:b/>
-                          <w:bCs/>
-                        </w:rPr>
-                        <w:br/>
-                        <w:t xml:space="preserve">Control </w:t>
-                      </w:r>
-                    </w:p>
-                  </w:txbxContent>
-                </v:textbox>
-                <w10:wrap anchorx="page" anchory="page"/>
-              </v:shape>
-            </w:pict>
-          </mc:Fallback>
-        </mc:AlternateContent>
-      </w:r>
-      <w:r>
-        <mc:AlternateContent>
-          <mc:Choice Requires="wps">
-            <w:drawing>
-              <wp:anchor distT="0" distB="0" distL="114300" distR="114300" simplePos="0" relativeHeight="251787264" behindDoc="0" locked="0" layoutInCell="1" allowOverlap="1" wp14:anchorId="487B54AC" wp14:editId="6B54F96A">
-                <wp:simplePos x="0" y="0"/>
-                <wp:positionH relativeFrom="page">
-                  <wp:posOffset>8370570</wp:posOffset>
-                </wp:positionH>
-                <wp:positionV relativeFrom="page">
-                  <wp:posOffset>2066290</wp:posOffset>
-                </wp:positionV>
-                <wp:extent cx="1691640" cy="719455"/>
-                <wp:effectExtent l="38100" t="38100" r="118110" b="118745"/>
-                <wp:wrapNone/>
-                <wp:docPr id="36" name="Téglalap: lekerekített 1"/>
-                <wp:cNvGraphicFramePr/>
-                <a:graphic xmlns:a="http://schemas.openxmlformats.org/drawingml/2006/main">
-                  <a:graphicData uri="http://schemas.microsoft.com/office/word/2010/wordprocessingShape">
-                    <wps:wsp>
-                      <wps:cNvSpPr/>
-                      <wps:spPr>
-                        <a:xfrm>
-                          <a:off x="0" y="0"/>
-                          <a:ext cx="1691640" cy="719455"/>
-                        </a:xfrm>
-                        <a:custGeom>
-                          <a:avLst/>
-                          <a:gdLst>
-                            <a:gd name="connsiteX0" fmla="*/ 0 w 1799590"/>
-                            <a:gd name="connsiteY0" fmla="*/ 131977 h 791845"/>
-                            <a:gd name="connsiteX1" fmla="*/ 131977 w 1799590"/>
-                            <a:gd name="connsiteY1" fmla="*/ 0 h 791845"/>
-                            <a:gd name="connsiteX2" fmla="*/ 659212 w 1799590"/>
-                            <a:gd name="connsiteY2" fmla="*/ 0 h 791845"/>
-                            <a:gd name="connsiteX3" fmla="*/ 1171091 w 1799590"/>
-                            <a:gd name="connsiteY3" fmla="*/ 0 h 791845"/>
-                            <a:gd name="connsiteX4" fmla="*/ 1667613 w 1799590"/>
-                            <a:gd name="connsiteY4" fmla="*/ 0 h 791845"/>
-                            <a:gd name="connsiteX5" fmla="*/ 1799590 w 1799590"/>
-                            <a:gd name="connsiteY5" fmla="*/ 131977 h 791845"/>
-                            <a:gd name="connsiteX6" fmla="*/ 1799590 w 1799590"/>
-                            <a:gd name="connsiteY6" fmla="*/ 659868 h 791845"/>
-                            <a:gd name="connsiteX7" fmla="*/ 1667613 w 1799590"/>
-                            <a:gd name="connsiteY7" fmla="*/ 791845 h 791845"/>
-                            <a:gd name="connsiteX8" fmla="*/ 1186447 w 1799590"/>
-                            <a:gd name="connsiteY8" fmla="*/ 791845 h 791845"/>
-                            <a:gd name="connsiteX9" fmla="*/ 720637 w 1799590"/>
-                            <a:gd name="connsiteY9" fmla="*/ 791845 h 791845"/>
-                            <a:gd name="connsiteX10" fmla="*/ 131977 w 1799590"/>
-                            <a:gd name="connsiteY10" fmla="*/ 791845 h 791845"/>
-                            <a:gd name="connsiteX11" fmla="*/ 0 w 1799590"/>
-                            <a:gd name="connsiteY11" fmla="*/ 659868 h 791845"/>
-                            <a:gd name="connsiteX12" fmla="*/ 0 w 1799590"/>
-                            <a:gd name="connsiteY12" fmla="*/ 131977 h 791845"/>
-                          </a:gdLst>
-                          <a:ahLst/>
-                          <a:cxnLst>
-                            <a:cxn ang="0">
-                              <a:pos x="connsiteX0" y="connsiteY0"/>
-                            </a:cxn>
-                            <a:cxn ang="0">
-                              <a:pos x="connsiteX1" y="connsiteY1"/>
-                            </a:cxn>
-                            <a:cxn ang="0">
-                              <a:pos x="connsiteX2" y="connsiteY2"/>
-                            </a:cxn>
-                            <a:cxn ang="0">
-                              <a:pos x="connsiteX3" y="connsiteY3"/>
-                            </a:cxn>
-                            <a:cxn ang="0">
-                              <a:pos x="connsiteX4" y="connsiteY4"/>
-                            </a:cxn>
-                            <a:cxn ang="0">
-                              <a:pos x="connsiteX5" y="connsiteY5"/>
-                            </a:cxn>
-                            <a:cxn ang="0">
-                              <a:pos x="connsiteX6" y="connsiteY6"/>
-                            </a:cxn>
-                            <a:cxn ang="0">
-                              <a:pos x="connsiteX7" y="connsiteY7"/>
-                            </a:cxn>
-                            <a:cxn ang="0">
-                              <a:pos x="connsiteX8" y="connsiteY8"/>
-                            </a:cxn>
-                            <a:cxn ang="0">
-                              <a:pos x="connsiteX9" y="connsiteY9"/>
-                            </a:cxn>
-                            <a:cxn ang="0">
-                              <a:pos x="connsiteX10" y="connsiteY10"/>
-                            </a:cxn>
-                            <a:cxn ang="0">
-                              <a:pos x="connsiteX11" y="connsiteY11"/>
-                            </a:cxn>
-                            <a:cxn ang="0">
-                              <a:pos x="connsiteX12" y="connsiteY12"/>
-                            </a:cxn>
-                          </a:cxnLst>
-                          <a:rect l="l" t="t" r="r" b="b"/>
-                          <a:pathLst>
-                            <a:path w="1799590" h="791845" fill="none" extrusionOk="0">
-                              <a:moveTo>
-                                <a:pt x="0" y="131977"/>
-                              </a:moveTo>
-                              <a:cubicBezTo>
-                                <a:pt x="-3136" y="74020"/>
-                                <a:pt x="45686" y="1212"/>
-                                <a:pt x="131977" y="0"/>
-                              </a:cubicBezTo>
-                              <a:cubicBezTo>
-                                <a:pt x="310836" y="-14593"/>
-                                <a:pt x="496240" y="5232"/>
-                                <a:pt x="659212" y="0"/>
-                              </a:cubicBezTo>
-                              <a:cubicBezTo>
-                                <a:pt x="822185" y="-5232"/>
-                                <a:pt x="921670" y="-19982"/>
-                                <a:pt x="1171091" y="0"/>
-                              </a:cubicBezTo>
-                              <a:cubicBezTo>
-                                <a:pt x="1420512" y="19982"/>
-                                <a:pt x="1545205" y="-12153"/>
-                                <a:pt x="1667613" y="0"/>
-                              </a:cubicBezTo>
-                              <a:cubicBezTo>
-                                <a:pt x="1743835" y="-6299"/>
-                                <a:pt x="1810434" y="71820"/>
-                                <a:pt x="1799590" y="131977"/>
-                              </a:cubicBezTo>
-                              <a:cubicBezTo>
-                                <a:pt x="1791292" y="292193"/>
-                                <a:pt x="1773209" y="434506"/>
-                                <a:pt x="1799590" y="659868"/>
-                              </a:cubicBezTo>
-                              <a:cubicBezTo>
-                                <a:pt x="1810415" y="737858"/>
-                                <a:pt x="1754127" y="803782"/>
-                                <a:pt x="1667613" y="791845"/>
-                              </a:cubicBezTo>
-                              <a:cubicBezTo>
-                                <a:pt x="1431453" y="809592"/>
-                                <a:pt x="1373763" y="785877"/>
-                                <a:pt x="1186447" y="791845"/>
-                              </a:cubicBezTo>
-                              <a:cubicBezTo>
-                                <a:pt x="999131" y="797813"/>
-                                <a:pt x="895670" y="794926"/>
-                                <a:pt x="720637" y="791845"/>
-                              </a:cubicBezTo>
-                              <a:cubicBezTo>
-                                <a:pt x="545604" y="788765"/>
-                                <a:pt x="373512" y="789436"/>
-                                <a:pt x="131977" y="791845"/>
-                              </a:cubicBezTo>
-                              <a:cubicBezTo>
-                                <a:pt x="64886" y="806690"/>
-                                <a:pt x="-13406" y="737295"/>
-                                <a:pt x="0" y="659868"/>
-                              </a:cubicBezTo>
-                              <a:cubicBezTo>
-                                <a:pt x="5186" y="410436"/>
-                                <a:pt x="3283" y="370806"/>
-                                <a:pt x="0" y="131977"/>
-                              </a:cubicBezTo>
-                              <a:close/>
-                            </a:path>
-                            <a:path w="1799590" h="791845" stroke="0" extrusionOk="0">
-                              <a:moveTo>
-                                <a:pt x="0" y="131977"/>
-                              </a:moveTo>
-                              <a:cubicBezTo>
-                                <a:pt x="1915" y="58945"/>
-                                <a:pt x="60771" y="6148"/>
-                                <a:pt x="131977" y="0"/>
-                              </a:cubicBezTo>
-                              <a:cubicBezTo>
-                                <a:pt x="350563" y="22639"/>
-                                <a:pt x="436111" y="-8943"/>
-                                <a:pt x="613143" y="0"/>
-                              </a:cubicBezTo>
-                              <a:cubicBezTo>
-                                <a:pt x="790175" y="8943"/>
-                                <a:pt x="854693" y="1601"/>
-                                <a:pt x="1078953" y="0"/>
-                              </a:cubicBezTo>
-                              <a:cubicBezTo>
-                                <a:pt x="1303213" y="-1601"/>
-                                <a:pt x="1377214" y="-2351"/>
-                                <a:pt x="1667613" y="0"/>
-                              </a:cubicBezTo>
-                              <a:cubicBezTo>
-                                <a:pt x="1749281" y="-12296"/>
-                                <a:pt x="1802026" y="69975"/>
-                                <a:pt x="1799590" y="131977"/>
-                              </a:cubicBezTo>
-                              <a:cubicBezTo>
-                                <a:pt x="1814222" y="259125"/>
-                                <a:pt x="1815672" y="442828"/>
-                                <a:pt x="1799590" y="659868"/>
-                              </a:cubicBezTo>
-                              <a:cubicBezTo>
-                                <a:pt x="1796140" y="724132"/>
-                                <a:pt x="1728516" y="791086"/>
-                                <a:pt x="1667613" y="791845"/>
-                              </a:cubicBezTo>
-                              <a:cubicBezTo>
-                                <a:pt x="1435494" y="768936"/>
-                                <a:pt x="1375016" y="770409"/>
-                                <a:pt x="1201803" y="791845"/>
-                              </a:cubicBezTo>
-                              <a:cubicBezTo>
-                                <a:pt x="1028590" y="813282"/>
-                                <a:pt x="945417" y="780378"/>
-                                <a:pt x="720637" y="791845"/>
-                              </a:cubicBezTo>
-                              <a:cubicBezTo>
-                                <a:pt x="495857" y="803312"/>
-                                <a:pt x="416187" y="816838"/>
-                                <a:pt x="131977" y="791845"/>
-                              </a:cubicBezTo>
-                              <a:cubicBezTo>
-                                <a:pt x="58420" y="784620"/>
-                                <a:pt x="11280" y="724441"/>
-                                <a:pt x="0" y="659868"/>
-                              </a:cubicBezTo>
-                              <a:cubicBezTo>
-                                <a:pt x="7300" y="408801"/>
-                                <a:pt x="-8607" y="349115"/>
-                                <a:pt x="0" y="131977"/>
-                              </a:cubicBezTo>
-                              <a:close/>
-                            </a:path>
-                          </a:pathLst>
-                        </a:custGeom>
-                        <a:solidFill>
-                          <a:srgbClr val="00B050"/>
-                        </a:solidFill>
-                        <a:ln>
-                          <a:extLst>
-                            <a:ext uri="{C807C97D-BFC1-408E-A445-0C87EB9F89A2}">
-                              <ask:lineSketchStyleProps xmlns:ask="http://schemas.microsoft.com/office/drawing/2018/sketchyshapes" xmlns:w16sdtdh="http://schemas.microsoft.com/office/word/2020/wordml/sdtdatahash" xmlns:w16du="http://schemas.microsoft.com/office/word/2023/wordml/word16du" xmlns:w16="http://schemas.microsoft.com/office/word/2018/wordml" xmlns:w16cex="http://schemas.microsoft.com/office/word/2018/wordml/cex" xmlns:w="http://schemas.openxmlformats.org/wordprocessingml/2006/main" xmlns:w10="urn:schemas-microsoft-com:office:word" xmlns:v="urn:schemas-microsoft-com:vml" xmlns:oel="http://schemas.microsoft.com/office/2019/extlst" xmlns:o="urn:schemas-microsoft-com:office:office" xmlns="" sd="3886230498">
-                                <a:prstGeom prst="roundRect">
-                                  <a:avLst/>
-                                </a:prstGeom>
-                                <ask:type>
-                                  <ask:lineSketchFreehand/>
-                                </ask:type>
-                              </ask:lineSketchStyleProps>
-                            </a:ext>
-                          </a:extLst>
-                        </a:ln>
-                        <a:effectLst>
-                          <a:outerShdw blurRad="50800" dist="38100" dir="2700000" algn="tl" rotWithShape="0">
-                            <a:prstClr val="black">
-                              <a:alpha val="40000"/>
-                            </a:prstClr>
-                          </a:outerShdw>
-                        </a:effectLst>
-                      </wps:spPr>
-                      <wps:style>
-                        <a:lnRef idx="2">
-                          <a:schemeClr val="accent1">
-                            <a:shade val="15000"/>
-                          </a:schemeClr>
-                        </a:lnRef>
-                        <a:fillRef idx="1">
-                          <a:schemeClr val="accent1"/>
-                        </a:fillRef>
-                        <a:effectRef idx="0">
-                          <a:schemeClr val="accent1"/>
-                        </a:effectRef>
-                        <a:fontRef idx="minor">
-                          <a:schemeClr val="lt1"/>
-                        </a:fontRef>
-                      </wps:style>
-                      <wps:txbx>
-                        <w:txbxContent>
-                          <w:p>
-                            <w:pPr>
-                              <w:jc w:val="center"/>
-                              <w:rPr>
-                                <w:b/>
-                                <w:bCs/>
-                                <w:lang w:val="hu-HU"/>
-                              </w:rPr>
-                            </w:pPr>
-                            <w:r>
-                              <w:rPr>
-                                <w:rStyle w:val="Angol"/>
-                                <w:b/>
-                                <w:bCs/>
-                              </w:rPr>
-                              <w:t>Remote</w:t>
-                            </w:r>
-                          </w:p>
-                        </w:txbxContent>
-                      </wps:txbx>
-                      <wps:bodyPr rot="0" spcFirstLastPara="0" vertOverflow="overflow" horzOverflow="overflow" vert="horz" wrap="square" lIns="0" tIns="0" rIns="0" bIns="0" numCol="1" spcCol="0" rtlCol="0" fromWordArt="0" anchor="ctr" anchorCtr="0" forceAA="0" upright="1" compatLnSpc="1">
-                        <a:prstTxWarp prst="textNoShape">
-                          <a:avLst/>
-                        </a:prstTxWarp>
-                        <a:noAutofit/>
-                      </wps:bodyPr>
-                    </wps:wsp>
-                  </a:graphicData>
-                </a:graphic>
-                <wp14:sizeRelH relativeFrom="margin">
-                  <wp14:pctWidth>0</wp14:pctWidth>
-                </wp14:sizeRelH>
-                <wp14:sizeRelV relativeFrom="margin">
-                  <wp14:pctHeight>0</wp14:pctHeight>
-                </wp14:sizeRelV>
-              </wp:anchor>
-            </w:drawing>
-          </mc:Choice>
-          <mc:Fallback>
-            <w:pict>
-              <v:shape w14:anchorId="487B54AC" id="_x0000_s1029" style="position:absolute;left:0;text-align:left;margin-left:659.1pt;margin-top:162.7pt;width:133.2pt;height:56.65pt;z-index:251787264;visibility:visible;mso-wrap-style:square;mso-width-percent:0;mso-height-percent:0;mso-wrap-distance-left:9pt;mso-wrap-distance-top:0;mso-wrap-distance-right:9pt;mso-wrap-distance-bottom:0;mso-position-horizontal:absolute;mso-position-horizontal-relative:page;mso-position-vertical:absolute;mso-position-vertical-relative:page;mso-width-percent:0;mso-height-percent:0;mso-width-relative:margin;mso-height-relative:margin;v-text-anchor:middle" coordsize="1799590,791845" o:spt="100" o:gfxdata="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" adj="-11796480,,5400" path="m,131977nfc-3136,74020,45686,1212,131977,,310836,-14593,496240,5232,659212,v162973,-5232,262458,-19982,511879,c1420512,19982,1545205,-12153,1667613,v76222,-6299,142821,71820,131977,131977c1791292,292193,1773209,434506,1799590,659868v10825,77990,-45463,143914,-131977,131977c1431453,809592,1373763,785877,1186447,791845v-187316,5968,-290777,3081,-465810,c545604,788765,373512,789436,131977,791845,64886,806690,-13406,737295,,659868,5186,410436,3283,370806,,131977xem,131977nsc1915,58945,60771,6148,131977,,350563,22639,436111,-8943,613143,v177032,8943,241550,1601,465810,c1303213,-1601,1377214,-2351,1667613,v81668,-12296,134413,69975,131977,131977c1814222,259125,1815672,442828,1799590,659868v-3450,64264,-71074,131218,-131977,131977c1435494,768936,1375016,770409,1201803,791845v-173213,21437,-256386,-11467,-481166,c495857,803312,416187,816838,131977,791845,58420,784620,11280,724441,,659868,7300,408801,-8607,349115,,131977xe" fillcolor="#00b050" strokecolor="#09101d [484]" strokeweight="1pt">
-                <v:stroke joinstyle="miter"/>
-                <v:shadow on="t" color="black" opacity="26214f" origin="-.5,-.5" offset=".74836mm,.74836mm"/>
-                <v:formulas/>
-                <v:path arrowok="t" o:extrusionok="f" o:connecttype="custom" o:connectlocs="0,119912;124060,0;619669,0;1100842,0;1567580,0;1691640,119912;1691640,599543;1567580,719455;1115277,719455;677409,719455;124060,719455;0,599543;0,119912" o:connectangles="0,0,0,0,0,0,0,0,0,0,0,0,0" textboxrect="0,0,1799590,791845"/>
-                <v:textbox inset="0,0,0,0">
-                  <w:txbxContent>
-                    <w:p>
-                      <w:pPr>
-                        <w:jc w:val="center"/>
-                        <w:rPr>
-                          <w:b/>
-                          <w:bCs/>
-                          <w:lang w:val="hu-HU"/>
-                        </w:rPr>
-                      </w:pPr>
-                      <w:r>
-                        <w:rPr>
-                          <w:rStyle w:val="Angol"/>
-                          <w:b/>
-                          <w:bCs/>
-                        </w:rPr>
-                        <w:t>Remote</w:t>
-                      </w:r>
-                    </w:p>
-                  </w:txbxContent>
-                </v:textbox>
-                <w10:wrap anchorx="page" anchory="page"/>
-              </v:shape>
-            </w:pict>
-          </mc:Fallback>
-        </mc:AlternateContent>
-      </w:r>
-      <w:r>
-        <mc:AlternateContent>
-          <mc:Choice Requires="wps">
-            <w:drawing>
-              <wp:anchor distT="0" distB="0" distL="114300" distR="114300" simplePos="0" relativeHeight="251779072" behindDoc="0" locked="0" layoutInCell="1" allowOverlap="1" wp14:anchorId="1B16DF9A" wp14:editId="4306733A">
-                <wp:simplePos x="0" y="0"/>
-                <wp:positionH relativeFrom="page">
-                  <wp:posOffset>8370570</wp:posOffset>
-                </wp:positionH>
-                <wp:positionV relativeFrom="page">
-                  <wp:posOffset>1228725</wp:posOffset>
-                </wp:positionV>
-                <wp:extent cx="1691640" cy="719455"/>
-                <wp:effectExtent l="38100" t="38100" r="118110" b="118745"/>
-                <wp:wrapNone/>
-                <wp:docPr id="32" name="Téglalap: lekerekített 1"/>
-                <wp:cNvGraphicFramePr/>
-                <a:graphic xmlns:a="http://schemas.openxmlformats.org/drawingml/2006/main">
-                  <a:graphicData uri="http://schemas.microsoft.com/office/word/2010/wordprocessingShape">
-                    <wps:wsp>
-                      <wps:cNvSpPr/>
-                      <wps:spPr>
-                        <a:xfrm>
-                          <a:off x="0" y="0"/>
-                          <a:ext cx="1691640" cy="719455"/>
-                        </a:xfrm>
-                        <a:custGeom>
-                          <a:avLst/>
-                          <a:gdLst>
-                            <a:gd name="connsiteX0" fmla="*/ 0 w 1799590"/>
-                            <a:gd name="connsiteY0" fmla="*/ 131977 h 791845"/>
-                            <a:gd name="connsiteX1" fmla="*/ 131977 w 1799590"/>
-                            <a:gd name="connsiteY1" fmla="*/ 0 h 791845"/>
-                            <a:gd name="connsiteX2" fmla="*/ 659212 w 1799590"/>
-                            <a:gd name="connsiteY2" fmla="*/ 0 h 791845"/>
-                            <a:gd name="connsiteX3" fmla="*/ 1171091 w 1799590"/>
-                            <a:gd name="connsiteY3" fmla="*/ 0 h 791845"/>
-                            <a:gd name="connsiteX4" fmla="*/ 1667613 w 1799590"/>
-                            <a:gd name="connsiteY4" fmla="*/ 0 h 791845"/>
-                            <a:gd name="connsiteX5" fmla="*/ 1799590 w 1799590"/>
-                            <a:gd name="connsiteY5" fmla="*/ 131977 h 791845"/>
-                            <a:gd name="connsiteX6" fmla="*/ 1799590 w 1799590"/>
-                            <a:gd name="connsiteY6" fmla="*/ 659868 h 791845"/>
-                            <a:gd name="connsiteX7" fmla="*/ 1667613 w 1799590"/>
-                            <a:gd name="connsiteY7" fmla="*/ 791845 h 791845"/>
-                            <a:gd name="connsiteX8" fmla="*/ 1186447 w 1799590"/>
-                            <a:gd name="connsiteY8" fmla="*/ 791845 h 791845"/>
-                            <a:gd name="connsiteX9" fmla="*/ 720637 w 1799590"/>
-                            <a:gd name="connsiteY9" fmla="*/ 791845 h 791845"/>
-                            <a:gd name="connsiteX10" fmla="*/ 131977 w 1799590"/>
-                            <a:gd name="connsiteY10" fmla="*/ 791845 h 791845"/>
-                            <a:gd name="connsiteX11" fmla="*/ 0 w 1799590"/>
-                            <a:gd name="connsiteY11" fmla="*/ 659868 h 791845"/>
-                            <a:gd name="connsiteX12" fmla="*/ 0 w 1799590"/>
-                            <a:gd name="connsiteY12" fmla="*/ 131977 h 791845"/>
-                          </a:gdLst>
-                          <a:ahLst/>
-                          <a:cxnLst>
-                            <a:cxn ang="0">
-                              <a:pos x="connsiteX0" y="connsiteY0"/>
-                            </a:cxn>
-                            <a:cxn ang="0">
-                              <a:pos x="connsiteX1" y="connsiteY1"/>
-                            </a:cxn>
-                            <a:cxn ang="0">
-                              <a:pos x="connsiteX2" y="connsiteY2"/>
-                            </a:cxn>
-                            <a:cxn ang="0">
-                              <a:pos x="connsiteX3" y="connsiteY3"/>
-                            </a:cxn>
-                            <a:cxn ang="0">
-                              <a:pos x="connsiteX4" y="connsiteY4"/>
-                            </a:cxn>
-                            <a:cxn ang="0">
-                              <a:pos x="connsiteX5" y="connsiteY5"/>
-                            </a:cxn>
-                            <a:cxn ang="0">
-                              <a:pos x="connsiteX6" y="connsiteY6"/>
-                            </a:cxn>
-                            <a:cxn ang="0">
-                              <a:pos x="connsiteX7" y="connsiteY7"/>
-                            </a:cxn>
-                            <a:cxn ang="0">
-                              <a:pos x="connsiteX8" y="connsiteY8"/>
-                            </a:cxn>
-                            <a:cxn ang="0">
-                              <a:pos x="connsiteX9" y="connsiteY9"/>
-                            </a:cxn>
-                            <a:cxn ang="0">
-                              <a:pos x="connsiteX10" y="connsiteY10"/>
-                            </a:cxn>
-                            <a:cxn ang="0">
-                              <a:pos x="connsiteX11" y="connsiteY11"/>
-                            </a:cxn>
-                            <a:cxn ang="0">
-                              <a:pos x="connsiteX12" y="connsiteY12"/>
-                            </a:cxn>
-                          </a:cxnLst>
-                          <a:rect l="l" t="t" r="r" b="b"/>
-                          <a:pathLst>
-                            <a:path w="1799590" h="791845" fill="none" extrusionOk="0">
-                              <a:moveTo>
-                                <a:pt x="0" y="131977"/>
-                              </a:moveTo>
-                              <a:cubicBezTo>
-                                <a:pt x="-3136" y="74020"/>
-                                <a:pt x="45686" y="1212"/>
-                                <a:pt x="131977" y="0"/>
-                              </a:cubicBezTo>
-                              <a:cubicBezTo>
-                                <a:pt x="310836" y="-14593"/>
-                                <a:pt x="496240" y="5232"/>
-                                <a:pt x="659212" y="0"/>
-                              </a:cubicBezTo>
-                              <a:cubicBezTo>
-                                <a:pt x="822185" y="-5232"/>
-                                <a:pt x="921670" y="-19982"/>
-                                <a:pt x="1171091" y="0"/>
-                              </a:cubicBezTo>
-                              <a:cubicBezTo>
-                                <a:pt x="1420512" y="19982"/>
-                                <a:pt x="1545205" y="-12153"/>
-                                <a:pt x="1667613" y="0"/>
-                              </a:cubicBezTo>
-                              <a:cubicBezTo>
-                                <a:pt x="1743835" y="-6299"/>
-                                <a:pt x="1810434" y="71820"/>
-                                <a:pt x="1799590" y="131977"/>
-                              </a:cubicBezTo>
-                              <a:cubicBezTo>
-                                <a:pt x="1791292" y="292193"/>
-                                <a:pt x="1773209" y="434506"/>
-                                <a:pt x="1799590" y="659868"/>
-                              </a:cubicBezTo>
-                              <a:cubicBezTo>
-                                <a:pt x="1810415" y="737858"/>
-                                <a:pt x="1754127" y="803782"/>
-                                <a:pt x="1667613" y="791845"/>
-                              </a:cubicBezTo>
-                              <a:cubicBezTo>
-                                <a:pt x="1431453" y="809592"/>
-                                <a:pt x="1373763" y="785877"/>
-                                <a:pt x="1186447" y="791845"/>
-                              </a:cubicBezTo>
-                              <a:cubicBezTo>
-                                <a:pt x="999131" y="797813"/>
-                                <a:pt x="895670" y="794926"/>
-                                <a:pt x="720637" y="791845"/>
-                              </a:cubicBezTo>
-                              <a:cubicBezTo>
-                                <a:pt x="545604" y="788765"/>
-                                <a:pt x="373512" y="789436"/>
-                                <a:pt x="131977" y="791845"/>
-                              </a:cubicBezTo>
-                              <a:cubicBezTo>
-                                <a:pt x="64886" y="806690"/>
-                                <a:pt x="-13406" y="737295"/>
-                                <a:pt x="0" y="659868"/>
-                              </a:cubicBezTo>
-                              <a:cubicBezTo>
-                                <a:pt x="5186" y="410436"/>
-                                <a:pt x="3283" y="370806"/>
-                                <a:pt x="0" y="131977"/>
-                              </a:cubicBezTo>
-                              <a:close/>
-                            </a:path>
-                            <a:path w="1799590" h="791845" stroke="0" extrusionOk="0">
-                              <a:moveTo>
-                                <a:pt x="0" y="131977"/>
-                              </a:moveTo>
-                              <a:cubicBezTo>
-                                <a:pt x="1915" y="58945"/>
-                                <a:pt x="60771" y="6148"/>
-                                <a:pt x="131977" y="0"/>
-                              </a:cubicBezTo>
-                              <a:cubicBezTo>
-                                <a:pt x="350563" y="22639"/>
-                                <a:pt x="436111" y="-8943"/>
-                                <a:pt x="613143" y="0"/>
-                              </a:cubicBezTo>
-                              <a:cubicBezTo>
-                                <a:pt x="790175" y="8943"/>
-                                <a:pt x="854693" y="1601"/>
-                                <a:pt x="1078953" y="0"/>
-                              </a:cubicBezTo>
-                              <a:cubicBezTo>
-                                <a:pt x="1303213" y="-1601"/>
-                                <a:pt x="1377214" y="-2351"/>
-                                <a:pt x="1667613" y="0"/>
-                              </a:cubicBezTo>
-                              <a:cubicBezTo>
-                                <a:pt x="1749281" y="-12296"/>
-                                <a:pt x="1802026" y="69975"/>
-                                <a:pt x="1799590" y="131977"/>
-                              </a:cubicBezTo>
-                              <a:cubicBezTo>
-                                <a:pt x="1814222" y="259125"/>
-                                <a:pt x="1815672" y="442828"/>
-                                <a:pt x="1799590" y="659868"/>
-                              </a:cubicBezTo>
-                              <a:cubicBezTo>
-                                <a:pt x="1796140" y="724132"/>
-                                <a:pt x="1728516" y="791086"/>
-                                <a:pt x="1667613" y="791845"/>
-                              </a:cubicBezTo>
-                              <a:cubicBezTo>
-                                <a:pt x="1435494" y="768936"/>
-                                <a:pt x="1375016" y="770409"/>
-                                <a:pt x="1201803" y="791845"/>
-                              </a:cubicBezTo>
-                              <a:cubicBezTo>
-                                <a:pt x="1028590" y="813282"/>
-                                <a:pt x="945417" y="780378"/>
-                                <a:pt x="720637" y="791845"/>
-                              </a:cubicBezTo>
-                              <a:cubicBezTo>
-                                <a:pt x="495857" y="803312"/>
-                                <a:pt x="416187" y="816838"/>
-                                <a:pt x="131977" y="791845"/>
-                              </a:cubicBezTo>
-                              <a:cubicBezTo>
-                                <a:pt x="58420" y="784620"/>
-                                <a:pt x="11280" y="724441"/>
-                                <a:pt x="0" y="659868"/>
-                              </a:cubicBezTo>
-                              <a:cubicBezTo>
-                                <a:pt x="7300" y="408801"/>
-                                <a:pt x="-8607" y="349115"/>
-                                <a:pt x="0" y="131977"/>
-                              </a:cubicBezTo>
-                              <a:close/>
-                            </a:path>
-                          </a:pathLst>
-                        </a:custGeom>
-                        <a:solidFill>
-                          <a:srgbClr val="00B050"/>
-                        </a:solidFill>
-                        <a:ln>
-                          <a:extLst>
-                            <a:ext uri="{C807C97D-BFC1-408E-A445-0C87EB9F89A2}">
-                              <ask:lineSketchStyleProps xmlns:ask="http://schemas.microsoft.com/office/drawing/2018/sketchyshapes" xmlns:w16sdtdh="http://schemas.microsoft.com/office/word/2020/wordml/sdtdatahash" xmlns:w16du="http://schemas.microsoft.com/office/word/2023/wordml/word16du" xmlns:w16="http://schemas.microsoft.com/office/word/2018/wordml" xmlns:w16cex="http://schemas.microsoft.com/office/word/2018/wordml/cex" xmlns:w="http://schemas.openxmlformats.org/wordprocessingml/2006/main" xmlns:w10="urn:schemas-microsoft-com:office:word" xmlns:v="urn:schemas-microsoft-com:vml" xmlns:oel="http://schemas.microsoft.com/office/2019/extlst" xmlns:o="urn:schemas-microsoft-com:office:office" xmlns="" sd="3886230498">
-                                <a:prstGeom prst="roundRect">
-                                  <a:avLst/>
-                                </a:prstGeom>
-                                <ask:type>
-                                  <ask:lineSketchFreehand/>
-                                </ask:type>
-                              </ask:lineSketchStyleProps>
-                            </a:ext>
-                          </a:extLst>
-                        </a:ln>
-                        <a:effectLst>
-                          <a:outerShdw blurRad="50800" dist="38100" dir="2700000" algn="tl" rotWithShape="0">
-                            <a:prstClr val="black">
-                              <a:alpha val="40000"/>
-                            </a:prstClr>
-                          </a:outerShdw>
-                        </a:effectLst>
-                      </wps:spPr>
-                      <wps:style>
-                        <a:lnRef idx="2">
-                          <a:schemeClr val="accent1">
-                            <a:shade val="15000"/>
-                          </a:schemeClr>
-                        </a:lnRef>
-                        <a:fillRef idx="1">
-                          <a:schemeClr val="accent1"/>
-                        </a:fillRef>
-                        <a:effectRef idx="0">
-                          <a:schemeClr val="accent1"/>
-                        </a:effectRef>
-                        <a:fontRef idx="minor">
-                          <a:schemeClr val="lt1"/>
-                        </a:fontRef>
-                      </wps:style>
-                      <wps:txbx>
-                        <w:txbxContent>
-                          <w:p>
-                            <w:pPr>
-                              <w:jc w:val="center"/>
-                              <w:rPr>
-                                <w:b/>
-                                <w:bCs/>
-                                <w:lang w:val="hu-HU"/>
-                              </w:rPr>
-                            </w:pPr>
-                            <w:r>
-                              <w:rPr>
-                                <w:rStyle w:val="Angol"/>
-                                <w:b/>
-                                <w:bCs/>
-                              </w:rPr>
-                              <w:t>Git</w:t>
-                            </w:r>
-                          </w:p>
-                        </w:txbxContent>
-                      </wps:txbx>
-                      <wps:bodyPr rot="0" spcFirstLastPara="0" vertOverflow="overflow" horzOverflow="overflow" vert="horz" wrap="square" lIns="0" tIns="0" rIns="0" bIns="0" numCol="1" spcCol="0" rtlCol="0" fromWordArt="0" anchor="ctr" anchorCtr="0" forceAA="0" upright="1" compatLnSpc="1">
-                        <a:prstTxWarp prst="textNoShape">
-                          <a:avLst/>
-                        </a:prstTxWarp>
-                        <a:noAutofit/>
-                      </wps:bodyPr>
-                    </wps:wsp>
-                  </a:graphicData>
-                </a:graphic>
-                <wp14:sizeRelH relativeFrom="margin">
-                  <wp14:pctWidth>0</wp14:pctWidth>
-                </wp14:sizeRelH>
-                <wp14:sizeRelV relativeFrom="margin">
-                  <wp14:pctHeight>0</wp14:pctHeight>
-                </wp14:sizeRelV>
-              </wp:anchor>
-            </w:drawing>
-          </mc:Choice>
-          <mc:Fallback>
-            <w:pict>
-              <v:shape w14:anchorId="1B16DF9A" id="_x0000_s1030" style="position:absolute;left:0;text-align:left;margin-left:659.1pt;margin-top:96.75pt;width:133.2pt;height:56.65pt;z-index:251779072;visibility:visible;mso-wrap-style:square;mso-width-percent:0;mso-height-percent:0;mso-wrap-distance-left:9pt;mso-wrap-distance-top:0;mso-wrap-distance-right:9pt;mso-wrap-distance-bottom:0;mso-position-horizontal:absolute;mso-position-horizontal-relative:page;mso-position-vertical:absolute;mso-position-vertical-relative:page;mso-width-percent:0;mso-height-percent:0;mso-width-relative:margin;mso-height-relative:margin;v-text-anchor:middle" coordsize="1799590,791845" o:spt="100" o:gfxdata="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" adj="-11796480,,5400" path="m,131977nfc-3136,74020,45686,1212,131977,,310836,-14593,496240,5232,659212,v162973,-5232,262458,-19982,511879,c1420512,19982,1545205,-12153,1667613,v76222,-6299,142821,71820,131977,131977c1791292,292193,1773209,434506,1799590,659868v10825,77990,-45463,143914,-131977,131977c1431453,809592,1373763,785877,1186447,791845v-187316,5968,-290777,3081,-465810,c545604,788765,373512,789436,131977,791845,64886,806690,-13406,737295,,659868,5186,410436,3283,370806,,131977xem,131977nsc1915,58945,60771,6148,131977,,350563,22639,436111,-8943,613143,v177032,8943,241550,1601,465810,c1303213,-1601,1377214,-2351,1667613,v81668,-12296,134413,69975,131977,131977c1814222,259125,1815672,442828,1799590,659868v-3450,64264,-71074,131218,-131977,131977c1435494,768936,1375016,770409,1201803,791845v-173213,21437,-256386,-11467,-481166,c495857,803312,416187,816838,131977,791845,58420,784620,11280,724441,,659868,7300,408801,-8607,349115,,131977xe" fillcolor="#00b050" strokecolor="#09101d [484]" strokeweight="1pt">
-                <v:stroke joinstyle="miter"/>
-                <v:shadow on="t" color="black" opacity="26214f" origin="-.5,-.5" offset=".74836mm,.74836mm"/>
-                <v:formulas/>
-                <v:path arrowok="t" o:extrusionok="f" o:connecttype="custom" o:connectlocs="0,119912;124060,0;619669,0;1100842,0;1567580,0;1691640,119912;1691640,599543;1567580,719455;1115277,719455;677409,719455;124060,719455;0,599543;0,119912" o:connectangles="0,0,0,0,0,0,0,0,0,0,0,0,0" textboxrect="0,0,1799590,791845"/>
-                <v:textbox inset="0,0,0,0">
-                  <w:txbxContent>
-                    <w:p>
-                      <w:pPr>
-                        <w:jc w:val="center"/>
-                        <w:rPr>
-                          <w:b/>
-                          <w:bCs/>
-                          <w:lang w:val="hu-HU"/>
-                        </w:rPr>
-                      </w:pPr>
-                      <w:r>
-                        <w:rPr>
-                          <w:rStyle w:val="Angol"/>
-                          <w:b/>
-                          <w:bCs/>
-                        </w:rPr>
-                        <w:t>Git</w:t>
-                      </w:r>
-                    </w:p>
-                  </w:txbxContent>
-                </v:textbox>
-                <w10:wrap anchorx="page" anchory="page"/>
-              </v:shape>
-            </w:pict>
-          </mc:Fallback>
-        </mc:AlternateContent>
-      </w:r>
-      <w:r>
-        <mc:AlternateContent>
-          <mc:Choice Requires="wps">
-            <w:drawing>
-              <wp:anchor distT="0" distB="0" distL="114300" distR="114300" simplePos="0" relativeHeight="251777024" behindDoc="0" locked="0" layoutInCell="1" allowOverlap="1" wp14:anchorId="7ABB1598" wp14:editId="12664F26">
-                <wp:simplePos x="0" y="0"/>
-                <wp:positionH relativeFrom="page">
-                  <wp:posOffset>8370570</wp:posOffset>
-                </wp:positionH>
-                <wp:positionV relativeFrom="page">
-                  <wp:posOffset>5348605</wp:posOffset>
-                </wp:positionV>
-                <wp:extent cx="1691640" cy="719455"/>
-                <wp:effectExtent l="38100" t="38100" r="118110" b="118745"/>
-                <wp:wrapNone/>
-                <wp:docPr id="31" name="Téglalap: lekerekített 1"/>
-                <wp:cNvGraphicFramePr/>
-                <a:graphic xmlns:a="http://schemas.openxmlformats.org/drawingml/2006/main">
-                  <a:graphicData uri="http://schemas.microsoft.com/office/word/2010/wordprocessingShape">
-                    <wps:wsp>
-                      <wps:cNvSpPr/>
-                      <wps:spPr>
-                        <a:xfrm>
-                          <a:off x="0" y="0"/>
-                          <a:ext cx="1691640" cy="719455"/>
-                        </a:xfrm>
-                        <a:custGeom>
-                          <a:avLst/>
-                          <a:gdLst>
-                            <a:gd name="connsiteX0" fmla="*/ 0 w 1799590"/>
-                            <a:gd name="connsiteY0" fmla="*/ 131977 h 791845"/>
-                            <a:gd name="connsiteX1" fmla="*/ 131977 w 1799590"/>
-                            <a:gd name="connsiteY1" fmla="*/ 0 h 791845"/>
-                            <a:gd name="connsiteX2" fmla="*/ 659212 w 1799590"/>
-                            <a:gd name="connsiteY2" fmla="*/ 0 h 791845"/>
-                            <a:gd name="connsiteX3" fmla="*/ 1171091 w 1799590"/>
-                            <a:gd name="connsiteY3" fmla="*/ 0 h 791845"/>
-                            <a:gd name="connsiteX4" fmla="*/ 1667613 w 1799590"/>
-                            <a:gd name="connsiteY4" fmla="*/ 0 h 791845"/>
-                            <a:gd name="connsiteX5" fmla="*/ 1799590 w 1799590"/>
-                            <a:gd name="connsiteY5" fmla="*/ 131977 h 791845"/>
-                            <a:gd name="connsiteX6" fmla="*/ 1799590 w 1799590"/>
-                            <a:gd name="connsiteY6" fmla="*/ 659868 h 791845"/>
-                            <a:gd name="connsiteX7" fmla="*/ 1667613 w 1799590"/>
-                            <a:gd name="connsiteY7" fmla="*/ 791845 h 791845"/>
-                            <a:gd name="connsiteX8" fmla="*/ 1186447 w 1799590"/>
-                            <a:gd name="connsiteY8" fmla="*/ 791845 h 791845"/>
-                            <a:gd name="connsiteX9" fmla="*/ 720637 w 1799590"/>
-                            <a:gd name="connsiteY9" fmla="*/ 791845 h 791845"/>
-                            <a:gd name="connsiteX10" fmla="*/ 131977 w 1799590"/>
-                            <a:gd name="connsiteY10" fmla="*/ 791845 h 791845"/>
-                            <a:gd name="connsiteX11" fmla="*/ 0 w 1799590"/>
-                            <a:gd name="connsiteY11" fmla="*/ 659868 h 791845"/>
-                            <a:gd name="connsiteX12" fmla="*/ 0 w 1799590"/>
-                            <a:gd name="connsiteY12" fmla="*/ 131977 h 791845"/>
-                          </a:gdLst>
-                          <a:ahLst/>
-                          <a:cxnLst>
-                            <a:cxn ang="0">
-                              <a:pos x="connsiteX0" y="connsiteY0"/>
-                            </a:cxn>
-                            <a:cxn ang="0">
-                              <a:pos x="connsiteX1" y="connsiteY1"/>
-                            </a:cxn>
-                            <a:cxn ang="0">
-                              <a:pos x="connsiteX2" y="connsiteY2"/>
-                            </a:cxn>
-                            <a:cxn ang="0">
-                              <a:pos x="connsiteX3" y="connsiteY3"/>
-                            </a:cxn>
-                            <a:cxn ang="0">
-                              <a:pos x="connsiteX4" y="connsiteY4"/>
-                            </a:cxn>
-                            <a:cxn ang="0">
-                              <a:pos x="connsiteX5" y="connsiteY5"/>
-                            </a:cxn>
-                            <a:cxn ang="0">
-                              <a:pos x="connsiteX6" y="connsiteY6"/>
-                            </a:cxn>
-                            <a:cxn ang="0">
-                              <a:pos x="connsiteX7" y="connsiteY7"/>
-                            </a:cxn>
-                            <a:cxn ang="0">
-                              <a:pos x="connsiteX8" y="connsiteY8"/>
-                            </a:cxn>
-                            <a:cxn ang="0">
-                              <a:pos x="connsiteX9" y="connsiteY9"/>
-                            </a:cxn>
-                            <a:cxn ang="0">
-                              <a:pos x="connsiteX10" y="connsiteY10"/>
-                            </a:cxn>
-                            <a:cxn ang="0">
-                              <a:pos x="connsiteX11" y="connsiteY11"/>
-                            </a:cxn>
-                            <a:cxn ang="0">
-                              <a:pos x="connsiteX12" y="connsiteY12"/>
-                            </a:cxn>
-                          </a:cxnLst>
-                          <a:rect l="l" t="t" r="r" b="b"/>
-                          <a:pathLst>
-                            <a:path w="1799590" h="791845" fill="none" extrusionOk="0">
-                              <a:moveTo>
-                                <a:pt x="0" y="131977"/>
-                              </a:moveTo>
-                              <a:cubicBezTo>
-                                <a:pt x="-3136" y="74020"/>
-                                <a:pt x="45686" y="1212"/>
-                                <a:pt x="131977" y="0"/>
-                              </a:cubicBezTo>
-                              <a:cubicBezTo>
-                                <a:pt x="310836" y="-14593"/>
-                                <a:pt x="496240" y="5232"/>
-                                <a:pt x="659212" y="0"/>
-                              </a:cubicBezTo>
-                              <a:cubicBezTo>
-                                <a:pt x="822185" y="-5232"/>
-                                <a:pt x="921670" y="-19982"/>
-                                <a:pt x="1171091" y="0"/>
-                              </a:cubicBezTo>
-                              <a:cubicBezTo>
-                                <a:pt x="1420512" y="19982"/>
-                                <a:pt x="1545205" y="-12153"/>
-                                <a:pt x="1667613" y="0"/>
-                              </a:cubicBezTo>
-                              <a:cubicBezTo>
-                                <a:pt x="1743835" y="-6299"/>
-                                <a:pt x="1810434" y="71820"/>
-                                <a:pt x="1799590" y="131977"/>
-                              </a:cubicBezTo>
-                              <a:cubicBezTo>
-                                <a:pt x="1791292" y="292193"/>
-                                <a:pt x="1773209" y="434506"/>
-                                <a:pt x="1799590" y="659868"/>
-                              </a:cubicBezTo>
-                              <a:cubicBezTo>
-                                <a:pt x="1810415" y="737858"/>
-                                <a:pt x="1754127" y="803782"/>
-                                <a:pt x="1667613" y="791845"/>
-                              </a:cubicBezTo>
-                              <a:cubicBezTo>
-                                <a:pt x="1431453" y="809592"/>
-                                <a:pt x="1373763" y="785877"/>
-                                <a:pt x="1186447" y="791845"/>
-                              </a:cubicBezTo>
-                              <a:cubicBezTo>
-                                <a:pt x="999131" y="797813"/>
-                                <a:pt x="895670" y="794926"/>
-                                <a:pt x="720637" y="791845"/>
-                              </a:cubicBezTo>
-                              <a:cubicBezTo>
-                                <a:pt x="545604" y="788765"/>
-                                <a:pt x="373512" y="789436"/>
-                                <a:pt x="131977" y="791845"/>
-                              </a:cubicBezTo>
-                              <a:cubicBezTo>
-                                <a:pt x="64886" y="806690"/>
-                                <a:pt x="-13406" y="737295"/>
-                                <a:pt x="0" y="659868"/>
-                              </a:cubicBezTo>
-                              <a:cubicBezTo>
-                                <a:pt x="5186" y="410436"/>
-                                <a:pt x="3283" y="370806"/>
-                                <a:pt x="0" y="131977"/>
-                              </a:cubicBezTo>
-                              <a:close/>
-                            </a:path>
-                            <a:path w="1799590" h="791845" stroke="0" extrusionOk="0">
-                              <a:moveTo>
-                                <a:pt x="0" y="131977"/>
-                              </a:moveTo>
-                              <a:cubicBezTo>
-                                <a:pt x="1915" y="58945"/>
-                                <a:pt x="60771" y="6148"/>
-                                <a:pt x="131977" y="0"/>
-                              </a:cubicBezTo>
-                              <a:cubicBezTo>
-                                <a:pt x="350563" y="22639"/>
-                                <a:pt x="436111" y="-8943"/>
-                                <a:pt x="613143" y="0"/>
-                              </a:cubicBezTo>
-                              <a:cubicBezTo>
-                                <a:pt x="790175" y="8943"/>
-                                <a:pt x="854693" y="1601"/>
-                                <a:pt x="1078953" y="0"/>
-                              </a:cubicBezTo>
-                              <a:cubicBezTo>
-                                <a:pt x="1303213" y="-1601"/>
-                                <a:pt x="1377214" y="-2351"/>
-                                <a:pt x="1667613" y="0"/>
-                              </a:cubicBezTo>
-                              <a:cubicBezTo>
-                                <a:pt x="1749281" y="-12296"/>
-                                <a:pt x="1802026" y="69975"/>
-                                <a:pt x="1799590" y="131977"/>
-                              </a:cubicBezTo>
-                              <a:cubicBezTo>
-                                <a:pt x="1814222" y="259125"/>
-                                <a:pt x="1815672" y="442828"/>
-                                <a:pt x="1799590" y="659868"/>
-                              </a:cubicBezTo>
-                              <a:cubicBezTo>
-                                <a:pt x="1796140" y="724132"/>
-                                <a:pt x="1728516" y="791086"/>
-                                <a:pt x="1667613" y="791845"/>
-                              </a:cubicBezTo>
-                              <a:cubicBezTo>
-                                <a:pt x="1435494" y="768936"/>
-                                <a:pt x="1375016" y="770409"/>
-                                <a:pt x="1201803" y="791845"/>
-                              </a:cubicBezTo>
-                              <a:cubicBezTo>
-                                <a:pt x="1028590" y="813282"/>
-                                <a:pt x="945417" y="780378"/>
-                                <a:pt x="720637" y="791845"/>
-                              </a:cubicBezTo>
-                              <a:cubicBezTo>
-                                <a:pt x="495857" y="803312"/>
-                                <a:pt x="416187" y="816838"/>
-                                <a:pt x="131977" y="791845"/>
-                              </a:cubicBezTo>
-                              <a:cubicBezTo>
-                                <a:pt x="58420" y="784620"/>
-                                <a:pt x="11280" y="724441"/>
-                                <a:pt x="0" y="659868"/>
-                              </a:cubicBezTo>
-                              <a:cubicBezTo>
-                                <a:pt x="7300" y="408801"/>
-                                <a:pt x="-8607" y="349115"/>
-                                <a:pt x="0" y="131977"/>
-                              </a:cubicBezTo>
-                              <a:close/>
-                            </a:path>
-                          </a:pathLst>
-                        </a:custGeom>
-                        <a:solidFill>
-                          <a:srgbClr val="00B050"/>
-                        </a:solidFill>
-                        <a:ln>
-                          <a:extLst>
-                            <a:ext uri="{C807C97D-BFC1-408E-A445-0C87EB9F89A2}">
-                              <ask:lineSketchStyleProps xmlns:ask="http://schemas.microsoft.com/office/drawing/2018/sketchyshapes" xmlns:w16sdtdh="http://schemas.microsoft.com/office/word/2020/wordml/sdtdatahash" xmlns:w16du="http://schemas.microsoft.com/office/word/2023/wordml/word16du" xmlns:w16="http://schemas.microsoft.com/office/word/2018/wordml" xmlns:w16cex="http://schemas.microsoft.com/office/word/2018/wordml/cex" xmlns:w="http://schemas.openxmlformats.org/wordprocessingml/2006/main" xmlns:w10="urn:schemas-microsoft-com:office:word" xmlns:v="urn:schemas-microsoft-com:vml" xmlns:oel="http://schemas.microsoft.com/office/2019/extlst" xmlns:o="urn:schemas-microsoft-com:office:office" xmlns="" sd="3886230498">
-                                <a:prstGeom prst="roundRect">
-                                  <a:avLst/>
-                                </a:prstGeom>
-                                <ask:type>
-                                  <ask:lineSketchFreehand/>
-                                </ask:type>
-                              </ask:lineSketchStyleProps>
-                            </a:ext>
-                          </a:extLst>
-                        </a:ln>
-                        <a:effectLst>
-                          <a:outerShdw blurRad="50800" dist="38100" dir="2700000" algn="tl" rotWithShape="0">
-                            <a:prstClr val="black">
-                              <a:alpha val="40000"/>
-                            </a:prstClr>
-                          </a:outerShdw>
-                        </a:effectLst>
-                      </wps:spPr>
-                      <wps:style>
-                        <a:lnRef idx="2">
-                          <a:schemeClr val="accent1">
-                            <a:shade val="15000"/>
-                          </a:schemeClr>
-                        </a:lnRef>
-                        <a:fillRef idx="1">
-                          <a:schemeClr val="accent1"/>
-                        </a:fillRef>
-                        <a:effectRef idx="0">
-                          <a:schemeClr val="accent1"/>
-                        </a:effectRef>
-                        <a:fontRef idx="minor">
-                          <a:schemeClr val="lt1"/>
-                        </a:fontRef>
-                      </wps:style>
-                      <wps:txbx>
-                        <w:txbxContent>
-                          <w:p>
-                            <w:pPr>
-                              <w:jc w:val="center"/>
-                              <w:rPr>
-                                <w:b/>
-                                <w:bCs/>
-                                <w:lang w:val="hu-HU"/>
-                              </w:rPr>
-                            </w:pPr>
-                            <w:r>
-                              <w:rPr>
-                                <w:rStyle w:val="Angol"/>
-                                <w:b/>
-                                <w:bCs/>
-                              </w:rPr>
-                              <w:t>Version</w:t>
-                            </w:r>
-                          </w:p>
-                        </w:txbxContent>
-                      </wps:txbx>
-                      <wps:bodyPr rot="0" spcFirstLastPara="0" vertOverflow="overflow" horzOverflow="overflow" vert="horz" wrap="square" lIns="0" tIns="0" rIns="0" bIns="0" numCol="1" spcCol="0" rtlCol="0" fromWordArt="0" anchor="ctr" anchorCtr="0" forceAA="0" upright="1" compatLnSpc="1">
-                        <a:prstTxWarp prst="textNoShape">
-                          <a:avLst/>
-                        </a:prstTxWarp>
-                        <a:noAutofit/>
-                      </wps:bodyPr>
-                    </wps:wsp>
-                  </a:graphicData>
-                </a:graphic>
-                <wp14:sizeRelH relativeFrom="margin">
-                  <wp14:pctWidth>0</wp14:pctWidth>
-                </wp14:sizeRelH>
-                <wp14:sizeRelV relativeFrom="margin">
-                  <wp14:pctHeight>0</wp14:pctHeight>
-                </wp14:sizeRelV>
-              </wp:anchor>
-            </w:drawing>
-          </mc:Choice>
-          <mc:Fallback>
-            <w:pict>
-              <v:shape w14:anchorId="7ABB1598" id="_x0000_s1031" style="position:absolute;left:0;text-align:left;margin-left:659.1pt;margin-top:421.15pt;width:133.2pt;height:56.65pt;z-index:251777024;visibility:visible;mso-wrap-style:square;mso-width-percent:0;mso-height-percent:0;mso-wrap-distance-left:9pt;mso-wrap-distance-top:0;mso-wrap-distance-right:9pt;mso-wrap-distance-bottom:0;mso-position-horizontal:absolute;mso-position-horizontal-relative:page;mso-position-vertical:absolute;mso-position-vertical-relative:page;mso-width-percent:0;mso-height-percent:0;mso-width-relative:margin;mso-height-relative:margin;v-text-anchor:middle" coordsize="1799590,791845" o:spt="100" o:gfxdata="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" adj="-11796480,,5400" path="m,131977nfc-3136,74020,45686,1212,131977,,310836,-14593,496240,5232,659212,v162973,-5232,262458,-19982,511879,c1420512,19982,1545205,-12153,1667613,v76222,-6299,142821,71820,131977,131977c1791292,292193,1773209,434506,1799590,659868v10825,77990,-45463,143914,-131977,131977c1431453,809592,1373763,785877,1186447,791845v-187316,5968,-290777,3081,-465810,c545604,788765,373512,789436,131977,791845,64886,806690,-13406,737295,,659868,5186,410436,3283,370806,,131977xem,131977nsc1915,58945,60771,6148,131977,,350563,22639,436111,-8943,613143,v177032,8943,241550,1601,465810,c1303213,-1601,1377214,-2351,1667613,v81668,-12296,134413,69975,131977,131977c1814222,259125,1815672,442828,1799590,659868v-3450,64264,-71074,131218,-131977,131977c1435494,768936,1375016,770409,1201803,791845v-173213,21437,-256386,-11467,-481166,c495857,803312,416187,816838,131977,791845,58420,784620,11280,724441,,659868,7300,408801,-8607,349115,,131977xe" fillcolor="#00b050" strokecolor="#09101d [484]" strokeweight="1pt">
-                <v:stroke joinstyle="miter"/>
-                <v:shadow on="t" color="black" opacity="26214f" origin="-.5,-.5" offset=".74836mm,.74836mm"/>
-                <v:formulas/>
-                <v:path arrowok="t" o:extrusionok="f" o:connecttype="custom" o:connectlocs="0,119912;124060,0;619669,0;1100842,0;1567580,0;1691640,119912;1691640,599543;1567580,719455;1115277,719455;677409,719455;124060,719455;0,599543;0,119912" o:connectangles="0,0,0,0,0,0,0,0,0,0,0,0,0" textboxrect="0,0,1799590,791845"/>
-                <v:textbox inset="0,0,0,0">
-                  <w:txbxContent>
-                    <w:p>
-                      <w:pPr>
-                        <w:jc w:val="center"/>
-                        <w:rPr>
-                          <w:b/>
-                          <w:bCs/>
-                          <w:lang w:val="hu-HU"/>
-                        </w:rPr>
-                      </w:pPr>
-                      <w:r>
-                        <w:rPr>
-                          <w:rStyle w:val="Angol"/>
-                          <w:b/>
-                          <w:bCs/>
-                        </w:rPr>
-                        <w:t>Version</w:t>
-                      </w:r>
-                    </w:p>
-                  </w:txbxContent>
-                </v:textbox>
-                <w10:wrap anchorx="page" anchory="page"/>
-              </v:shape>
-            </w:pict>
-          </mc:Fallback>
-        </mc:AlternateContent>
-      </w:r>
-      <w:r>
-        <mc:AlternateContent>
-          <mc:Choice Requires="wps">
-            <w:drawing>
-              <wp:anchor distT="0" distB="0" distL="114300" distR="114300" simplePos="0" relativeHeight="251781120" behindDoc="0" locked="0" layoutInCell="1" allowOverlap="1" wp14:anchorId="18A95225" wp14:editId="7E1265F5">
-                <wp:simplePos x="0" y="0"/>
-                <wp:positionH relativeFrom="page">
-                  <wp:posOffset>8370570</wp:posOffset>
-                </wp:positionH>
-                <wp:positionV relativeFrom="page">
-                  <wp:posOffset>6155690</wp:posOffset>
-                </wp:positionV>
-                <wp:extent cx="1691640" cy="719455"/>
-                <wp:effectExtent l="38100" t="38100" r="118110" b="118745"/>
-                <wp:wrapNone/>
-                <wp:docPr id="33" name="Téglalap: lekerekített 1"/>
-                <wp:cNvGraphicFramePr/>
-                <a:graphic xmlns:a="http://schemas.openxmlformats.org/drawingml/2006/main">
-                  <a:graphicData uri="http://schemas.microsoft.com/office/word/2010/wordprocessingShape">
-                    <wps:wsp>
-                      <wps:cNvSpPr/>
-                      <wps:spPr>
-                        <a:xfrm>
-                          <a:off x="0" y="0"/>
-                          <a:ext cx="1691640" cy="719455"/>
-                        </a:xfrm>
-                        <a:custGeom>
-                          <a:avLst/>
-                          <a:gdLst>
-                            <a:gd name="connsiteX0" fmla="*/ 0 w 1799590"/>
-                            <a:gd name="connsiteY0" fmla="*/ 131977 h 791845"/>
-                            <a:gd name="connsiteX1" fmla="*/ 131977 w 1799590"/>
-                            <a:gd name="connsiteY1" fmla="*/ 0 h 791845"/>
-                            <a:gd name="connsiteX2" fmla="*/ 659212 w 1799590"/>
-                            <a:gd name="connsiteY2" fmla="*/ 0 h 791845"/>
-                            <a:gd name="connsiteX3" fmla="*/ 1171091 w 1799590"/>
-                            <a:gd name="connsiteY3" fmla="*/ 0 h 791845"/>
-                            <a:gd name="connsiteX4" fmla="*/ 1667613 w 1799590"/>
-                            <a:gd name="connsiteY4" fmla="*/ 0 h 791845"/>
-                            <a:gd name="connsiteX5" fmla="*/ 1799590 w 1799590"/>
-                            <a:gd name="connsiteY5" fmla="*/ 131977 h 791845"/>
-                            <a:gd name="connsiteX6" fmla="*/ 1799590 w 1799590"/>
-                            <a:gd name="connsiteY6" fmla="*/ 659868 h 791845"/>
-                            <a:gd name="connsiteX7" fmla="*/ 1667613 w 1799590"/>
-                            <a:gd name="connsiteY7" fmla="*/ 791845 h 791845"/>
-                            <a:gd name="connsiteX8" fmla="*/ 1186447 w 1799590"/>
-                            <a:gd name="connsiteY8" fmla="*/ 791845 h 791845"/>
-                            <a:gd name="connsiteX9" fmla="*/ 720637 w 1799590"/>
-                            <a:gd name="connsiteY9" fmla="*/ 791845 h 791845"/>
-                            <a:gd name="connsiteX10" fmla="*/ 131977 w 1799590"/>
-                            <a:gd name="connsiteY10" fmla="*/ 791845 h 791845"/>
-                            <a:gd name="connsiteX11" fmla="*/ 0 w 1799590"/>
-                            <a:gd name="connsiteY11" fmla="*/ 659868 h 791845"/>
-                            <a:gd name="connsiteX12" fmla="*/ 0 w 1799590"/>
-                            <a:gd name="connsiteY12" fmla="*/ 131977 h 791845"/>
-                          </a:gdLst>
-                          <a:ahLst/>
-                          <a:cxnLst>
-                            <a:cxn ang="0">
-                              <a:pos x="connsiteX0" y="connsiteY0"/>
-                            </a:cxn>
-                            <a:cxn ang="0">
-                              <a:pos x="connsiteX1" y="connsiteY1"/>
-                            </a:cxn>
-                            <a:cxn ang="0">
-                              <a:pos x="connsiteX2" y="connsiteY2"/>
-                            </a:cxn>
-                            <a:cxn ang="0">
-                              <a:pos x="connsiteX3" y="connsiteY3"/>
-                            </a:cxn>
-                            <a:cxn ang="0">
-                              <a:pos x="connsiteX4" y="connsiteY4"/>
-                            </a:cxn>
-                            <a:cxn ang="0">
-                              <a:pos x="connsiteX5" y="connsiteY5"/>
-                            </a:cxn>
-                            <a:cxn ang="0">
-                              <a:pos x="connsiteX6" y="connsiteY6"/>
-                            </a:cxn>
-                            <a:cxn ang="0">
-                              <a:pos x="connsiteX7" y="connsiteY7"/>
-                            </a:cxn>
-                            <a:cxn ang="0">
-                              <a:pos x="connsiteX8" y="connsiteY8"/>
-                            </a:cxn>
-                            <a:cxn ang="0">
-                              <a:pos x="connsiteX9" y="connsiteY9"/>
-                            </a:cxn>
-                            <a:cxn ang="0">
-                              <a:pos x="connsiteX10" y="connsiteY10"/>
-                            </a:cxn>
-                            <a:cxn ang="0">
-                              <a:pos x="connsiteX11" y="connsiteY11"/>
-                            </a:cxn>
-                            <a:cxn ang="0">
-                              <a:pos x="connsiteX12" y="connsiteY12"/>
-                            </a:cxn>
-                          </a:cxnLst>
-                          <a:rect l="l" t="t" r="r" b="b"/>
-                          <a:pathLst>
-                            <a:path w="1799590" h="791845" fill="none" extrusionOk="0">
-                              <a:moveTo>
-                                <a:pt x="0" y="131977"/>
-                              </a:moveTo>
-                              <a:cubicBezTo>
-                                <a:pt x="-3136" y="74020"/>
-                                <a:pt x="45686" y="1212"/>
-                                <a:pt x="131977" y="0"/>
-                              </a:cubicBezTo>
-                              <a:cubicBezTo>
-                                <a:pt x="310836" y="-14593"/>
-                                <a:pt x="496240" y="5232"/>
-                                <a:pt x="659212" y="0"/>
-                              </a:cubicBezTo>
-                              <a:cubicBezTo>
-                                <a:pt x="822185" y="-5232"/>
-                                <a:pt x="921670" y="-19982"/>
-                                <a:pt x="1171091" y="0"/>
-                              </a:cubicBezTo>
-                              <a:cubicBezTo>
-                                <a:pt x="1420512" y="19982"/>
-                                <a:pt x="1545205" y="-12153"/>
-                                <a:pt x="1667613" y="0"/>
-                              </a:cubicBezTo>
-                              <a:cubicBezTo>
-                                <a:pt x="1743835" y="-6299"/>
-                                <a:pt x="1810434" y="71820"/>
-                                <a:pt x="1799590" y="131977"/>
-                              </a:cubicBezTo>
-                              <a:cubicBezTo>
-                                <a:pt x="1791292" y="292193"/>
-                                <a:pt x="1773209" y="434506"/>
-                                <a:pt x="1799590" y="659868"/>
-                              </a:cubicBezTo>
-                              <a:cubicBezTo>
-                                <a:pt x="1810415" y="737858"/>
-                                <a:pt x="1754127" y="803782"/>
-                                <a:pt x="1667613" y="791845"/>
-                              </a:cubicBezTo>
-                              <a:cubicBezTo>
-                                <a:pt x="1431453" y="809592"/>
-                                <a:pt x="1373763" y="785877"/>
-                                <a:pt x="1186447" y="791845"/>
-                              </a:cubicBezTo>
-                              <a:cubicBezTo>
-                                <a:pt x="999131" y="797813"/>
-                                <a:pt x="895670" y="794926"/>
-                                <a:pt x="720637" y="791845"/>
-                              </a:cubicBezTo>
-                              <a:cubicBezTo>
-                                <a:pt x="545604" y="788765"/>
-                                <a:pt x="373512" y="789436"/>
-                                <a:pt x="131977" y="791845"/>
-                              </a:cubicBezTo>
-                              <a:cubicBezTo>
-                                <a:pt x="64886" y="806690"/>
-                                <a:pt x="-13406" y="737295"/>
-                                <a:pt x="0" y="659868"/>
-                              </a:cubicBezTo>
-                              <a:cubicBezTo>
-                                <a:pt x="5186" y="410436"/>
-                                <a:pt x="3283" y="370806"/>
-                                <a:pt x="0" y="131977"/>
-                              </a:cubicBezTo>
-                              <a:close/>
-                            </a:path>
-                            <a:path w="1799590" h="791845" stroke="0" extrusionOk="0">
-                              <a:moveTo>
-                                <a:pt x="0" y="131977"/>
-                              </a:moveTo>
-                              <a:cubicBezTo>
-                                <a:pt x="1915" y="58945"/>
-                                <a:pt x="60771" y="6148"/>
-                                <a:pt x="131977" y="0"/>
-                              </a:cubicBezTo>
-                              <a:cubicBezTo>
-                                <a:pt x="350563" y="22639"/>
-                                <a:pt x="436111" y="-8943"/>
-                                <a:pt x="613143" y="0"/>
-                              </a:cubicBezTo>
-                              <a:cubicBezTo>
-                                <a:pt x="790175" y="8943"/>
-                                <a:pt x="854693" y="1601"/>
-                                <a:pt x="1078953" y="0"/>
-                              </a:cubicBezTo>
-                              <a:cubicBezTo>
-                                <a:pt x="1303213" y="-1601"/>
-                                <a:pt x="1377214" y="-2351"/>
-                                <a:pt x="1667613" y="0"/>
-                              </a:cubicBezTo>
-                              <a:cubicBezTo>
-                                <a:pt x="1749281" y="-12296"/>
-                                <a:pt x="1802026" y="69975"/>
-                                <a:pt x="1799590" y="131977"/>
-                              </a:cubicBezTo>
-                              <a:cubicBezTo>
-                                <a:pt x="1814222" y="259125"/>
-                                <a:pt x="1815672" y="442828"/>
-                                <a:pt x="1799590" y="659868"/>
-                              </a:cubicBezTo>
-                              <a:cubicBezTo>
-                                <a:pt x="1796140" y="724132"/>
-                                <a:pt x="1728516" y="791086"/>
-                                <a:pt x="1667613" y="791845"/>
-                              </a:cubicBezTo>
-                              <a:cubicBezTo>
-                                <a:pt x="1435494" y="768936"/>
-                                <a:pt x="1375016" y="770409"/>
-                                <a:pt x="1201803" y="791845"/>
-                              </a:cubicBezTo>
-                              <a:cubicBezTo>
-                                <a:pt x="1028590" y="813282"/>
-                                <a:pt x="945417" y="780378"/>
-                                <a:pt x="720637" y="791845"/>
-                              </a:cubicBezTo>
-                              <a:cubicBezTo>
-                                <a:pt x="495857" y="803312"/>
-                                <a:pt x="416187" y="816838"/>
-                                <a:pt x="131977" y="791845"/>
-                              </a:cubicBezTo>
-                              <a:cubicBezTo>
-                                <a:pt x="58420" y="784620"/>
-                                <a:pt x="11280" y="724441"/>
-                                <a:pt x="0" y="659868"/>
-                              </a:cubicBezTo>
-                              <a:cubicBezTo>
-                                <a:pt x="7300" y="408801"/>
-                                <a:pt x="-8607" y="349115"/>
-                                <a:pt x="0" y="131977"/>
-                              </a:cubicBezTo>
-                              <a:close/>
-                            </a:path>
-                          </a:pathLst>
-                        </a:custGeom>
-                        <a:solidFill>
-                          <a:srgbClr val="00B050"/>
-                        </a:solidFill>
-                        <a:ln>
-                          <a:extLst>
-                            <a:ext uri="{C807C97D-BFC1-408E-A445-0C87EB9F89A2}">
-                              <ask:lineSketchStyleProps xmlns:ask="http://schemas.microsoft.com/office/drawing/2018/sketchyshapes" xmlns:w16sdtdh="http://schemas.microsoft.com/office/word/2020/wordml/sdtdatahash" xmlns:w16du="http://schemas.microsoft.com/office/word/2023/wordml/word16du" xmlns:w16="http://schemas.microsoft.com/office/word/2018/wordml" xmlns:w16cex="http://schemas.microsoft.com/office/word/2018/wordml/cex" xmlns:w="http://schemas.openxmlformats.org/wordprocessingml/2006/main" xmlns:w10="urn:schemas-microsoft-com:office:word" xmlns:v="urn:schemas-microsoft-com:vml" xmlns:oel="http://schemas.microsoft.com/office/2019/extlst" xmlns:o="urn:schemas-microsoft-com:office:office" xmlns="" sd="3886230498">
-                                <a:prstGeom prst="roundRect">
-                                  <a:avLst/>
-                                </a:prstGeom>
-                                <ask:type>
-                                  <ask:lineSketchFreehand/>
-                                </ask:type>
-                              </ask:lineSketchStyleProps>
-                            </a:ext>
-                          </a:extLst>
-                        </a:ln>
-                        <a:effectLst>
-                          <a:outerShdw blurRad="50800" dist="38100" dir="2700000" algn="tl" rotWithShape="0">
-                            <a:prstClr val="black">
-                              <a:alpha val="40000"/>
-                            </a:prstClr>
-                          </a:outerShdw>
-                        </a:effectLst>
-                      </wps:spPr>
-                      <wps:style>
-                        <a:lnRef idx="2">
-                          <a:schemeClr val="accent1">
-                            <a:shade val="15000"/>
-                          </a:schemeClr>
-                        </a:lnRef>
-                        <a:fillRef idx="1">
-                          <a:schemeClr val="accent1"/>
-                        </a:fillRef>
-                        <a:effectRef idx="0">
-                          <a:schemeClr val="accent1"/>
-                        </a:effectRef>
-                        <a:fontRef idx="minor">
-                          <a:schemeClr val="lt1"/>
-                        </a:fontRef>
-                      </wps:style>
-                      <wps:txbx>
-                        <w:txbxContent>
-                          <w:p>
-                            <w:pPr>
-                              <w:jc w:val="center"/>
-                              <w:rPr>
-                                <w:b/>
-                                <w:bCs/>
-                                <w:lang w:val="hu-HU"/>
-                              </w:rPr>
-                            </w:pPr>
-                            <w:r>
-                              <w:rPr>
-                                <w:rStyle w:val="Angol"/>
-                                <w:b/>
-                                <w:bCs/>
-                              </w:rPr>
-                              <w:t>Hash</w:t>
-                            </w:r>
-                          </w:p>
-                        </w:txbxContent>
-                      </wps:txbx>
-                      <wps:bodyPr rot="0" spcFirstLastPara="0" vertOverflow="overflow" horzOverflow="overflow" vert="horz" wrap="square" lIns="0" tIns="0" rIns="0" bIns="0" numCol="1" spcCol="0" rtlCol="0" fromWordArt="0" anchor="ctr" anchorCtr="0" forceAA="0" upright="1" compatLnSpc="1">
-                        <a:prstTxWarp prst="textNoShape">
-                          <a:avLst/>
-                        </a:prstTxWarp>
-                        <a:noAutofit/>
-                      </wps:bodyPr>
-                    </wps:wsp>
-                  </a:graphicData>
-                </a:graphic>
-                <wp14:sizeRelH relativeFrom="margin">
-                  <wp14:pctWidth>0</wp14:pctWidth>
-                </wp14:sizeRelH>
-                <wp14:sizeRelV relativeFrom="margin">
-                  <wp14:pctHeight>0</wp14:pctHeight>
-                </wp14:sizeRelV>
-              </wp:anchor>
-            </w:drawing>
-          </mc:Choice>
-          <mc:Fallback>
-            <w:pict>
-              <v:shape w14:anchorId="18A95225" id="_x0000_s1032" style="position:absolute;left:0;text-align:left;margin-left:659.1pt;margin-top:484.7pt;width:133.2pt;height:56.65pt;z-index:251781120;visibility:visible;mso-wrap-style:square;mso-width-percent:0;mso-height-percent:0;mso-wrap-distance-left:9pt;mso-wrap-distance-top:0;mso-wrap-distance-right:9pt;mso-wrap-distance-bottom:0;mso-position-horizontal:absolute;mso-position-horizontal-relative:page;mso-position-vertical:absolute;mso-position-vertical-relative:page;mso-width-percent:0;mso-height-percent:0;mso-width-relative:margin;mso-height-relative:margin;v-text-anchor:middle" coordsize="1799590,791845" o:spt="100" o:gfxdata="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" adj="-11796480,,5400" path="m,131977nfc-3136,74020,45686,1212,131977,,310836,-14593,496240,5232,659212,v162973,-5232,262458,-19982,511879,c1420512,19982,1545205,-12153,1667613,v76222,-6299,142821,71820,131977,131977c1791292,292193,1773209,434506,1799590,659868v10825,77990,-45463,143914,-131977,131977c1431453,809592,1373763,785877,1186447,791845v-187316,5968,-290777,3081,-465810,c545604,788765,373512,789436,131977,791845,64886,806690,-13406,737295,,659868,5186,410436,3283,370806,,131977xem,131977nsc1915,58945,60771,6148,131977,,350563,22639,436111,-8943,613143,v177032,8943,241550,1601,465810,c1303213,-1601,1377214,-2351,1667613,v81668,-12296,134413,69975,131977,131977c1814222,259125,1815672,442828,1799590,659868v-3450,64264,-71074,131218,-131977,131977c1435494,768936,1375016,770409,1201803,791845v-173213,21437,-256386,-11467,-481166,c495857,803312,416187,816838,131977,791845,58420,784620,11280,724441,,659868,7300,408801,-8607,349115,,131977xe" fillcolor="#00b050" strokecolor="#09101d [484]" strokeweight="1pt">
-                <v:stroke joinstyle="miter"/>
-                <v:shadow on="t" color="black" opacity="26214f" origin="-.5,-.5" offset=".74836mm,.74836mm"/>
-                <v:formulas/>
-                <v:path arrowok="t" o:extrusionok="f" o:connecttype="custom" o:connectlocs="0,119912;124060,0;619669,0;1100842,0;1567580,0;1691640,119912;1691640,599543;1567580,719455;1115277,719455;677409,719455;124060,719455;0,599543;0,119912" o:connectangles="0,0,0,0,0,0,0,0,0,0,0,0,0" textboxrect="0,0,1799590,791845"/>
-                <v:textbox inset="0,0,0,0">
-                  <w:txbxContent>
-                    <w:p>
-                      <w:pPr>
-                        <w:jc w:val="center"/>
-                        <w:rPr>
-                          <w:b/>
-                          <w:bCs/>
-                          <w:lang w:val="hu-HU"/>
-                        </w:rPr>
-                      </w:pPr>
-                      <w:r>
-                        <w:rPr>
-                          <w:rStyle w:val="Angol"/>
-                          <w:b/>
-                          <w:bCs/>
-                        </w:rPr>
-                        <w:t>Hash</w:t>
-                      </w:r>
-                    </w:p>
-                  </w:txbxContent>
-                </v:textbox>
-                <w10:wrap anchorx="page" anchory="page"/>
-              </v:shape>
-            </w:pict>
-          </mc:Fallback>
-        </mc:AlternateContent>
-      </w:r>
-      <w:r>
-        <mc:AlternateContent>
-          <mc:Choice Requires="wps">
-            <w:drawing>
-              <wp:anchor distT="0" distB="0" distL="114300" distR="114300" simplePos="0" relativeHeight="251783168" behindDoc="0" locked="0" layoutInCell="1" allowOverlap="1" wp14:anchorId="01B03759" wp14:editId="72BF1F31">
-                <wp:simplePos x="0" y="0"/>
-                <wp:positionH relativeFrom="page">
-                  <wp:posOffset>8370570</wp:posOffset>
-                </wp:positionH>
-                <wp:positionV relativeFrom="page">
-                  <wp:posOffset>423545</wp:posOffset>
-                </wp:positionV>
-                <wp:extent cx="1691640" cy="719455"/>
-                <wp:effectExtent l="38100" t="38100" r="118110" b="118745"/>
-                <wp:wrapNone/>
-                <wp:docPr id="34" name="Téglalap: lekerekített 1"/>
-                <wp:cNvGraphicFramePr/>
-                <a:graphic xmlns:a="http://schemas.openxmlformats.org/drawingml/2006/main">
-                  <a:graphicData uri="http://schemas.microsoft.com/office/word/2010/wordprocessingShape">
-                    <wps:wsp>
-                      <wps:cNvSpPr/>
-                      <wps:spPr>
-                        <a:xfrm>
-                          <a:off x="0" y="0"/>
-                          <a:ext cx="1691640" cy="719455"/>
-                        </a:xfrm>
-                        <a:custGeom>
-                          <a:avLst/>
-                          <a:gdLst>
-                            <a:gd name="connsiteX0" fmla="*/ 0 w 1799590"/>
-                            <a:gd name="connsiteY0" fmla="*/ 131977 h 791845"/>
-                            <a:gd name="connsiteX1" fmla="*/ 131977 w 1799590"/>
-                            <a:gd name="connsiteY1" fmla="*/ 0 h 791845"/>
-                            <a:gd name="connsiteX2" fmla="*/ 659212 w 1799590"/>
-                            <a:gd name="connsiteY2" fmla="*/ 0 h 791845"/>
-                            <a:gd name="connsiteX3" fmla="*/ 1171091 w 1799590"/>
-                            <a:gd name="connsiteY3" fmla="*/ 0 h 791845"/>
-                            <a:gd name="connsiteX4" fmla="*/ 1667613 w 1799590"/>
-                            <a:gd name="connsiteY4" fmla="*/ 0 h 791845"/>
-                            <a:gd name="connsiteX5" fmla="*/ 1799590 w 1799590"/>
-                            <a:gd name="connsiteY5" fmla="*/ 131977 h 791845"/>
-                            <a:gd name="connsiteX6" fmla="*/ 1799590 w 1799590"/>
-                            <a:gd name="connsiteY6" fmla="*/ 659868 h 791845"/>
-                            <a:gd name="connsiteX7" fmla="*/ 1667613 w 1799590"/>
-                            <a:gd name="connsiteY7" fmla="*/ 791845 h 791845"/>
-                            <a:gd name="connsiteX8" fmla="*/ 1186447 w 1799590"/>
-                            <a:gd name="connsiteY8" fmla="*/ 791845 h 791845"/>
-                            <a:gd name="connsiteX9" fmla="*/ 720637 w 1799590"/>
-                            <a:gd name="connsiteY9" fmla="*/ 791845 h 791845"/>
-                            <a:gd name="connsiteX10" fmla="*/ 131977 w 1799590"/>
-                            <a:gd name="connsiteY10" fmla="*/ 791845 h 791845"/>
-                            <a:gd name="connsiteX11" fmla="*/ 0 w 1799590"/>
-                            <a:gd name="connsiteY11" fmla="*/ 659868 h 791845"/>
-                            <a:gd name="connsiteX12" fmla="*/ 0 w 1799590"/>
-                            <a:gd name="connsiteY12" fmla="*/ 131977 h 791845"/>
-                          </a:gdLst>
-                          <a:ahLst/>
-                          <a:cxnLst>
-                            <a:cxn ang="0">
-                              <a:pos x="connsiteX0" y="connsiteY0"/>
-                            </a:cxn>
-                            <a:cxn ang="0">
-                              <a:pos x="connsiteX1" y="connsiteY1"/>
-                            </a:cxn>
-                            <a:cxn ang="0">
-                              <a:pos x="connsiteX2" y="connsiteY2"/>
-                            </a:cxn>
-                            <a:cxn ang="0">
-                              <a:pos x="connsiteX3" y="connsiteY3"/>
-                            </a:cxn>
-                            <a:cxn ang="0">
-                              <a:pos x="connsiteX4" y="connsiteY4"/>
-                            </a:cxn>
-                            <a:cxn ang="0">
-                              <a:pos x="connsiteX5" y="connsiteY5"/>
-                            </a:cxn>
-                            <a:cxn ang="0">
-                              <a:pos x="connsiteX6" y="connsiteY6"/>
-                            </a:cxn>
-                            <a:cxn ang="0">
-                              <a:pos x="connsiteX7" y="connsiteY7"/>
-                            </a:cxn>
-                            <a:cxn ang="0">
-                              <a:pos x="connsiteX8" y="connsiteY8"/>
-                            </a:cxn>
-                            <a:cxn ang="0">
-                              <a:pos x="connsiteX9" y="connsiteY9"/>
-                            </a:cxn>
-                            <a:cxn ang="0">
-                              <a:pos x="connsiteX10" y="connsiteY10"/>
-                            </a:cxn>
-                            <a:cxn ang="0">
-                              <a:pos x="connsiteX11" y="connsiteY11"/>
-                            </a:cxn>
-                            <a:cxn ang="0">
-                              <a:pos x="connsiteX12" y="connsiteY12"/>
-                            </a:cxn>
-                          </a:cxnLst>
-                          <a:rect l="l" t="t" r="r" b="b"/>
-                          <a:pathLst>
-                            <a:path w="1799590" h="791845" fill="none" extrusionOk="0">
-                              <a:moveTo>
-                                <a:pt x="0" y="131977"/>
-                              </a:moveTo>
-                              <a:cubicBezTo>
-                                <a:pt x="-3136" y="74020"/>
-                                <a:pt x="45686" y="1212"/>
-                                <a:pt x="131977" y="0"/>
-                              </a:cubicBezTo>
-                              <a:cubicBezTo>
-                                <a:pt x="310836" y="-14593"/>
-                                <a:pt x="496240" y="5232"/>
-                                <a:pt x="659212" y="0"/>
-                              </a:cubicBezTo>
-                              <a:cubicBezTo>
-                                <a:pt x="822185" y="-5232"/>
-                                <a:pt x="921670" y="-19982"/>
-                                <a:pt x="1171091" y="0"/>
-                              </a:cubicBezTo>
-                              <a:cubicBezTo>
-                                <a:pt x="1420512" y="19982"/>
-                                <a:pt x="1545205" y="-12153"/>
-                                <a:pt x="1667613" y="0"/>
-                              </a:cubicBezTo>
-                              <a:cubicBezTo>
-                                <a:pt x="1743835" y="-6299"/>
-                                <a:pt x="1810434" y="71820"/>
-                                <a:pt x="1799590" y="131977"/>
-                              </a:cubicBezTo>
-                              <a:cubicBezTo>
-                                <a:pt x="1791292" y="292193"/>
-                                <a:pt x="1773209" y="434506"/>
-                                <a:pt x="1799590" y="659868"/>
-                              </a:cubicBezTo>
-                              <a:cubicBezTo>
-                                <a:pt x="1810415" y="737858"/>
-                                <a:pt x="1754127" y="803782"/>
-                                <a:pt x="1667613" y="791845"/>
-                              </a:cubicBezTo>
-                              <a:cubicBezTo>
-                                <a:pt x="1431453" y="809592"/>
-                                <a:pt x="1373763" y="785877"/>
-                                <a:pt x="1186447" y="791845"/>
-                              </a:cubicBezTo>
-                              <a:cubicBezTo>
-                                <a:pt x="999131" y="797813"/>
-                                <a:pt x="895670" y="794926"/>
-                                <a:pt x="720637" y="791845"/>
-                              </a:cubicBezTo>
-                              <a:cubicBezTo>
-                                <a:pt x="545604" y="788765"/>
-                                <a:pt x="373512" y="789436"/>
-                                <a:pt x="131977" y="791845"/>
-                              </a:cubicBezTo>
-                              <a:cubicBezTo>
-                                <a:pt x="64886" y="806690"/>
-                                <a:pt x="-13406" y="737295"/>
-                                <a:pt x="0" y="659868"/>
-                              </a:cubicBezTo>
-                              <a:cubicBezTo>
-                                <a:pt x="5186" y="410436"/>
-                                <a:pt x="3283" y="370806"/>
-                                <a:pt x="0" y="131977"/>
-                              </a:cubicBezTo>
-                              <a:close/>
-                            </a:path>
-                            <a:path w="1799590" h="791845" stroke="0" extrusionOk="0">
-                              <a:moveTo>
-                                <a:pt x="0" y="131977"/>
-                              </a:moveTo>
-                              <a:cubicBezTo>
-                                <a:pt x="1915" y="58945"/>
-                                <a:pt x="60771" y="6148"/>
-                                <a:pt x="131977" y="0"/>
-                              </a:cubicBezTo>
-                              <a:cubicBezTo>
-                                <a:pt x="350563" y="22639"/>
-                                <a:pt x="436111" y="-8943"/>
-                                <a:pt x="613143" y="0"/>
-                              </a:cubicBezTo>
-                              <a:cubicBezTo>
-                                <a:pt x="790175" y="8943"/>
-                                <a:pt x="854693" y="1601"/>
-                                <a:pt x="1078953" y="0"/>
-                              </a:cubicBezTo>
-                              <a:cubicBezTo>
-                                <a:pt x="1303213" y="-1601"/>
-                                <a:pt x="1377214" y="-2351"/>
-                                <a:pt x="1667613" y="0"/>
-                              </a:cubicBezTo>
-                              <a:cubicBezTo>
-                                <a:pt x="1749281" y="-12296"/>
-                                <a:pt x="1802026" y="69975"/>
-                                <a:pt x="1799590" y="131977"/>
-                              </a:cubicBezTo>
-                              <a:cubicBezTo>
-                                <a:pt x="1814222" y="259125"/>
-                                <a:pt x="1815672" y="442828"/>
-                                <a:pt x="1799590" y="659868"/>
-                              </a:cubicBezTo>
-                              <a:cubicBezTo>
-                                <a:pt x="1796140" y="724132"/>
-                                <a:pt x="1728516" y="791086"/>
-                                <a:pt x="1667613" y="791845"/>
-                              </a:cubicBezTo>
-                              <a:cubicBezTo>
-                                <a:pt x="1435494" y="768936"/>
-                                <a:pt x="1375016" y="770409"/>
-                                <a:pt x="1201803" y="791845"/>
-                              </a:cubicBezTo>
-                              <a:cubicBezTo>
-                                <a:pt x="1028590" y="813282"/>
-                                <a:pt x="945417" y="780378"/>
-                                <a:pt x="720637" y="791845"/>
-                              </a:cubicBezTo>
-                              <a:cubicBezTo>
-                                <a:pt x="495857" y="803312"/>
-                                <a:pt x="416187" y="816838"/>
-                                <a:pt x="131977" y="791845"/>
-                              </a:cubicBezTo>
-                              <a:cubicBezTo>
-                                <a:pt x="58420" y="784620"/>
-                                <a:pt x="11280" y="724441"/>
-                                <a:pt x="0" y="659868"/>
-                              </a:cubicBezTo>
-                              <a:cubicBezTo>
-                                <a:pt x="7300" y="408801"/>
-                                <a:pt x="-8607" y="349115"/>
-                                <a:pt x="0" y="131977"/>
-                              </a:cubicBezTo>
-                              <a:close/>
-                            </a:path>
-                          </a:pathLst>
-                        </a:custGeom>
-                        <a:solidFill>
-                          <a:srgbClr val="00B050"/>
-                        </a:solidFill>
-                        <a:ln>
-                          <a:extLst>
-                            <a:ext uri="{C807C97D-BFC1-408E-A445-0C87EB9F89A2}">
-                              <ask:lineSketchStyleProps xmlns:ask="http://schemas.microsoft.com/office/drawing/2018/sketchyshapes" xmlns:w16sdtdh="http://schemas.microsoft.com/office/word/2020/wordml/sdtdatahash" xmlns:w16du="http://schemas.microsoft.com/office/word/2023/wordml/word16du" xmlns:w16="http://schemas.microsoft.com/office/word/2018/wordml" xmlns:w16cex="http://schemas.microsoft.com/office/word/2018/wordml/cex" xmlns:w="http://schemas.openxmlformats.org/wordprocessingml/2006/main" xmlns:w10="urn:schemas-microsoft-com:office:word" xmlns:v="urn:schemas-microsoft-com:vml" xmlns:oel="http://schemas.microsoft.com/office/2019/extlst" xmlns:o="urn:schemas-microsoft-com:office:office" xmlns="" sd="3886230498">
-                                <a:prstGeom prst="roundRect">
-                                  <a:avLst/>
-                                </a:prstGeom>
-                                <ask:type>
-                                  <ask:lineSketchFreehand/>
-                                </ask:type>
-                              </ask:lineSketchStyleProps>
-                            </a:ext>
-                          </a:extLst>
-                        </a:ln>
-                        <a:effectLst>
-                          <a:outerShdw blurRad="50800" dist="38100" dir="2700000" algn="tl" rotWithShape="0">
-                            <a:prstClr val="black">
-                              <a:alpha val="40000"/>
-                            </a:prstClr>
-                          </a:outerShdw>
-                        </a:effectLst>
-                      </wps:spPr>
-                      <wps:style>
-                        <a:lnRef idx="2">
-                          <a:schemeClr val="accent1">
-                            <a:shade val="15000"/>
-                          </a:schemeClr>
-                        </a:lnRef>
-                        <a:fillRef idx="1">
-                          <a:schemeClr val="accent1"/>
-                        </a:fillRef>
-                        <a:effectRef idx="0">
-                          <a:schemeClr val="accent1"/>
-                        </a:effectRef>
-                        <a:fontRef idx="minor">
-                          <a:schemeClr val="lt1"/>
-                        </a:fontRef>
-                      </wps:style>
-                      <wps:txbx>
-                        <w:txbxContent>
-                          <w:p>
-                            <w:pPr>
-                              <w:jc w:val="center"/>
-                              <w:rPr>
-                                <w:b/>
-                                <w:bCs/>
-                                <w:lang w:val="hu-HU"/>
-                              </w:rPr>
-                            </w:pPr>
-                            <w:r>
-                              <w:rPr>
-                                <w:rStyle w:val="Angol"/>
-                                <w:b/>
-                                <w:bCs/>
-                              </w:rPr>
-                              <w:t>GitHub</w:t>
-                            </w:r>
-                          </w:p>
-                        </w:txbxContent>
-                      </wps:txbx>
-                      <wps:bodyPr rot="0" spcFirstLastPara="0" vertOverflow="overflow" horzOverflow="overflow" vert="horz" wrap="square" lIns="0" tIns="0" rIns="0" bIns="0" numCol="1" spcCol="0" rtlCol="0" fromWordArt="0" anchor="ctr" anchorCtr="0" forceAA="0" upright="1" compatLnSpc="1">
-                        <a:prstTxWarp prst="textNoShape">
-                          <a:avLst/>
-                        </a:prstTxWarp>
-                        <a:noAutofit/>
-                      </wps:bodyPr>
-                    </wps:wsp>
-                  </a:graphicData>
-                </a:graphic>
-                <wp14:sizeRelH relativeFrom="margin">
-                  <wp14:pctWidth>0</wp14:pctWidth>
-                </wp14:sizeRelH>
-                <wp14:sizeRelV relativeFrom="margin">
-                  <wp14:pctHeight>0</wp14:pctHeight>
-                </wp14:sizeRelV>
-              </wp:anchor>
-            </w:drawing>
-          </mc:Choice>
-          <mc:Fallback>
-            <w:pict>
-              <v:shape w14:anchorId="01B03759" id="_x0000_s1033" style="position:absolute;left:0;text-align:left;margin-left:659.1pt;margin-top:33.35pt;width:133.2pt;height:56.65pt;z-index:251783168;visibility:visible;mso-wrap-style:square;mso-width-percent:0;mso-height-percent:0;mso-wrap-distance-left:9pt;mso-wrap-distance-top:0;mso-wrap-distance-right:9pt;mso-wrap-distance-bottom:0;mso-position-horizontal:absolute;mso-position-horizontal-relative:page;mso-position-vertical:absolute;mso-position-vertical-relative:page;mso-width-percent:0;mso-height-percent:0;mso-width-relative:margin;mso-height-relative:margin;v-text-anchor:middle" coordsize="1799590,791845" o:spt="100" o:gfxdata="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" adj="-11796480,,5400" path="m,131977nfc-3136,74020,45686,1212,131977,,310836,-14593,496240,5232,659212,v162973,-5232,262458,-19982,511879,c1420512,19982,1545205,-12153,1667613,v76222,-6299,142821,71820,131977,131977c1791292,292193,1773209,434506,1799590,659868v10825,77990,-45463,143914,-131977,131977c1431453,809592,1373763,785877,1186447,791845v-187316,5968,-290777,3081,-465810,c545604,788765,373512,789436,131977,791845,64886,806690,-13406,737295,,659868,5186,410436,3283,370806,,131977xem,131977nsc1915,58945,60771,6148,131977,,350563,22639,436111,-8943,613143,v177032,8943,241550,1601,465810,c1303213,-1601,1377214,-2351,1667613,v81668,-12296,134413,69975,131977,131977c1814222,259125,1815672,442828,1799590,659868v-3450,64264,-71074,131218,-131977,131977c1435494,768936,1375016,770409,1201803,791845v-173213,21437,-256386,-11467,-481166,c495857,803312,416187,816838,131977,791845,58420,784620,11280,724441,,659868,7300,408801,-8607,349115,,131977xe" fillcolor="#00b050" strokecolor="#09101d [484]" strokeweight="1pt">
-                <v:stroke joinstyle="miter"/>
-                <v:shadow on="t" color="black" opacity="26214f" origin="-.5,-.5" offset=".74836mm,.74836mm"/>
-                <v:formulas/>
-                <v:path arrowok="t" o:extrusionok="f" o:connecttype="custom" o:connectlocs="0,119912;124060,0;619669,0;1100842,0;1567580,0;1691640,119912;1691640,599543;1567580,719455;1115277,719455;677409,719455;124060,719455;0,599543;0,119912" o:connectangles="0,0,0,0,0,0,0,0,0,0,0,0,0" textboxrect="0,0,1799590,791845"/>
-                <v:textbox inset="0,0,0,0">
-                  <w:txbxContent>
-                    <w:p>
-                      <w:pPr>
-                        <w:jc w:val="center"/>
-                        <w:rPr>
-                          <w:b/>
-                          <w:bCs/>
-                          <w:lang w:val="hu-HU"/>
-                        </w:rPr>
-                      </w:pPr>
-                      <w:r>
-                        <w:rPr>
-                          <w:rStyle w:val="Angol"/>
-                          <w:b/>
-                          <w:bCs/>
-                        </w:rPr>
-                        <w:t>GitHub</w:t>
                       </w:r>
                     </w:p>
                   </w:txbxContent>
@@ -4197,7 +4197,16 @@
                       </wps:style>
                       <wps:txbx>
                         <w:txbxContent>
-                          <w:p/>
+                          <w:p>
+                            <w:r>
+                              <w:t>Setuppolni a gitet</w:t>
+                            </w:r>
+                          </w:p>
+                          <w:p>
+                            <w:r>
+                              <w:t>Usernavet es egy emailt be kell állitani</w:t>
+                            </w:r>
+                          </w:p>
                         </w:txbxContent>
                       </wps:txbx>
                       <wps:bodyPr rot="0" vert="horz" wrap="square" lIns="91440" tIns="45720" rIns="91440" bIns="45720" anchor="t" anchorCtr="0" upright="1">
@@ -4224,7 +4233,16 @@
               <v:shape id="Szövegdoboz 2" o:spid="_x0000_s1034" type="#_x0000_t202" style="position:absolute;left:0;text-align:left;margin-left:88.75pt;margin-top:3.55pt;width:437.55pt;height:159.9pt;z-index:251790336;visibility:visible;mso-wrap-style:square;mso-width-percent:0;mso-height-percent:0;mso-wrap-distance-left:9pt;mso-wrap-distance-top:0;mso-wrap-distance-right:9pt;mso-wrap-distance-bottom:0;mso-position-horizontal:absolute;mso-position-horizontal-relative:text;mso-position-vertical:absolute;mso-position-vertical-relative:text;mso-width-percent:0;mso-height-percent:0;mso-width-relative:margin;mso-height-relative:margin;v-text-anchor:top" o:gfxdata="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" fillcolor="white [3201]" strokecolor="#b4c6e7 [1300]" strokeweight="1pt">
                 <v:textbox>
                   <w:txbxContent>
-                    <w:p/>
+                    <w:p>
+                      <w:r>
+                        <w:t>Setuppolni a gitet</w:t>
+                      </w:r>
+                    </w:p>
+                    <w:p>
+                      <w:r>
+                        <w:t>Usernavet es egy emailt be kell állitani</w:t>
+                      </w:r>
+                    </w:p>
                   </w:txbxContent>
                 </v:textbox>
                 <w10:wrap type="square"/>
@@ -4392,7 +4410,16 @@
                       </wps:spPr>
                       <wps:txbx>
                         <w:txbxContent>
-                          <w:p/>
+                          <w:p>
+                            <w:r>
+                              <w:t xml:space="preserve">Clone </w:t>
+                            </w:r>
+                          </w:p>
+                          <w:p>
+                            <w:r>
+                              <w:t>Inicializálni</w:t>
+                            </w:r>
+                          </w:p>
                         </w:txbxContent>
                       </wps:txbx>
                       <wps:bodyPr rot="0" vert="horz" wrap="square" lIns="91440" tIns="45720" rIns="91440" bIns="45720" anchor="t" anchorCtr="0" upright="1">
@@ -4412,7 +4439,16 @@
               <v:shape w14:anchorId="37D610DF" id="_x0000_s1035" type="#_x0000_t202" style="position:absolute;left:0;text-align:left;margin-left:85.55pt;margin-top:5.8pt;width:437.55pt;height:152.4pt;z-index:251792384;visibility:visible;mso-wrap-style:square;mso-width-percent:0;mso-wrap-distance-left:9pt;mso-wrap-distance-top:0;mso-wrap-distance-right:9pt;mso-wrap-distance-bottom:0;mso-position-horizontal:absolute;mso-position-horizontal-relative:text;mso-position-vertical:absolute;mso-position-vertical-relative:text;mso-width-percent:0;mso-width-relative:margin;v-text-anchor:top" o:gfxdata="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" strokecolor="#b4c6e7 [1300]">
                 <v:textbox>
                   <w:txbxContent>
-                    <w:p/>
+                    <w:p>
+                      <w:r>
+                        <w:t xml:space="preserve">Clone </w:t>
+                      </w:r>
+                    </w:p>
+                    <w:p>
+                      <w:r>
+                        <w:t>Inicializálni</w:t>
+                      </w:r>
+                    </w:p>
                   </w:txbxContent>
                 </v:textbox>
                 <w10:wrap type="square"/>
@@ -4574,7 +4610,16 @@
                       </wps:spPr>
                       <wps:txbx>
                         <w:txbxContent>
-                          <w:p/>
+                          <w:p>
+                            <w:r>
+                              <w:t>Commitolnia váltoásokat</w:t>
+                            </w:r>
+                          </w:p>
+                          <w:p>
+                            <w:r>
+                              <w:t>Massaget irni hogy mik voltak a változások</w:t>
+                            </w:r>
+                          </w:p>
                         </w:txbxContent>
                       </wps:txbx>
                       <wps:bodyPr rot="0" vert="horz" wrap="square" lIns="91440" tIns="45720" rIns="91440" bIns="45720" anchor="t" anchorCtr="0" upright="1">
@@ -4594,7 +4639,16 @@
               <v:shape w14:anchorId="4C908C99" id="_x0000_s1036" type="#_x0000_t202" style="position:absolute;left:0;text-align:left;margin-left:85.1pt;margin-top:9.3pt;width:437.55pt;height:152.4pt;z-index:251794432;visibility:visible;mso-wrap-style:square;mso-width-percent:0;mso-wrap-distance-left:9pt;mso-wrap-distance-top:0;mso-wrap-distance-right:9pt;mso-wrap-distance-bottom:0;mso-position-horizontal:absolute;mso-position-horizontal-relative:text;mso-position-vertical:absolute;mso-position-vertical-relative:text;mso-width-percent:0;mso-width-relative:margin;v-text-anchor:top" o:gfxdata="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" strokecolor="#b4c6e7 [1300]">
                 <v:textbox>
                   <w:txbxContent>
-                    <w:p/>
+                    <w:p>
+                      <w:r>
+                        <w:t>Commitolnia váltoásokat</w:t>
+                      </w:r>
+                    </w:p>
+                    <w:p>
+                      <w:r>
+                        <w:t>Massaget irni hogy mik voltak a változások</w:t>
+                      </w:r>
+                    </w:p>
                   </w:txbxContent>
                 </v:textbox>
                 <w10:wrap type="square"/>
@@ -4756,7 +4810,13 @@
                       </wps:spPr>
                       <wps:txbx>
                         <w:txbxContent>
-                          <w:p/>
+                          <w:p>
+                            <w:r>
+                              <w:t xml:space="preserve">Pusholni a githubra </w:t>
+                            </w:r>
+                            <w:bookmarkStart w:id="0" w:name="_GoBack"/>
+                            <w:bookmarkEnd w:id="0"/>
+                          </w:p>
                         </w:txbxContent>
                       </wps:txbx>
                       <wps:bodyPr rot="0" vert="horz" wrap="square" lIns="91440" tIns="45720" rIns="91440" bIns="45720" anchor="t" anchorCtr="0" upright="1">
@@ -4776,7 +4836,13 @@
               <v:shape w14:anchorId="23E53B7E" id="_x0000_s1037" type="#_x0000_t202" style="position:absolute;left:0;text-align:left;margin-left:85.4pt;margin-top:9.15pt;width:437.55pt;height:152.4pt;z-index:251796480;visibility:visible;mso-wrap-style:square;mso-width-percent:0;mso-wrap-distance-left:9pt;mso-wrap-distance-top:0;mso-wrap-distance-right:9pt;mso-wrap-distance-bottom:0;mso-position-horizontal:absolute;mso-position-horizontal-relative:text;mso-position-vertical:absolute;mso-position-vertical-relative:text;mso-width-percent:0;mso-width-relative:margin;v-text-anchor:top" o:gfxdata="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" strokecolor="#b4c6e7 [1300]">
                 <v:textbox>
                   <w:txbxContent>
-                    <w:p/>
+                    <w:p>
+                      <w:r>
+                        <w:t xml:space="preserve">Pusholni a githubra </w:t>
+                      </w:r>
+                      <w:bookmarkStart w:id="1" w:name="_GoBack"/>
+                      <w:bookmarkEnd w:id="1"/>
+                    </w:p>
                   </w:txbxContent>
                 </v:textbox>
                 <w10:wrap type="square"/>
@@ -4974,13 +5040,8 @@
         </w:rPr>
       </w:pPr>
       <w:r>
-        <w:t>Töltse fel a távoli repositoryba</w:t>
+        <w:t>Töltse fel a távoli repositoryba!</w:t>
       </w:r>
-      <w:r>
-        <w:t>!</w:t>
-      </w:r>
-      <w:bookmarkStart w:id="0" w:name="_GoBack"/>
-      <w:bookmarkEnd w:id="0"/>
     </w:p>
     <w:p>
       <w:pPr>
@@ -8017,20 +8078,20 @@
 </file>
 
 <file path=customXml/item2.xml><?xml version="1.0" encoding="utf-8"?>
+<p:properties xmlns:p="http://schemas.microsoft.com/office/2006/metadata/properties" xmlns:xsi="http://www.w3.org/2001/XMLSchema-instance" xmlns:pc="http://schemas.microsoft.com/office/infopath/2007/PartnerControls">
+  <documentManagement>
+    <_activity xmlns="e035496d-b607-494a-b68c-257e6db10ce7" xsi:nil="true"/>
+  </documentManagement>
+</p:properties>
+</file>
+
+<file path=customXml/item3.xml><?xml version="1.0" encoding="utf-8"?>
 <?mso-contentType ?>
 <FormTemplates xmlns="http://schemas.microsoft.com/sharepoint/v3/contenttype/forms">
   <Display>DocumentLibraryForm</Display>
   <Edit>DocumentLibraryForm</Edit>
   <New>DocumentLibraryForm</New>
 </FormTemplates>
-</file>
-
-<file path=customXml/item3.xml><?xml version="1.0" encoding="utf-8"?>
-<p:properties xmlns:p="http://schemas.microsoft.com/office/2006/metadata/properties" xmlns:xsi="http://www.w3.org/2001/XMLSchema-instance" xmlns:pc="http://schemas.microsoft.com/office/infopath/2007/PartnerControls">
-  <documentManagement>
-    <_activity xmlns="e035496d-b607-494a-b68c-257e6db10ce7" xsi:nil="true"/>
-  </documentManagement>
-</p:properties>
 </file>
 
 <file path=customXml/item4.xml><?xml version="1.0" encoding="utf-8"?>
@@ -8057,14 +8118,6 @@
 </file>
 
 <file path=customXml/itemProps2.xml><?xml version="1.0" encoding="utf-8"?>
-<ds:datastoreItem xmlns:ds="http://schemas.openxmlformats.org/officeDocument/2006/customXml" ds:itemID="{B567B229-CA5A-4E06-BCDD-B4521B6F7A9F}">
-  <ds:schemaRefs>
-    <ds:schemaRef ds:uri="http://schemas.microsoft.com/sharepoint/v3/contenttype/forms"/>
-  </ds:schemaRefs>
-</ds:datastoreItem>
-</file>
-
-<file path=customXml/itemProps3.xml><?xml version="1.0" encoding="utf-8"?>
 <ds:datastoreItem xmlns:ds="http://schemas.openxmlformats.org/officeDocument/2006/customXml" ds:itemID="{B77A70F7-976B-4C43-8EF3-C3C33C8355A0}">
   <ds:schemaRefs>
     <ds:schemaRef ds:uri="http://schemas.microsoft.com/office/2006/metadata/properties"/>
@@ -8074,8 +8127,16 @@
 </ds:datastoreItem>
 </file>
 
+<file path=customXml/itemProps3.xml><?xml version="1.0" encoding="utf-8"?>
+<ds:datastoreItem xmlns:ds="http://schemas.openxmlformats.org/officeDocument/2006/customXml" ds:itemID="{B567B229-CA5A-4E06-BCDD-B4521B6F7A9F}">
+  <ds:schemaRefs>
+    <ds:schemaRef ds:uri="http://schemas.microsoft.com/sharepoint/v3/contenttype/forms"/>
+  </ds:schemaRefs>
+</ds:datastoreItem>
+</file>
+
 <file path=customXml/itemProps4.xml><?xml version="1.0" encoding="utf-8"?>
-<ds:datastoreItem xmlns:ds="http://schemas.openxmlformats.org/officeDocument/2006/customXml" ds:itemID="{B2A27E3A-3448-4F3E-9D9B-604CCC0714DD}">
+<ds:datastoreItem xmlns:ds="http://schemas.openxmlformats.org/officeDocument/2006/customXml" ds:itemID="{9C4823F8-EB38-48E3-BB8E-465C4A0CF13B}">
   <ds:schemaRefs>
     <ds:schemaRef ds:uri="http://schemas.openxmlformats.org/officeDocument/2006/bibliography"/>
   </ds:schemaRefs>

--- a/Horváth-Bence.docx
+++ b/Horváth-Bence.docx
@@ -459,7 +459,7 @@
                               <a:ln>
                                 <a:extLst>
                                   <a:ext uri="{C807C97D-BFC1-408E-A445-0C87EB9F89A2}">
-                                    <ask:lineSketchStyleProps xmlns="" xmlns:o="urn:schemas-microsoft-com:office:office" xmlns:oel="http://schemas.microsoft.com/office/2019/extlst" xmlns:v="urn:schemas-microsoft-com:vml" xmlns:w10="urn:schemas-microsoft-com:office:word" xmlns:w="http://schemas.openxmlformats.org/wordprocessingml/2006/main" xmlns:w16cex="http://schemas.microsoft.com/office/word/2018/wordml/cex" xmlns:w16="http://schemas.microsoft.com/office/word/2018/wordml" xmlns:w16du="http://schemas.microsoft.com/office/word/2023/wordml/word16du" xmlns:w16sdtdh="http://schemas.microsoft.com/office/word/2020/wordml/sdtdatahash" xmlns:ask="http://schemas.microsoft.com/office/drawing/2018/sketchyshapes" sd="3886230498">
+                                    <ask:lineSketchStyleProps xmlns:ask="http://schemas.microsoft.com/office/drawing/2018/sketchyshapes" xmlns:w16sdtdh="http://schemas.microsoft.com/office/word/2020/wordml/sdtdatahash" xmlns:w16du="http://schemas.microsoft.com/office/word/2023/wordml/word16du" xmlns:w16="http://schemas.microsoft.com/office/word/2018/wordml" xmlns:w16cex="http://schemas.microsoft.com/office/word/2018/wordml/cex" xmlns:w="http://schemas.openxmlformats.org/wordprocessingml/2006/main" xmlns:w10="urn:schemas-microsoft-com:office:word" xmlns:v="urn:schemas-microsoft-com:vml" xmlns:oel="http://schemas.microsoft.com/office/2019/extlst" xmlns:o="urn:schemas-microsoft-com:office:office" xmlns="" sd="3886230498">
                                       <a:prstGeom prst="roundRect">
                                         <a:avLst/>
                                       </a:prstGeom>
@@ -1080,7 +1080,7 @@
                               <a:ln>
                                 <a:extLst>
                                   <a:ext uri="{C807C97D-BFC1-408E-A445-0C87EB9F89A2}">
-                                    <ask:lineSketchStyleProps xmlns="" xmlns:o="urn:schemas-microsoft-com:office:office" xmlns:oel="http://schemas.microsoft.com/office/2019/extlst" xmlns:v="urn:schemas-microsoft-com:vml" xmlns:w10="urn:schemas-microsoft-com:office:word" xmlns:w="http://schemas.openxmlformats.org/wordprocessingml/2006/main" xmlns:w16cex="http://schemas.microsoft.com/office/word/2018/wordml/cex" xmlns:w16="http://schemas.microsoft.com/office/word/2018/wordml" xmlns:w16du="http://schemas.microsoft.com/office/word/2023/wordml/word16du" xmlns:w16sdtdh="http://schemas.microsoft.com/office/word/2020/wordml/sdtdatahash" xmlns:ask="http://schemas.microsoft.com/office/drawing/2018/sketchyshapes" sd="3886230498">
+                                    <ask:lineSketchStyleProps xmlns:ask="http://schemas.microsoft.com/office/drawing/2018/sketchyshapes" xmlns:w16sdtdh="http://schemas.microsoft.com/office/word/2020/wordml/sdtdatahash" xmlns:w16du="http://schemas.microsoft.com/office/word/2023/wordml/word16du" xmlns:w16="http://schemas.microsoft.com/office/word/2018/wordml" xmlns:w16cex="http://schemas.microsoft.com/office/word/2018/wordml/cex" xmlns:w="http://schemas.openxmlformats.org/wordprocessingml/2006/main" xmlns:w10="urn:schemas-microsoft-com:office:word" xmlns:v="urn:schemas-microsoft-com:vml" xmlns:oel="http://schemas.microsoft.com/office/2019/extlst" xmlns:o="urn:schemas-microsoft-com:office:office" xmlns="" sd="3886230498">
                                       <a:prstGeom prst="roundRect">
                                         <a:avLst/>
                                       </a:prstGeom>
@@ -1497,7 +1497,7 @@
                               <a:ln>
                                 <a:extLst>
                                   <a:ext uri="{C807C97D-BFC1-408E-A445-0C87EB9F89A2}">
-                                    <ask:lineSketchStyleProps xmlns="" xmlns:o="urn:schemas-microsoft-com:office:office" xmlns:oel="http://schemas.microsoft.com/office/2019/extlst" xmlns:v="urn:schemas-microsoft-com:vml" xmlns:w10="urn:schemas-microsoft-com:office:word" xmlns:w="http://schemas.openxmlformats.org/wordprocessingml/2006/main" xmlns:w16cex="http://schemas.microsoft.com/office/word/2018/wordml/cex" xmlns:w16="http://schemas.microsoft.com/office/word/2018/wordml" xmlns:w16du="http://schemas.microsoft.com/office/word/2023/wordml/word16du" xmlns:w16sdtdh="http://schemas.microsoft.com/office/word/2020/wordml/sdtdatahash" xmlns:ask="http://schemas.microsoft.com/office/drawing/2018/sketchyshapes" sd="3886230498">
+                                    <ask:lineSketchStyleProps xmlns:ask="http://schemas.microsoft.com/office/drawing/2018/sketchyshapes" xmlns:w16sdtdh="http://schemas.microsoft.com/office/word/2020/wordml/sdtdatahash" xmlns:w16du="http://schemas.microsoft.com/office/word/2023/wordml/word16du" xmlns:w16="http://schemas.microsoft.com/office/word/2018/wordml" xmlns:w16cex="http://schemas.microsoft.com/office/word/2018/wordml/cex" xmlns:w="http://schemas.openxmlformats.org/wordprocessingml/2006/main" xmlns:w10="urn:schemas-microsoft-com:office:word" xmlns:v="urn:schemas-microsoft-com:vml" xmlns:oel="http://schemas.microsoft.com/office/2019/extlst" xmlns:o="urn:schemas-microsoft-com:office:office" xmlns="" sd="3886230498">
                                       <a:prstGeom prst="roundRect">
                                         <a:avLst/>
                                       </a:prstGeom>
@@ -2018,7 +2018,7 @@
                               <a:ln>
                                 <a:extLst>
                                   <a:ext uri="{C807C97D-BFC1-408E-A445-0C87EB9F89A2}">
-                                    <ask:lineSketchStyleProps xmlns="" xmlns:o="urn:schemas-microsoft-com:office:office" xmlns:oel="http://schemas.microsoft.com/office/2019/extlst" xmlns:v="urn:schemas-microsoft-com:vml" xmlns:w10="urn:schemas-microsoft-com:office:word" xmlns:w="http://schemas.openxmlformats.org/wordprocessingml/2006/main" xmlns:w16cex="http://schemas.microsoft.com/office/word/2018/wordml/cex" xmlns:w16="http://schemas.microsoft.com/office/word/2018/wordml" xmlns:w16du="http://schemas.microsoft.com/office/word/2023/wordml/word16du" xmlns:w16sdtdh="http://schemas.microsoft.com/office/word/2020/wordml/sdtdatahash" xmlns:ask="http://schemas.microsoft.com/office/drawing/2018/sketchyshapes" sd="3886230498">
+                                    <ask:lineSketchStyleProps xmlns:ask="http://schemas.microsoft.com/office/drawing/2018/sketchyshapes" xmlns:w16sdtdh="http://schemas.microsoft.com/office/word/2020/wordml/sdtdatahash" xmlns:w16du="http://schemas.microsoft.com/office/word/2023/wordml/word16du" xmlns:w16="http://schemas.microsoft.com/office/word/2018/wordml" xmlns:w16cex="http://schemas.microsoft.com/office/word/2018/wordml/cex" xmlns:w="http://schemas.openxmlformats.org/wordprocessingml/2006/main" xmlns:w10="urn:schemas-microsoft-com:office:word" xmlns:v="urn:schemas-microsoft-com:vml" xmlns:oel="http://schemas.microsoft.com/office/2019/extlst" xmlns:o="urn:schemas-microsoft-com:office:office" xmlns="" sd="3886230498">
                                       <a:prstGeom prst="roundRect">
                                         <a:avLst/>
                                       </a:prstGeom>
@@ -2359,18 +2359,18 @@
               <mc:AlternateContent>
                 <mc:Choice Requires="wps">
                   <w:drawing>
-                    <wp:anchor distT="0" distB="0" distL="114300" distR="114300" simplePos="0" relativeHeight="251774976" behindDoc="0" locked="0" layoutInCell="1" allowOverlap="1" wp14:anchorId="4FA34BB3" wp14:editId="0D76EE32">
+                    <wp:anchor distT="0" distB="0" distL="114300" distR="114300" simplePos="0" relativeHeight="251785216" behindDoc="0" locked="0" layoutInCell="1" allowOverlap="1" wp14:anchorId="7220A110" wp14:editId="46E9D213">
                       <wp:simplePos x="0" y="0"/>
                       <wp:positionH relativeFrom="page">
-                        <wp:posOffset>-42545</wp:posOffset>
+                        <wp:posOffset>-10657</wp:posOffset>
                       </wp:positionH>
                       <wp:positionV relativeFrom="page">
-                        <wp:posOffset>-27305</wp:posOffset>
+                        <wp:posOffset>6350</wp:posOffset>
                       </wp:positionV>
                       <wp:extent cx="1691640" cy="719455"/>
                       <wp:effectExtent l="38100" t="38100" r="118110" b="118745"/>
                       <wp:wrapNone/>
-                      <wp:docPr id="359704883" name="Téglalap: lekerekített 1"/>
+                      <wp:docPr id="35" name="Téglalap: lekerekített 1"/>
                       <wp:cNvGraphicFramePr/>
                       <a:graphic xmlns:a="http://schemas.openxmlformats.org/drawingml/2006/main">
                         <a:graphicData uri="http://schemas.microsoft.com/office/word/2010/wordprocessingShape">
@@ -2595,7 +2595,7 @@
                               <a:ln>
                                 <a:extLst>
                                   <a:ext uri="{C807C97D-BFC1-408E-A445-0C87EB9F89A2}">
-                                    <ask:lineSketchStyleProps xmlns="" xmlns:o="urn:schemas-microsoft-com:office:office" xmlns:oel="http://schemas.microsoft.com/office/2019/extlst" xmlns:v="urn:schemas-microsoft-com:vml" xmlns:w10="urn:schemas-microsoft-com:office:word" xmlns:w="http://schemas.openxmlformats.org/wordprocessingml/2006/main" xmlns:w16cex="http://schemas.microsoft.com/office/word/2018/wordml/cex" xmlns:w16="http://schemas.microsoft.com/office/word/2018/wordml" xmlns:w16du="http://schemas.microsoft.com/office/word/2023/wordml/word16du" xmlns:w16sdtdh="http://schemas.microsoft.com/office/word/2020/wordml/sdtdatahash" xmlns:ask="http://schemas.microsoft.com/office/drawing/2018/sketchyshapes" sd="3886230498">
+                                    <ask:lineSketchStyleProps xmlns:ask="http://schemas.microsoft.com/office/drawing/2018/sketchyshapes" xmlns:w16sdtdh="http://schemas.microsoft.com/office/word/2020/wordml/sdtdatahash" xmlns:w16du="http://schemas.microsoft.com/office/word/2023/wordml/word16du" xmlns:w16="http://schemas.microsoft.com/office/word/2018/wordml" xmlns:w16cex="http://schemas.microsoft.com/office/word/2018/wordml/cex" xmlns:w="http://schemas.openxmlformats.org/wordprocessingml/2006/main" xmlns:w10="urn:schemas-microsoft-com:office:word" xmlns:v="urn:schemas-microsoft-com:vml" xmlns:oel="http://schemas.microsoft.com/office/2019/extlst" xmlns:o="urn:schemas-microsoft-com:office:office" xmlns="" sd="3886230498">
                                       <a:prstGeom prst="roundRect">
                                         <a:avLst/>
                                       </a:prstGeom>
@@ -2641,23 +2641,16 @@
                                       <w:lang w:val="hu-HU"/>
                                     </w:rPr>
                                   </w:pPr>
+                                  <w:bookmarkStart w:id="0" w:name="_GoBack"/>
                                   <w:r>
                                     <w:rPr>
                                       <w:rStyle w:val="Angol"/>
                                       <w:b/>
                                       <w:bCs/>
                                     </w:rPr>
-                                    <w:t xml:space="preserve">Source </w:t>
+                                    <w:t>Repository</w:t>
                                   </w:r>
-                                  <w:r>
-                                    <w:rPr>
-                                      <w:rStyle w:val="Angol"/>
-                                      <w:b/>
-                                      <w:bCs/>
-                                    </w:rPr>
-                                    <w:br/>
-                                    <w:t xml:space="preserve">Control </w:t>
-                                  </w:r>
+                                  <w:bookmarkEnd w:id="0"/>
                                 </w:p>
                               </w:txbxContent>
                             </wps:txbx>
@@ -2681,7 +2674,7 @@
                 </mc:Choice>
                 <mc:Fallback>
                   <w:pict>
-                    <v:shape w14:anchorId="4FA34BB3" id="_x0000_s1030" style="position:absolute;left:0;text-align:left;margin-left:-3.35pt;margin-top:-2.15pt;width:133.2pt;height:56.65pt;z-index:251774976;visibility:visible;mso-wrap-style:square;mso-width-percent:0;mso-height-percent:0;mso-wrap-distance-left:9pt;mso-wrap-distance-top:0;mso-wrap-distance-right:9pt;mso-wrap-distance-bottom:0;mso-position-horizontal:absolute;mso-position-horizontal-relative:page;mso-position-vertical:absolute;mso-position-vertical-relative:page;mso-width-percent:0;mso-height-percent:0;mso-width-relative:margin;mso-height-relative:margin;v-text-anchor:middle" coordsize="1799590,791845" o:spt="100" o:gfxdata="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" adj="-11796480,,5400" path="m,131977nfc-3136,74020,45686,1212,131977,,310836,-14593,496240,5232,659212,v162973,-5232,262458,-19982,511879,c1420512,19982,1545205,-12153,1667613,v76222,-6299,142821,71820,131977,131977c1791292,292193,1773209,434506,1799590,659868v10825,77990,-45463,143914,-131977,131977c1431453,809592,1373763,785877,1186447,791845v-187316,5968,-290777,3081,-465810,c545604,788765,373512,789436,131977,791845,64886,806690,-13406,737295,,659868,5186,410436,3283,370806,,131977xem,131977nsc1915,58945,60771,6148,131977,,350563,22639,436111,-8943,613143,v177032,8943,241550,1601,465810,c1303213,-1601,1377214,-2351,1667613,v81668,-12296,134413,69975,131977,131977c1814222,259125,1815672,442828,1799590,659868v-3450,64264,-71074,131218,-131977,131977c1435494,768936,1375016,770409,1201803,791845v-173213,21437,-256386,-11467,-481166,c495857,803312,416187,816838,131977,791845,58420,784620,11280,724441,,659868,7300,408801,-8607,349115,,131977xe" fillcolor="#00b050" strokecolor="#09101d [484]" strokeweight="1pt">
+                    <v:shape w14:anchorId="7220A110" id="_x0000_s1030" style="position:absolute;left:0;text-align:left;margin-left:-.85pt;margin-top:.5pt;width:133.2pt;height:56.65pt;z-index:251785216;visibility:visible;mso-wrap-style:square;mso-width-percent:0;mso-height-percent:0;mso-wrap-distance-left:9pt;mso-wrap-distance-top:0;mso-wrap-distance-right:9pt;mso-wrap-distance-bottom:0;mso-position-horizontal:absolute;mso-position-horizontal-relative:page;mso-position-vertical:absolute;mso-position-vertical-relative:page;mso-width-percent:0;mso-height-percent:0;mso-width-relative:margin;mso-height-relative:margin;v-text-anchor:middle" coordsize="1799590,791845" o:spt="100" o:gfxdata="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" adj="-11796480,,5400" path="m,131977nfc-3136,74020,45686,1212,131977,,310836,-14593,496240,5232,659212,v162973,-5232,262458,-19982,511879,c1420512,19982,1545205,-12153,1667613,v76222,-6299,142821,71820,131977,131977c1791292,292193,1773209,434506,1799590,659868v10825,77990,-45463,143914,-131977,131977c1431453,809592,1373763,785877,1186447,791845v-187316,5968,-290777,3081,-465810,c545604,788765,373512,789436,131977,791845,64886,806690,-13406,737295,,659868,5186,410436,3283,370806,,131977xem,131977nsc1915,58945,60771,6148,131977,,350563,22639,436111,-8943,613143,v177032,8943,241550,1601,465810,c1303213,-1601,1377214,-2351,1667613,v81668,-12296,134413,69975,131977,131977c1814222,259125,1815672,442828,1799590,659868v-3450,64264,-71074,131218,-131977,131977c1435494,768936,1375016,770409,1201803,791845v-173213,21437,-256386,-11467,-481166,c495857,803312,416187,816838,131977,791845,58420,784620,11280,724441,,659868,7300,408801,-8607,349115,,131977xe" fillcolor="#00b050" strokecolor="#09101d [484]" strokeweight="1pt">
                       <v:stroke joinstyle="miter"/>
                       <v:shadow on="t" color="black" opacity="26214f" origin="-.5,-.5" offset=".74836mm,.74836mm"/>
                       <v:formulas/>
@@ -2697,23 +2690,16 @@
                                 <w:lang w:val="hu-HU"/>
                               </w:rPr>
                             </w:pPr>
+                            <w:bookmarkStart w:id="1" w:name="_GoBack"/>
                             <w:r>
                               <w:rPr>
                                 <w:rStyle w:val="Angol"/>
                                 <w:b/>
                                 <w:bCs/>
                               </w:rPr>
-                              <w:t xml:space="preserve">Source </w:t>
+                              <w:t>Repository</w:t>
                             </w:r>
-                            <w:r>
-                              <w:rPr>
-                                <w:rStyle w:val="Angol"/>
-                                <w:b/>
-                                <w:bCs/>
-                              </w:rPr>
-                              <w:br/>
-                              <w:t xml:space="preserve">Control </w:t>
-                            </w:r>
+                            <w:bookmarkEnd w:id="1"/>
                           </w:p>
                         </w:txbxContent>
                       </v:textbox>
@@ -3030,7 +3016,7 @@
                               <a:ln>
                                 <a:extLst>
                                   <a:ext uri="{C807C97D-BFC1-408E-A445-0C87EB9F89A2}">
-                                    <ask:lineSketchStyleProps xmlns="" xmlns:o="urn:schemas-microsoft-com:office:office" xmlns:oel="http://schemas.microsoft.com/office/2019/extlst" xmlns:v="urn:schemas-microsoft-com:vml" xmlns:w10="urn:schemas-microsoft-com:office:word" xmlns:w="http://schemas.openxmlformats.org/wordprocessingml/2006/main" xmlns:w16cex="http://schemas.microsoft.com/office/word/2018/wordml/cex" xmlns:w16="http://schemas.microsoft.com/office/word/2018/wordml" xmlns:w16du="http://schemas.microsoft.com/office/word/2023/wordml/word16du" xmlns:w16sdtdh="http://schemas.microsoft.com/office/word/2020/wordml/sdtdatahash" xmlns:ask="http://schemas.microsoft.com/office/drawing/2018/sketchyshapes" sd="3886230498">
+                                    <ask:lineSketchStyleProps xmlns:ask="http://schemas.microsoft.com/office/drawing/2018/sketchyshapes" xmlns:w16sdtdh="http://schemas.microsoft.com/office/word/2020/wordml/sdtdatahash" xmlns:w16du="http://schemas.microsoft.com/office/word/2023/wordml/word16du" xmlns:w16="http://schemas.microsoft.com/office/word/2018/wordml" xmlns:w16cex="http://schemas.microsoft.com/office/word/2018/wordml/cex" xmlns:w="http://schemas.openxmlformats.org/wordprocessingml/2006/main" xmlns:w10="urn:schemas-microsoft-com:office:word" xmlns:v="urn:schemas-microsoft-com:vml" xmlns:oel="http://schemas.microsoft.com/office/2019/extlst" xmlns:o="urn:schemas-microsoft-com:office:office" xmlns="" sd="3886230498">
                                       <a:prstGeom prst="roundRect">
                                         <a:avLst/>
                                       </a:prstGeom>
@@ -3623,7 +3609,7 @@
                               <a:ln>
                                 <a:extLst>
                                   <a:ext uri="{C807C97D-BFC1-408E-A445-0C87EB9F89A2}">
-                                    <ask:lineSketchStyleProps xmlns="" xmlns:o="urn:schemas-microsoft-com:office:office" xmlns:oel="http://schemas.microsoft.com/office/2019/extlst" xmlns:v="urn:schemas-microsoft-com:vml" xmlns:w10="urn:schemas-microsoft-com:office:word" xmlns:w="http://schemas.openxmlformats.org/wordprocessingml/2006/main" xmlns:w16cex="http://schemas.microsoft.com/office/word/2018/wordml/cex" xmlns:w16="http://schemas.microsoft.com/office/word/2018/wordml" xmlns:w16du="http://schemas.microsoft.com/office/word/2023/wordml/word16du" xmlns:w16sdtdh="http://schemas.microsoft.com/office/word/2020/wordml/sdtdatahash" xmlns:ask="http://schemas.microsoft.com/office/drawing/2018/sketchyshapes" sd="3886230498">
+                                    <ask:lineSketchStyleProps xmlns:ask="http://schemas.microsoft.com/office/drawing/2018/sketchyshapes" xmlns:w16sdtdh="http://schemas.microsoft.com/office/word/2020/wordml/sdtdatahash" xmlns:w16du="http://schemas.microsoft.com/office/word/2023/wordml/word16du" xmlns:w16="http://schemas.microsoft.com/office/word/2018/wordml" xmlns:w16cex="http://schemas.microsoft.com/office/word/2018/wordml/cex" xmlns:w="http://schemas.openxmlformats.org/wordprocessingml/2006/main" xmlns:w10="urn:schemas-microsoft-com:office:word" xmlns:v="urn:schemas-microsoft-com:vml" xmlns:oel="http://schemas.microsoft.com/office/2019/extlst" xmlns:o="urn:schemas-microsoft-com:office:office" xmlns="" sd="3886230498">
                                       <a:prstGeom prst="roundRect">
                                         <a:avLst/>
                                       </a:prstGeom>
@@ -3751,18 +3737,18 @@
         <mc:AlternateContent>
           <mc:Choice Requires="wps">
             <w:drawing>
-              <wp:anchor distT="0" distB="0" distL="114300" distR="114300" simplePos="0" relativeHeight="251785216" behindDoc="0" locked="0" layoutInCell="1" allowOverlap="1" wp14:anchorId="7220A110" wp14:editId="71F5FF61">
+              <wp:anchor distT="0" distB="0" distL="114300" distR="114300" simplePos="0" relativeHeight="251774976" behindDoc="0" locked="0" layoutInCell="1" allowOverlap="1" wp14:anchorId="4FA34BB3" wp14:editId="3F439B80">
                 <wp:simplePos x="0" y="0"/>
                 <wp:positionH relativeFrom="page">
-                  <wp:posOffset>5713095</wp:posOffset>
+                  <wp:posOffset>5840123</wp:posOffset>
                 </wp:positionH>
                 <wp:positionV relativeFrom="page">
-                  <wp:posOffset>469265</wp:posOffset>
+                  <wp:posOffset>419486</wp:posOffset>
                 </wp:positionV>
                 <wp:extent cx="1691640" cy="719455"/>
                 <wp:effectExtent l="38100" t="38100" r="118110" b="118745"/>
                 <wp:wrapNone/>
-                <wp:docPr id="35" name="Téglalap: lekerekített 1"/>
+                <wp:docPr id="359704883" name="Téglalap: lekerekített 1"/>
                 <wp:cNvGraphicFramePr/>
                 <a:graphic xmlns:a="http://schemas.openxmlformats.org/drawingml/2006/main">
                   <a:graphicData uri="http://schemas.microsoft.com/office/word/2010/wordprocessingShape">
@@ -3987,7 +3973,7 @@
                         <a:ln>
                           <a:extLst>
                             <a:ext uri="{C807C97D-BFC1-408E-A445-0C87EB9F89A2}">
-                              <ask:lineSketchStyleProps xmlns="" xmlns:o="urn:schemas-microsoft-com:office:office" xmlns:oel="http://schemas.microsoft.com/office/2019/extlst" xmlns:v="urn:schemas-microsoft-com:vml" xmlns:w10="urn:schemas-microsoft-com:office:word" xmlns:w="http://schemas.openxmlformats.org/wordprocessingml/2006/main" xmlns:w16cex="http://schemas.microsoft.com/office/word/2018/wordml/cex" xmlns:w16="http://schemas.microsoft.com/office/word/2018/wordml" xmlns:w16du="http://schemas.microsoft.com/office/word/2023/wordml/word16du" xmlns:w16sdtdh="http://schemas.microsoft.com/office/word/2020/wordml/sdtdatahash" xmlns:ask="http://schemas.microsoft.com/office/drawing/2018/sketchyshapes" sd="3886230498">
+                              <ask:lineSketchStyleProps xmlns:ask="http://schemas.microsoft.com/office/drawing/2018/sketchyshapes" xmlns:w16sdtdh="http://schemas.microsoft.com/office/word/2020/wordml/sdtdatahash" xmlns:w16du="http://schemas.microsoft.com/office/word/2023/wordml/word16du" xmlns:w16="http://schemas.microsoft.com/office/word/2018/wordml" xmlns:w16cex="http://schemas.microsoft.com/office/word/2018/wordml/cex" xmlns:w="http://schemas.openxmlformats.org/wordprocessingml/2006/main" xmlns:w10="urn:schemas-microsoft-com:office:word" xmlns:v="urn:schemas-microsoft-com:vml" xmlns:oel="http://schemas.microsoft.com/office/2019/extlst" xmlns:o="urn:schemas-microsoft-com:office:office" xmlns="" sd="3886230498">
                                 <a:prstGeom prst="roundRect">
                                   <a:avLst/>
                                 </a:prstGeom>
@@ -4039,7 +4025,16 @@
                                 <w:b/>
                                 <w:bCs/>
                               </w:rPr>
-                              <w:t>Repository</w:t>
+                              <w:t xml:space="preserve">Source </w:t>
+                            </w:r>
+                            <w:r>
+                              <w:rPr>
+                                <w:rStyle w:val="Angol"/>
+                                <w:b/>
+                                <w:bCs/>
+                              </w:rPr>
+                              <w:br/>
+                              <w:t xml:space="preserve">Control </w:t>
                             </w:r>
                           </w:p>
                         </w:txbxContent>
@@ -4064,7 +4059,7 @@
           </mc:Choice>
           <mc:Fallback>
             <w:pict>
-              <v:shape w14:anchorId="7220A110" id="_x0000_s1033" style="position:absolute;left:0;text-align:left;margin-left:449.85pt;margin-top:36.95pt;width:133.2pt;height:56.65pt;z-index:251785216;visibility:visible;mso-wrap-style:square;mso-width-percent:0;mso-height-percent:0;mso-wrap-distance-left:9pt;mso-wrap-distance-top:0;mso-wrap-distance-right:9pt;mso-wrap-distance-bottom:0;mso-position-horizontal:absolute;mso-position-horizontal-relative:page;mso-position-vertical:absolute;mso-position-vertical-relative:page;mso-width-percent:0;mso-height-percent:0;mso-width-relative:margin;mso-height-relative:margin;v-text-anchor:middle" coordsize="1799590,791845" o:spt="100" o:gfxdata="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" adj="-11796480,,5400" path="m,131977nfc-3136,74020,45686,1212,131977,,310836,-14593,496240,5232,659212,v162973,-5232,262458,-19982,511879,c1420512,19982,1545205,-12153,1667613,v76222,-6299,142821,71820,131977,131977c1791292,292193,1773209,434506,1799590,659868v10825,77990,-45463,143914,-131977,131977c1431453,809592,1373763,785877,1186447,791845v-187316,5968,-290777,3081,-465810,c545604,788765,373512,789436,131977,791845,64886,806690,-13406,737295,,659868,5186,410436,3283,370806,,131977xem,131977nsc1915,58945,60771,6148,131977,,350563,22639,436111,-8943,613143,v177032,8943,241550,1601,465810,c1303213,-1601,1377214,-2351,1667613,v81668,-12296,134413,69975,131977,131977c1814222,259125,1815672,442828,1799590,659868v-3450,64264,-71074,131218,-131977,131977c1435494,768936,1375016,770409,1201803,791845v-173213,21437,-256386,-11467,-481166,c495857,803312,416187,816838,131977,791845,58420,784620,11280,724441,,659868,7300,408801,-8607,349115,,131977xe" fillcolor="#00b050" strokecolor="#09101d [484]" strokeweight="1pt">
+              <v:shape w14:anchorId="4FA34BB3" id="_x0000_s1033" style="position:absolute;left:0;text-align:left;margin-left:459.85pt;margin-top:33.05pt;width:133.2pt;height:56.65pt;z-index:251774976;visibility:visible;mso-wrap-style:square;mso-width-percent:0;mso-height-percent:0;mso-wrap-distance-left:9pt;mso-wrap-distance-top:0;mso-wrap-distance-right:9pt;mso-wrap-distance-bottom:0;mso-position-horizontal:absolute;mso-position-horizontal-relative:page;mso-position-vertical:absolute;mso-position-vertical-relative:page;mso-width-percent:0;mso-height-percent:0;mso-width-relative:margin;mso-height-relative:margin;v-text-anchor:middle" coordsize="1799590,791845" o:spt="100" o:gfxdata="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" adj="-11796480,,5400" path="m,131977nfc-3136,74020,45686,1212,131977,,310836,-14593,496240,5232,659212,v162973,-5232,262458,-19982,511879,c1420512,19982,1545205,-12153,1667613,v76222,-6299,142821,71820,131977,131977c1791292,292193,1773209,434506,1799590,659868v10825,77990,-45463,143914,-131977,131977c1431453,809592,1373763,785877,1186447,791845v-187316,5968,-290777,3081,-465810,c545604,788765,373512,789436,131977,791845,64886,806690,-13406,737295,,659868,5186,410436,3283,370806,,131977xem,131977nsc1915,58945,60771,6148,131977,,350563,22639,436111,-8943,613143,v177032,8943,241550,1601,465810,c1303213,-1601,1377214,-2351,1667613,v81668,-12296,134413,69975,131977,131977c1814222,259125,1815672,442828,1799590,659868v-3450,64264,-71074,131218,-131977,131977c1435494,768936,1375016,770409,1201803,791845v-173213,21437,-256386,-11467,-481166,c495857,803312,416187,816838,131977,791845,58420,784620,11280,724441,,659868,7300,408801,-8607,349115,,131977xe" fillcolor="#00b050" strokecolor="#09101d [484]" strokeweight="1pt">
                 <v:stroke joinstyle="miter"/>
                 <v:shadow on="t" color="black" opacity="26214f" origin="-.5,-.5" offset=".74836mm,.74836mm"/>
                 <v:formulas/>
@@ -4086,7 +4081,16 @@
                           <w:b/>
                           <w:bCs/>
                         </w:rPr>
-                        <w:t>Repository</w:t>
+                        <w:t xml:space="preserve">Source </w:t>
+                      </w:r>
+                      <w:r>
+                        <w:rPr>
+                          <w:rStyle w:val="Angol"/>
+                          <w:b/>
+                          <w:bCs/>
+                        </w:rPr>
+                        <w:br/>
+                        <w:t xml:space="preserve">Control </w:t>
                       </w:r>
                     </w:p>
                   </w:txbxContent>
@@ -4814,8 +4818,6 @@
                             <w:r>
                               <w:t xml:space="preserve">Pusholni a githubra </w:t>
                             </w:r>
-                            <w:bookmarkStart w:id="0" w:name="_GoBack"/>
-                            <w:bookmarkEnd w:id="0"/>
                           </w:p>
                         </w:txbxContent>
                       </wps:txbx>
@@ -4840,8 +4842,6 @@
                       <w:r>
                         <w:t xml:space="preserve">Pusholni a githubra </w:t>
                       </w:r>
-                      <w:bookmarkStart w:id="1" w:name="_GoBack"/>
-                      <w:bookmarkEnd w:id="1"/>
                     </w:p>
                   </w:txbxContent>
                 </v:textbox>
@@ -7839,6 +7839,23 @@
 </file>
 
 <file path=customXml/item1.xml><?xml version="1.0" encoding="utf-8"?>
+<?mso-contentType ?>
+<FormTemplates xmlns="http://schemas.microsoft.com/sharepoint/v3/contenttype/forms">
+  <Display>DocumentLibraryForm</Display>
+  <Edit>DocumentLibraryForm</Edit>
+  <New>DocumentLibraryForm</New>
+</FormTemplates>
+</file>
+
+<file path=customXml/item2.xml><?xml version="1.0" encoding="utf-8"?>
+<p:properties xmlns:p="http://schemas.microsoft.com/office/2006/metadata/properties" xmlns:xsi="http://www.w3.org/2001/XMLSchema-instance" xmlns:pc="http://schemas.microsoft.com/office/infopath/2007/PartnerControls">
+  <documentManagement>
+    <_activity xmlns="e035496d-b607-494a-b68c-257e6db10ce7" xsi:nil="true"/>
+  </documentManagement>
+</p:properties>
+</file>
+
+<file path=customXml/item3.xml><?xml version="1.0" encoding="utf-8"?>
 <ct:contentTypeSchema xmlns:ct="http://schemas.microsoft.com/office/2006/metadata/contentType" xmlns:ma="http://schemas.microsoft.com/office/2006/metadata/properties/metaAttributes" ct:_="" ma:_="" ma:contentTypeName="Dokumentum" ma:contentTypeID="0x0101003C9FF174AC340248B18A6DA53002D746" ma:contentTypeVersion="16" ma:contentTypeDescription="Új dokumentum létrehozása." ma:contentTypeScope="" ma:versionID="60613c02b554289a0b12181fdcba0a3e">
   <xsd:schema xmlns:xsd="http://www.w3.org/2001/XMLSchema" xmlns:xs="http://www.w3.org/2001/XMLSchema" xmlns:p="http://schemas.microsoft.com/office/2006/metadata/properties" xmlns:ns3="1864150e-f017-4975-9acc-47ce8d819457" xmlns:ns4="e035496d-b607-494a-b68c-257e6db10ce7" targetNamespace="http://schemas.microsoft.com/office/2006/metadata/properties" ma:root="true" ma:fieldsID="098e3191f8d788b6fcc95944a4073da3" ns3:_="" ns4:_="">
     <xsd:import namespace="1864150e-f017-4975-9acc-47ce8d819457"/>
@@ -8077,28 +8094,29 @@
 </ct:contentTypeSchema>
 </file>
 
-<file path=customXml/item2.xml><?xml version="1.0" encoding="utf-8"?>
-<p:properties xmlns:p="http://schemas.microsoft.com/office/2006/metadata/properties" xmlns:xsi="http://www.w3.org/2001/XMLSchema-instance" xmlns:pc="http://schemas.microsoft.com/office/infopath/2007/PartnerControls">
-  <documentManagement>
-    <_activity xmlns="e035496d-b607-494a-b68c-257e6db10ce7" xsi:nil="true"/>
-  </documentManagement>
-</p:properties>
-</file>
-
-<file path=customXml/item3.xml><?xml version="1.0" encoding="utf-8"?>
-<?mso-contentType ?>
-<FormTemplates xmlns="http://schemas.microsoft.com/sharepoint/v3/contenttype/forms">
-  <Display>DocumentLibraryForm</Display>
-  <Edit>DocumentLibraryForm</Edit>
-  <New>DocumentLibraryForm</New>
-</FormTemplates>
-</file>
-
 <file path=customXml/item4.xml><?xml version="1.0" encoding="utf-8"?>
 <b:Sources xmlns:b="http://schemas.openxmlformats.org/officeDocument/2006/bibliography" xmlns="http://schemas.openxmlformats.org/officeDocument/2006/bibliography" SelectedStyle="\APASixthEditionOfficeOnline.xsl" StyleName="APA" Version="6"/>
 </file>
 
 <file path=customXml/itemProps1.xml><?xml version="1.0" encoding="utf-8"?>
+<ds:datastoreItem xmlns:ds="http://schemas.openxmlformats.org/officeDocument/2006/customXml" ds:itemID="{B567B229-CA5A-4E06-BCDD-B4521B6F7A9F}">
+  <ds:schemaRefs>
+    <ds:schemaRef ds:uri="http://schemas.microsoft.com/sharepoint/v3/contenttype/forms"/>
+  </ds:schemaRefs>
+</ds:datastoreItem>
+</file>
+
+<file path=customXml/itemProps2.xml><?xml version="1.0" encoding="utf-8"?>
+<ds:datastoreItem xmlns:ds="http://schemas.openxmlformats.org/officeDocument/2006/customXml" ds:itemID="{B77A70F7-976B-4C43-8EF3-C3C33C8355A0}">
+  <ds:schemaRefs>
+    <ds:schemaRef ds:uri="http://schemas.microsoft.com/office/2006/metadata/properties"/>
+    <ds:schemaRef ds:uri="http://schemas.microsoft.com/office/infopath/2007/PartnerControls"/>
+    <ds:schemaRef ds:uri="e035496d-b607-494a-b68c-257e6db10ce7"/>
+  </ds:schemaRefs>
+</ds:datastoreItem>
+</file>
+
+<file path=customXml/itemProps3.xml><?xml version="1.0" encoding="utf-8"?>
 <ds:datastoreItem xmlns:ds="http://schemas.openxmlformats.org/officeDocument/2006/customXml" ds:itemID="{25645EFD-3B47-4E3D-AA05-B09E34D6E60C}">
   <ds:schemaRefs>
     <ds:schemaRef ds:uri="http://schemas.microsoft.com/office/2006/metadata/contentType"/>
@@ -8117,26 +8135,8 @@
 </ds:datastoreItem>
 </file>
 
-<file path=customXml/itemProps2.xml><?xml version="1.0" encoding="utf-8"?>
-<ds:datastoreItem xmlns:ds="http://schemas.openxmlformats.org/officeDocument/2006/customXml" ds:itemID="{B77A70F7-976B-4C43-8EF3-C3C33C8355A0}">
-  <ds:schemaRefs>
-    <ds:schemaRef ds:uri="http://schemas.microsoft.com/office/2006/metadata/properties"/>
-    <ds:schemaRef ds:uri="http://schemas.microsoft.com/office/infopath/2007/PartnerControls"/>
-    <ds:schemaRef ds:uri="e035496d-b607-494a-b68c-257e6db10ce7"/>
-  </ds:schemaRefs>
-</ds:datastoreItem>
-</file>
-
-<file path=customXml/itemProps3.xml><?xml version="1.0" encoding="utf-8"?>
-<ds:datastoreItem xmlns:ds="http://schemas.openxmlformats.org/officeDocument/2006/customXml" ds:itemID="{B567B229-CA5A-4E06-BCDD-B4521B6F7A9F}">
-  <ds:schemaRefs>
-    <ds:schemaRef ds:uri="http://schemas.microsoft.com/sharepoint/v3/contenttype/forms"/>
-  </ds:schemaRefs>
-</ds:datastoreItem>
-</file>
-
 <file path=customXml/itemProps4.xml><?xml version="1.0" encoding="utf-8"?>
-<ds:datastoreItem xmlns:ds="http://schemas.openxmlformats.org/officeDocument/2006/customXml" ds:itemID="{9C4823F8-EB38-48E3-BB8E-465C4A0CF13B}">
+<ds:datastoreItem xmlns:ds="http://schemas.openxmlformats.org/officeDocument/2006/customXml" ds:itemID="{86396A65-3722-4D6A-B23A-4ACE8B222EBB}">
   <ds:schemaRefs>
     <ds:schemaRef ds:uri="http://schemas.openxmlformats.org/officeDocument/2006/bibliography"/>
   </ds:schemaRefs>
